--- a/Программирование/Экзамен 2 Сем/ответы.docx
+++ b/Программирование/Экзамен 2 Сем/ответы.docx
@@ -1,6 +1,6 @@
 
 <file path=word/document.xml><?xml version="1.0" encoding="utf-8"?>
-<w:document xmlns:wpc="http://schemas.microsoft.com/office/word/2010/wordprocessingCanvas" xmlns:cx="http://schemas.microsoft.com/office/drawing/2014/chartex" xmlns:cx1="http://schemas.microsoft.com/office/drawing/2015/9/8/chartex" xmlns:cx2="http://schemas.microsoft.com/office/drawing/2015/10/21/chartex" xmlns:cx3="http://schemas.microsoft.com/office/drawing/2016/5/9/chartex" xmlns:cx4="http://schemas.microsoft.com/office/drawing/2016/5/10/chartex" xmlns:cx5="http://schemas.microsoft.com/office/drawing/2016/5/11/chartex" xmlns:cx6="http://schemas.microsoft.com/office/drawing/2016/5/12/chartex" xmlns:cx7="http://schemas.microsoft.com/office/drawing/2016/5/13/chartex" xmlns:cx8="http://schemas.microsoft.com/office/drawing/2016/5/14/chartex" xmlns:mc="http://schemas.openxmlformats.org/markup-compatibility/2006" xmlns:aink="http://schemas.microsoft.com/office/drawing/2016/ink" xmlns:am3d="http://schemas.microsoft.com/office/drawing/2017/model3d" xmlns:o="urn:schemas-microsoft-com:office:office" xmlns:oel="http://schemas.microsoft.com/office/2019/extlst" xmlns:r="http://schemas.openxmlformats.org/officeDocument/2006/relationships" xmlns:m="http://schemas.openxmlformats.org/officeDocument/2006/math" xmlns:v="urn:schemas-microsoft-com:vml" xmlns:wp14="http://schemas.microsoft.com/office/word/2010/wordprocessingDrawing" xmlns:wp="http://schemas.openxmlformats.org/drawingml/2006/wordprocessingDrawing" xmlns:w10="urn:schemas-microsoft-com:office:word" xmlns:w="http://schemas.openxmlformats.org/wordprocessingml/2006/main" xmlns:w14="http://schemas.microsoft.com/office/word/2010/wordml" xmlns:w15="http://schemas.microsoft.com/office/word/2012/wordml" xmlns:w16cex="http://schemas.microsoft.com/office/word/2018/wordml/cex" xmlns:w16cid="http://schemas.microsoft.com/office/word/2016/wordml/cid" xmlns:w16="http://schemas.microsoft.com/office/word/2018/wordml" xmlns:w16sdtdh="http://schemas.microsoft.com/office/word/2020/wordml/sdtdatahash" xmlns:w16se="http://schemas.microsoft.com/office/word/2015/wordml/symex" xmlns:wpg="http://schemas.microsoft.com/office/word/2010/wordprocessingGroup" xmlns:wpi="http://schemas.microsoft.com/office/word/2010/wordprocessingInk" xmlns:wne="http://schemas.microsoft.com/office/word/2006/wordml" xmlns:wps="http://schemas.microsoft.com/office/word/2010/wordprocessingShape" mc:Ignorable="w14 w15 w16se w16cid w16 w16cex w16sdtdh wp14">
+<w:document xmlns:wpc="http://schemas.microsoft.com/office/word/2010/wordprocessingCanvas" xmlns:cx="http://schemas.microsoft.com/office/drawing/2014/chartex" xmlns:cx1="http://schemas.microsoft.com/office/drawing/2015/9/8/chartex" xmlns:cx2="http://schemas.microsoft.com/office/drawing/2015/10/21/chartex" xmlns:cx3="http://schemas.microsoft.com/office/drawing/2016/5/9/chartex" xmlns:cx4="http://schemas.microsoft.com/office/drawing/2016/5/10/chartex" xmlns:cx5="http://schemas.microsoft.com/office/drawing/2016/5/11/chartex" xmlns:cx6="http://schemas.microsoft.com/office/drawing/2016/5/12/chartex" xmlns:cx7="http://schemas.microsoft.com/office/drawing/2016/5/13/chartex" xmlns:cx8="http://schemas.microsoft.com/office/drawing/2016/5/14/chartex" xmlns:mc="http://schemas.openxmlformats.org/markup-compatibility/2006" xmlns:aink="http://schemas.microsoft.com/office/drawing/2016/ink" xmlns:am3d="http://schemas.microsoft.com/office/drawing/2017/model3d" xmlns:o="urn:schemas-microsoft-com:office:office" xmlns:r="http://schemas.openxmlformats.org/officeDocument/2006/relationships" xmlns:m="http://schemas.openxmlformats.org/officeDocument/2006/math" xmlns:v="urn:schemas-microsoft-com:vml" xmlns:wp14="http://schemas.microsoft.com/office/word/2010/wordprocessingDrawing" xmlns:wp="http://schemas.openxmlformats.org/drawingml/2006/wordprocessingDrawing" xmlns:w10="urn:schemas-microsoft-com:office:word" xmlns:w="http://schemas.openxmlformats.org/wordprocessingml/2006/main" xmlns:w14="http://schemas.microsoft.com/office/word/2010/wordml" xmlns:w15="http://schemas.microsoft.com/office/word/2012/wordml" xmlns:w16cex="http://schemas.microsoft.com/office/word/2018/wordml/cex" xmlns:w16cid="http://schemas.microsoft.com/office/word/2016/wordml/cid" xmlns:w16="http://schemas.microsoft.com/office/word/2018/wordml" xmlns:w16sdtdh="http://schemas.microsoft.com/office/word/2020/wordml/sdtdatahash" xmlns:w16se="http://schemas.microsoft.com/office/word/2015/wordml/symex" xmlns:wpg="http://schemas.microsoft.com/office/word/2010/wordprocessingGroup" xmlns:wpi="http://schemas.microsoft.com/office/word/2010/wordprocessingInk" xmlns:wne="http://schemas.microsoft.com/office/word/2006/wordml" xmlns:wps="http://schemas.microsoft.com/office/word/2010/wordprocessingShape" mc:Ignorable="w14 w15 w16se w16cid w16 w16cex w16sdtdh wp14">
   <w:body>
     <w:p>
       <w:pPr>
@@ -26,32 +26,15 @@
           <w:sz w:val="28"/>
           <w:szCs w:val="28"/>
         </w:rPr>
-        <w:t>Диалоговые программы. Понятие дружественности</w:t>
-      </w:r>
-      <w:r>
-        <w:rPr>
-          <w:rFonts w:ascii="Times New Roman" w:hAnsi="Times New Roman" w:cs="Times New Roman"/>
-          <w:b/>
-          <w:bCs/>
-          <w:sz w:val="28"/>
-          <w:szCs w:val="28"/>
-        </w:rPr>
-        <w:t>.</w:t>
-      </w:r>
-      <w:r>
-        <w:rPr>
-          <w:rFonts w:ascii="Times New Roman" w:hAnsi="Times New Roman" w:cs="Times New Roman"/>
-          <w:sz w:val="28"/>
-          <w:szCs w:val="28"/>
-        </w:rPr>
-        <w:br/>
-      </w:r>
-      <w:r>
-        <w:rPr>
-          <w:rFonts w:ascii="Times New Roman" w:hAnsi="Times New Roman" w:cs="Times New Roman"/>
-          <w:sz w:val="28"/>
-          <w:szCs w:val="28"/>
-        </w:rPr>
+        <w:t>Диалоговые программы. Понятие дружественности.</w:t>
+      </w:r>
+      <w:r>
+        <w:rPr>
+          <w:rFonts w:ascii="Times New Roman" w:hAnsi="Times New Roman" w:cs="Times New Roman"/>
+          <w:sz w:val="28"/>
+          <w:szCs w:val="28"/>
+        </w:rPr>
+        <w:br/>
         <w:t xml:space="preserve">Диалоговая программа — это программа, которая взаимодействует с пользователем, принимая ввод данных и выводя результаты. Такие программы строятся по принципу диалога: программа задаёт вопросы (выводит подсказки), пользователь вводит ответы. Пример: запрос возраста у пользователя через </w:t>
       </w:r>
       <m:oMath>
@@ -115,17 +98,7 @@
           <w:sz w:val="28"/>
           <w:szCs w:val="28"/>
         </w:rPr>
-        <w:t>Условный оператор и условная операция</w:t>
-      </w:r>
-      <w:r>
-        <w:rPr>
-          <w:rFonts w:ascii="Times New Roman" w:hAnsi="Times New Roman" w:cs="Times New Roman"/>
-          <w:b/>
-          <w:bCs/>
-          <w:sz w:val="28"/>
-          <w:szCs w:val="28"/>
-        </w:rPr>
-        <w:t>.</w:t>
+        <w:t>Условный оператор и условная операция.</w:t>
       </w:r>
       <w:r>
         <w:rPr>
@@ -267,23 +240,7 @@
               <w:sz w:val="28"/>
               <w:szCs w:val="28"/>
             </w:rPr>
-            <m:t>≪"Ч</m:t>
-          </m:r>
-          <m:r>
-            <w:rPr>
-              <w:rFonts w:ascii="Cambria Math" w:hAnsi="Cambria Math" w:cs="Times New Roman"/>
-              <w:sz w:val="28"/>
-              <w:szCs w:val="28"/>
-            </w:rPr>
-            <m:t>исло положительное</m:t>
-          </m:r>
-          <m:r>
-            <w:rPr>
-              <w:rFonts w:ascii="Cambria Math" w:hAnsi="Cambria Math" w:cs="Times New Roman"/>
-              <w:sz w:val="28"/>
-              <w:szCs w:val="28"/>
-            </w:rPr>
-            <m:t>"</m:t>
+            <m:t>≪"Число положительное"</m:t>
           </m:r>
           <m:r>
             <w:rPr>
@@ -294,6 +251,9 @@
             <m:t>;</m:t>
           </m:r>
           <m:r>
+            <m:rPr>
+              <m:sty m:val="p"/>
+            </m:rPr>
             <w:rPr>
               <w:rFonts w:ascii="Times New Roman" w:eastAsiaTheme="minorEastAsia" w:hAnsi="Times New Roman" w:cs="Times New Roman"/>
               <w:sz w:val="28"/>
@@ -336,15 +296,7 @@
             <w:sz w:val="28"/>
             <w:szCs w:val="28"/>
           </w:rPr>
-          <m:t>?</m:t>
-        </m:r>
-        <m:r>
-          <w:rPr>
-            <w:rFonts w:ascii="Cambria Math" w:eastAsiaTheme="minorEastAsia" w:hAnsi="Cambria Math" w:cs="Times New Roman"/>
-            <w:sz w:val="28"/>
-            <w:szCs w:val="28"/>
-          </w:rPr>
-          <m:t>:</m:t>
+          <m:t>?:</m:t>
         </m:r>
       </m:oMath>
       <w:r>
@@ -390,6 +342,9 @@
             <m:t>int max = (a &gt; b) ? a : b;</m:t>
           </m:r>
           <m:r>
+            <m:rPr>
+              <m:sty m:val="p"/>
+            </m:rPr>
             <w:rPr>
               <w:rFonts w:ascii="Times New Roman" w:eastAsiaTheme="minorEastAsia" w:hAnsi="Times New Roman" w:cs="Times New Roman"/>
               <w:sz w:val="28"/>
@@ -504,17 +459,7 @@
           <w:sz w:val="28"/>
           <w:szCs w:val="28"/>
         </w:rPr>
-        <w:t>Операции отрицания и побитового дополнения</w:t>
-      </w:r>
-      <w:r>
-        <w:rPr>
-          <w:rFonts w:ascii="Times New Roman" w:hAnsi="Times New Roman" w:cs="Times New Roman"/>
-          <w:b/>
-          <w:bCs/>
-          <w:sz w:val="28"/>
-          <w:szCs w:val="28"/>
-        </w:rPr>
-        <w:t>.</w:t>
+        <w:t>Операции отрицания и побитового дополнения.</w:t>
       </w:r>
       <w:r>
         <w:rPr>
@@ -621,30 +566,25 @@
             <m:t>bool x = false;</m:t>
           </m:r>
           <m:r>
-            <w:rPr>
-              <w:rFonts w:ascii="Times New Roman" w:eastAsiaTheme="minorEastAsia" w:hAnsi="Times New Roman" w:cs="Times New Roman"/>
-              <w:sz w:val="28"/>
-              <w:szCs w:val="28"/>
-            </w:rPr>
-            <w:br/>
-          </m:r>
-        </m:oMath>
-        <m:oMath>
-          <m:r>
-            <w:rPr>
-              <w:rFonts w:ascii="Cambria Math" w:hAnsi="Cambria Math" w:cs="Times New Roman"/>
-              <w:sz w:val="28"/>
-              <w:szCs w:val="28"/>
-            </w:rPr>
-            <m:t>if</m:t>
-          </m:r>
-          <m:r>
-            <w:rPr>
-              <w:rFonts w:ascii="Cambria Math" w:hAnsi="Cambria Math" w:cs="Times New Roman"/>
-              <w:sz w:val="28"/>
-              <w:szCs w:val="28"/>
-            </w:rPr>
-            <m:t xml:space="preserve"> </m:t>
+            <m:rPr>
+              <m:sty m:val="p"/>
+            </m:rPr>
+            <w:rPr>
+              <w:rFonts w:ascii="Times New Roman" w:eastAsiaTheme="minorEastAsia" w:hAnsi="Times New Roman" w:cs="Times New Roman"/>
+              <w:sz w:val="28"/>
+              <w:szCs w:val="28"/>
+            </w:rPr>
+            <w:br/>
+          </m:r>
+        </m:oMath>
+        <m:oMath>
+          <m:r>
+            <w:rPr>
+              <w:rFonts w:ascii="Cambria Math" w:hAnsi="Cambria Math" w:cs="Times New Roman"/>
+              <w:sz w:val="28"/>
+              <w:szCs w:val="28"/>
+            </w:rPr>
+            <m:t xml:space="preserve">if </m:t>
           </m:r>
           <m:d>
             <m:dPr>
@@ -674,25 +614,12 @@
               <w:sz w:val="28"/>
               <w:szCs w:val="28"/>
             </w:rPr>
-            <m:t>cout</m:t>
-          </m:r>
-          <m:r>
-            <w:rPr>
-              <w:rFonts w:ascii="Cambria Math" w:hAnsi="Cambria Math" w:cs="Times New Roman"/>
-              <w:sz w:val="28"/>
-              <w:szCs w:val="28"/>
-            </w:rPr>
-            <m:t>≪</m:t>
-          </m:r>
-          <m:r>
-            <w:rPr>
-              <w:rFonts w:ascii="Cambria Math" w:hAnsi="Cambria Math" w:cs="Times New Roman"/>
-              <w:sz w:val="28"/>
-              <w:szCs w:val="28"/>
-            </w:rPr>
-            <m:t xml:space="preserve"> "x равно false";</m:t>
-          </m:r>
-          <m:r>
+            <m:t>cout≪ "x равно false";</m:t>
+          </m:r>
+          <m:r>
+            <m:rPr>
+              <m:sty m:val="p"/>
+            </m:rPr>
             <w:rPr>
               <w:rFonts w:ascii="Times New Roman" w:eastAsiaTheme="minorEastAsia" w:hAnsi="Times New Roman" w:cs="Times New Roman"/>
               <w:sz w:val="28"/>
@@ -763,6 +690,9 @@
             <m:t>int a = 5;        // двоично: 00000101</m:t>
           </m:r>
           <m:r>
+            <m:rPr>
+              <m:sty m:val="p"/>
+            </m:rPr>
             <w:rPr>
               <w:rFonts w:ascii="Times New Roman" w:eastAsiaTheme="minorEastAsia" w:hAnsi="Times New Roman" w:cs="Times New Roman"/>
               <w:sz w:val="28"/>
@@ -781,6 +711,9 @@
             <m:t>int b = ~a;     // 11111010 → -6 (в доп. коде)</m:t>
           </m:r>
           <m:r>
+            <m:rPr>
+              <m:sty m:val="p"/>
+            </m:rPr>
             <w:rPr>
               <w:rFonts w:ascii="Times New Roman" w:eastAsiaTheme="minorEastAsia" w:hAnsi="Times New Roman" w:cs="Times New Roman"/>
               <w:sz w:val="28"/>
@@ -831,17 +764,7 @@
           <w:szCs w:val="28"/>
         </w:rPr>
         <w:lastRenderedPageBreak/>
-        <w:t>Логические операции</w:t>
-      </w:r>
-      <w:r>
-        <w:rPr>
-          <w:rFonts w:ascii="Times New Roman" w:hAnsi="Times New Roman" w:cs="Times New Roman"/>
-          <w:b/>
-          <w:bCs/>
-          <w:sz w:val="28"/>
-          <w:szCs w:val="28"/>
-        </w:rPr>
-        <w:t>.</w:t>
+        <w:t>Логические операции.</w:t>
       </w:r>
       <w:r>
         <w:rPr>
@@ -1040,6 +963,9 @@
             <m:t>int a = 5, b = 10;</m:t>
           </m:r>
           <m:r>
+            <m:rPr>
+              <m:sty m:val="p"/>
+            </m:rPr>
             <w:rPr>
               <w:rFonts w:ascii="Times New Roman" w:eastAsiaTheme="minorEastAsia" w:hAnsi="Times New Roman" w:cs="Times New Roman"/>
               <w:sz w:val="28"/>
@@ -1101,33 +1027,12 @@
               <w:sz w:val="28"/>
               <w:szCs w:val="28"/>
             </w:rPr>
-            <m:t xml:space="preserve"> </m:t>
-          </m:r>
-          <m:r>
-            <w:rPr>
-              <w:rFonts w:ascii="Cambria Math" w:hAnsi="Cambria Math" w:cs="Times New Roman"/>
-              <w:sz w:val="28"/>
-              <w:szCs w:val="28"/>
-            </w:rPr>
-            <m:t>cout</m:t>
-          </m:r>
-          <m:r>
-            <w:rPr>
-              <w:rFonts w:ascii="Cambria Math" w:hAnsi="Cambria Math" w:cs="Times New Roman"/>
-              <w:sz w:val="28"/>
-              <w:szCs w:val="28"/>
-            </w:rPr>
-            <m:t>≪</m:t>
-          </m:r>
-          <m:r>
-            <w:rPr>
-              <w:rFonts w:ascii="Cambria Math" w:hAnsi="Cambria Math" w:cs="Times New Roman"/>
-              <w:sz w:val="28"/>
-              <w:szCs w:val="28"/>
-            </w:rPr>
-            <m:t xml:space="preserve"> "Оба числа положительные";</m:t>
-          </m:r>
-          <m:r>
+            <m:t xml:space="preserve"> cout≪ "Оба числа положительные";</m:t>
+          </m:r>
+          <m:r>
+            <m:rPr>
+              <m:sty m:val="p"/>
+            </m:rPr>
             <w:rPr>
               <w:rFonts w:ascii="Times New Roman" w:eastAsiaTheme="minorEastAsia" w:hAnsi="Times New Roman" w:cs="Times New Roman"/>
               <w:sz w:val="28"/>
@@ -1230,7 +1135,6 @@
           <w:bCs/>
           <w:sz w:val="28"/>
           <w:szCs w:val="28"/>
-          <w:lang w:val="en-US"/>
         </w:rPr>
         <w:t>.</w:t>
       </w:r>
@@ -1239,7 +1143,6 @@
           <w:rFonts w:ascii="Times New Roman" w:hAnsi="Times New Roman" w:cs="Times New Roman"/>
           <w:sz w:val="28"/>
           <w:szCs w:val="28"/>
-          <w:lang w:val="en-US"/>
         </w:rPr>
         <w:br/>
       </w:r>
@@ -1453,15 +1356,7 @@
           <w:sz w:val="28"/>
           <w:szCs w:val="28"/>
         </w:rPr>
-        <w:t xml:space="preserve"> </w:t>
-      </w:r>
-      <w:r>
-        <w:rPr>
-          <w:rFonts w:ascii="Times New Roman" w:eastAsiaTheme="minorEastAsia" w:hAnsi="Times New Roman" w:cs="Times New Roman"/>
-          <w:sz w:val="28"/>
-          <w:szCs w:val="28"/>
-        </w:rPr>
-        <w:t xml:space="preserve">— сдвиг вправо: деление на </w:t>
+        <w:t xml:space="preserve"> — сдвиг вправо: деление на </w:t>
       </w:r>
       <m:oMath>
         <m:sSup>
@@ -1537,241 +1432,96 @@
               <w:sz w:val="28"/>
               <w:szCs w:val="28"/>
             </w:rPr>
-            <m:t xml:space="preserve">int x = 5;     </m:t>
-          </m:r>
-          <m:r>
-            <w:rPr>
-              <w:rFonts w:ascii="Cambria Math" w:hAnsi="Cambria Math" w:cs="Times New Roman"/>
-              <w:sz w:val="28"/>
-              <w:szCs w:val="28"/>
-            </w:rPr>
-            <m:t xml:space="preserve"> </m:t>
-          </m:r>
-          <m:r>
-            <w:rPr>
-              <w:rFonts w:ascii="Cambria Math" w:hAnsi="Cambria Math" w:cs="Times New Roman"/>
-              <w:sz w:val="28"/>
-              <w:szCs w:val="28"/>
-            </w:rPr>
-            <m:t xml:space="preserve">      </m:t>
-          </m:r>
-          <m:r>
-            <w:rPr>
-              <w:rFonts w:ascii="Cambria Math" w:hAnsi="Cambria Math" w:cs="Times New Roman"/>
-              <w:sz w:val="28"/>
-              <w:szCs w:val="28"/>
-            </w:rPr>
-            <m:t xml:space="preserve"> </m:t>
-          </m:r>
-          <m:r>
-            <w:rPr>
-              <w:rFonts w:ascii="Cambria Math" w:hAnsi="Cambria Math" w:cs="Times New Roman"/>
-              <w:sz w:val="28"/>
-              <w:szCs w:val="28"/>
-            </w:rPr>
-            <m:t>// 00000101</m:t>
-          </m:r>
-          <m:r>
-            <w:rPr>
-              <w:rFonts w:ascii="Times New Roman" w:eastAsiaTheme="minorEastAsia" w:hAnsi="Times New Roman" w:cs="Times New Roman"/>
-              <w:sz w:val="28"/>
-              <w:szCs w:val="28"/>
-            </w:rPr>
-            <w:br/>
-          </m:r>
-        </m:oMath>
-        <m:oMath>
-          <m:r>
-            <w:rPr>
-              <w:rFonts w:ascii="Cambria Math" w:hAnsi="Cambria Math" w:cs="Times New Roman"/>
-              <w:sz w:val="28"/>
-              <w:szCs w:val="28"/>
-            </w:rPr>
-            <m:t xml:space="preserve">int y = 3;    </m:t>
-          </m:r>
-          <m:r>
-            <w:rPr>
-              <w:rFonts w:ascii="Cambria Math" w:hAnsi="Cambria Math" w:cs="Times New Roman"/>
-              <w:sz w:val="28"/>
-              <w:szCs w:val="28"/>
-            </w:rPr>
-            <m:t xml:space="preserve"> </m:t>
-          </m:r>
-          <m:r>
-            <w:rPr>
-              <w:rFonts w:ascii="Cambria Math" w:hAnsi="Cambria Math" w:cs="Times New Roman"/>
-              <w:sz w:val="28"/>
-              <w:szCs w:val="28"/>
-            </w:rPr>
-            <m:t xml:space="preserve">      </m:t>
-          </m:r>
-          <m:r>
-            <w:rPr>
-              <w:rFonts w:ascii="Cambria Math" w:hAnsi="Cambria Math" w:cs="Times New Roman"/>
-              <w:sz w:val="28"/>
-              <w:szCs w:val="28"/>
-            </w:rPr>
-            <m:t xml:space="preserve"> </m:t>
-          </m:r>
-          <m:r>
-            <w:rPr>
-              <w:rFonts w:ascii="Cambria Math" w:hAnsi="Cambria Math" w:cs="Times New Roman"/>
-              <w:sz w:val="28"/>
-              <w:szCs w:val="28"/>
-            </w:rPr>
-            <m:t xml:space="preserve"> // 00000011</m:t>
-          </m:r>
-          <m:r>
-            <w:rPr>
-              <w:rFonts w:ascii="Times New Roman" w:eastAsiaTheme="minorEastAsia" w:hAnsi="Times New Roman" w:cs="Times New Roman"/>
-              <w:sz w:val="28"/>
-              <w:szCs w:val="28"/>
-            </w:rPr>
-            <w:br/>
-          </m:r>
-        </m:oMath>
-        <m:oMath>
-          <m:r>
-            <w:rPr>
-              <w:rFonts w:ascii="Cambria Math" w:hAnsi="Cambria Math" w:cs="Times New Roman"/>
-              <w:sz w:val="28"/>
-              <w:szCs w:val="28"/>
-            </w:rPr>
-            <m:t>cout</m:t>
-          </m:r>
-          <m:r>
-            <w:rPr>
-              <w:rFonts w:ascii="Cambria Math" w:hAnsi="Cambria Math" w:cs="Times New Roman"/>
-              <w:sz w:val="28"/>
-              <w:szCs w:val="28"/>
-            </w:rPr>
-            <m:t>≪</m:t>
-          </m:r>
-          <m:r>
-            <w:rPr>
-              <w:rFonts w:ascii="Cambria Math" w:hAnsi="Cambria Math" w:cs="Times New Roman"/>
-              <w:sz w:val="28"/>
-              <w:szCs w:val="28"/>
-            </w:rPr>
-            <m:t xml:space="preserve"> (x &amp; y); </m:t>
-          </m:r>
-          <m:r>
-            <w:rPr>
-              <w:rFonts w:ascii="Cambria Math" w:hAnsi="Cambria Math" w:cs="Times New Roman"/>
-              <w:sz w:val="28"/>
-              <w:szCs w:val="28"/>
-            </w:rPr>
-            <m:t xml:space="preserve"> </m:t>
-          </m:r>
-          <m:r>
-            <w:rPr>
-              <w:rFonts w:ascii="Cambria Math" w:hAnsi="Cambria Math" w:cs="Times New Roman"/>
-              <w:sz w:val="28"/>
-              <w:szCs w:val="28"/>
-            </w:rPr>
-            <m:t>// 00000001 → 1</m:t>
-          </m:r>
-          <m:r>
-            <w:rPr>
-              <w:rFonts w:ascii="Times New Roman" w:eastAsiaTheme="minorEastAsia" w:hAnsi="Times New Roman" w:cs="Times New Roman"/>
-              <w:sz w:val="28"/>
-              <w:szCs w:val="28"/>
-            </w:rPr>
-            <w:br/>
-          </m:r>
-        </m:oMath>
-        <m:oMath>
-          <m:r>
-            <w:rPr>
-              <w:rFonts w:ascii="Cambria Math" w:hAnsi="Cambria Math" w:cs="Times New Roman"/>
-              <w:sz w:val="28"/>
-              <w:szCs w:val="28"/>
-            </w:rPr>
-            <m:t>cout</m:t>
-          </m:r>
-          <m:r>
-            <w:rPr>
-              <w:rFonts w:ascii="Cambria Math" w:hAnsi="Cambria Math" w:cs="Times New Roman"/>
-              <w:sz w:val="28"/>
-              <w:szCs w:val="28"/>
-            </w:rPr>
-            <m:t>≪</m:t>
-          </m:r>
-          <m:r>
-            <w:rPr>
-              <w:rFonts w:ascii="Cambria Math" w:hAnsi="Cambria Math" w:cs="Times New Roman"/>
-              <w:sz w:val="28"/>
-              <w:szCs w:val="28"/>
-            </w:rPr>
-            <m:t xml:space="preserve"> (x | y); </m:t>
-          </m:r>
-          <m:r>
-            <w:rPr>
-              <w:rFonts w:ascii="Cambria Math" w:hAnsi="Cambria Math" w:cs="Times New Roman"/>
-              <w:sz w:val="28"/>
-              <w:szCs w:val="28"/>
-            </w:rPr>
-            <m:t xml:space="preserve">  </m:t>
-          </m:r>
-          <m:r>
-            <w:rPr>
-              <w:rFonts w:ascii="Cambria Math" w:hAnsi="Cambria Math" w:cs="Times New Roman"/>
-              <w:sz w:val="28"/>
-              <w:szCs w:val="28"/>
-            </w:rPr>
-            <m:t>// 00000111 → 7</m:t>
-          </m:r>
-          <m:r>
-            <w:rPr>
-              <w:rFonts w:ascii="Times New Roman" w:eastAsiaTheme="minorEastAsia" w:hAnsi="Times New Roman" w:cs="Times New Roman"/>
-              <w:sz w:val="28"/>
-              <w:szCs w:val="28"/>
-            </w:rPr>
-            <w:br/>
-          </m:r>
-        </m:oMath>
-        <m:oMath>
-          <m:r>
-            <w:rPr>
-              <w:rFonts w:ascii="Cambria Math" w:hAnsi="Cambria Math" w:cs="Times New Roman"/>
-              <w:sz w:val="28"/>
-              <w:szCs w:val="28"/>
-            </w:rPr>
-            <m:t>cout</m:t>
-          </m:r>
-          <m:r>
-            <w:rPr>
-              <w:rFonts w:ascii="Cambria Math" w:hAnsi="Cambria Math" w:cs="Times New Roman"/>
-              <w:sz w:val="28"/>
-              <w:szCs w:val="28"/>
-            </w:rPr>
-            <m:t>≪</m:t>
-          </m:r>
-          <m:r>
-            <w:rPr>
-              <w:rFonts w:ascii="Cambria Math" w:hAnsi="Cambria Math" w:cs="Times New Roman"/>
-              <w:sz w:val="28"/>
-              <w:szCs w:val="28"/>
-            </w:rPr>
-            <m:t xml:space="preserve"> (x ^ y); </m:t>
-          </m:r>
-          <m:r>
-            <w:rPr>
-              <w:rFonts w:ascii="Cambria Math" w:hAnsi="Cambria Math" w:cs="Times New Roman"/>
-              <w:sz w:val="28"/>
-              <w:szCs w:val="28"/>
-            </w:rPr>
-            <m:t xml:space="preserve"> </m:t>
-          </m:r>
-          <m:r>
-            <w:rPr>
-              <w:rFonts w:ascii="Cambria Math" w:hAnsi="Cambria Math" w:cs="Times New Roman"/>
-              <w:sz w:val="28"/>
-              <w:szCs w:val="28"/>
-            </w:rPr>
-            <m:t>// 00000110 → 6</m:t>
-          </m:r>
-          <m:r>
+            <m:t>int x = 5;             // 00000101</m:t>
+          </m:r>
+          <m:r>
+            <m:rPr>
+              <m:sty m:val="p"/>
+            </m:rPr>
+            <w:rPr>
+              <w:rFonts w:ascii="Times New Roman" w:eastAsiaTheme="minorEastAsia" w:hAnsi="Times New Roman" w:cs="Times New Roman"/>
+              <w:sz w:val="28"/>
+              <w:szCs w:val="28"/>
+            </w:rPr>
+            <w:br/>
+          </m:r>
+        </m:oMath>
+        <m:oMath>
+          <m:r>
+            <w:rPr>
+              <w:rFonts w:ascii="Cambria Math" w:hAnsi="Cambria Math" w:cs="Times New Roman"/>
+              <w:sz w:val="28"/>
+              <w:szCs w:val="28"/>
+            </w:rPr>
+            <m:t>int y = 3;             // 00000011</m:t>
+          </m:r>
+          <m:r>
+            <m:rPr>
+              <m:sty m:val="p"/>
+            </m:rPr>
+            <w:rPr>
+              <w:rFonts w:ascii="Times New Roman" w:eastAsiaTheme="minorEastAsia" w:hAnsi="Times New Roman" w:cs="Times New Roman"/>
+              <w:sz w:val="28"/>
+              <w:szCs w:val="28"/>
+            </w:rPr>
+            <w:br/>
+          </m:r>
+        </m:oMath>
+        <m:oMath>
+          <m:r>
+            <w:rPr>
+              <w:rFonts w:ascii="Cambria Math" w:hAnsi="Cambria Math" w:cs="Times New Roman"/>
+              <w:sz w:val="28"/>
+              <w:szCs w:val="28"/>
+            </w:rPr>
+            <m:t>cout≪ (x &amp; y);  // 00000001 → 1</m:t>
+          </m:r>
+          <m:r>
+            <m:rPr>
+              <m:sty m:val="p"/>
+            </m:rPr>
+            <w:rPr>
+              <w:rFonts w:ascii="Times New Roman" w:eastAsiaTheme="minorEastAsia" w:hAnsi="Times New Roman" w:cs="Times New Roman"/>
+              <w:sz w:val="28"/>
+              <w:szCs w:val="28"/>
+            </w:rPr>
+            <w:br/>
+          </m:r>
+        </m:oMath>
+        <m:oMath>
+          <m:r>
+            <w:rPr>
+              <w:rFonts w:ascii="Cambria Math" w:hAnsi="Cambria Math" w:cs="Times New Roman"/>
+              <w:sz w:val="28"/>
+              <w:szCs w:val="28"/>
+            </w:rPr>
+            <m:t>cout≪ (x | y);   // 00000111 → 7</m:t>
+          </m:r>
+          <m:r>
+            <m:rPr>
+              <m:sty m:val="p"/>
+            </m:rPr>
+            <w:rPr>
+              <w:rFonts w:ascii="Times New Roman" w:eastAsiaTheme="minorEastAsia" w:hAnsi="Times New Roman" w:cs="Times New Roman"/>
+              <w:sz w:val="28"/>
+              <w:szCs w:val="28"/>
+            </w:rPr>
+            <w:br/>
+          </m:r>
+        </m:oMath>
+        <m:oMath>
+          <m:r>
+            <w:rPr>
+              <w:rFonts w:ascii="Cambria Math" w:hAnsi="Cambria Math" w:cs="Times New Roman"/>
+              <w:sz w:val="28"/>
+              <w:szCs w:val="28"/>
+            </w:rPr>
+            <m:t>cout≪ (x ^ y);  // 00000110 → 6</m:t>
+          </m:r>
+          <m:r>
+            <m:rPr>
+              <m:sty m:val="p"/>
+            </m:rPr>
             <w:rPr>
               <w:rFonts w:ascii="Times New Roman" w:eastAsiaTheme="minorEastAsia" w:hAnsi="Times New Roman" w:cs="Times New Roman"/>
               <w:sz w:val="28"/>
@@ -1823,17 +1573,7 @@
           <w:szCs w:val="28"/>
         </w:rPr>
         <w:lastRenderedPageBreak/>
-        <w:t>Изменение типа выражения</w:t>
-      </w:r>
-      <w:r>
-        <w:rPr>
-          <w:rFonts w:ascii="Times New Roman" w:hAnsi="Times New Roman" w:cs="Times New Roman"/>
-          <w:b/>
-          <w:bCs/>
-          <w:sz w:val="28"/>
-          <w:szCs w:val="28"/>
-        </w:rPr>
-        <w:t>.</w:t>
+        <w:t>Изменение типа выражения.</w:t>
       </w:r>
       <w:r>
         <w:rPr>
@@ -1940,6 +1680,9 @@
             <m:t>int a = 5, b = 2;</m:t>
           </m:r>
           <m:r>
+            <m:rPr>
+              <m:sty m:val="p"/>
+            </m:rPr>
             <w:rPr>
               <w:rFonts w:ascii="Times New Roman" w:eastAsiaTheme="minorEastAsia" w:hAnsi="Times New Roman" w:cs="Times New Roman"/>
               <w:sz w:val="28"/>
@@ -1958,6 +1701,9 @@
             <m:t>float result = (float)a / b; // 2.5, иначе будет 2</m:t>
           </m:r>
           <m:r>
+            <m:rPr>
+              <m:sty m:val="p"/>
+            </m:rPr>
             <w:rPr>
               <w:rFonts w:ascii="Times New Roman" w:eastAsiaTheme="minorEastAsia" w:hAnsi="Times New Roman" w:cs="Times New Roman"/>
               <w:sz w:val="28"/>
@@ -1990,34 +1736,29 @@
               <w:sz w:val="28"/>
               <w:szCs w:val="28"/>
             </w:rPr>
-            <m:t xml:space="preserve"> = static_cast&lt;float&gt;(a</m:t>
+            <m:t xml:space="preserve"> = static_cast&lt;float&gt;(a/</m:t>
           </m:r>
           <m:r>
             <w:rPr>
               <w:rFonts w:ascii="Cambria Math" w:eastAsiaTheme="minorEastAsia" w:hAnsi="Cambria Math" w:cs="Times New Roman"/>
               <w:sz w:val="28"/>
               <w:szCs w:val="28"/>
-            </w:rPr>
-            <m:t>/</m:t>
+              <w:lang w:val="en-US"/>
+            </w:rPr>
+            <m:t>b</m:t>
           </m:r>
           <m:r>
             <w:rPr>
               <w:rFonts w:ascii="Cambria Math" w:eastAsiaTheme="minorEastAsia" w:hAnsi="Cambria Math" w:cs="Times New Roman"/>
               <w:sz w:val="28"/>
               <w:szCs w:val="28"/>
-              <w:lang w:val="en-US"/>
-            </w:rPr>
-            <m:t>b</m:t>
-          </m:r>
-          <m:r>
-            <w:rPr>
-              <w:rFonts w:ascii="Cambria Math" w:eastAsiaTheme="minorEastAsia" w:hAnsi="Cambria Math" w:cs="Times New Roman"/>
-              <w:sz w:val="28"/>
-              <w:szCs w:val="28"/>
             </w:rPr>
             <m:t>);</m:t>
           </m:r>
           <m:r>
+            <m:rPr>
+              <m:sty m:val="p"/>
+            </m:rPr>
             <w:rPr>
               <w:rFonts w:ascii="Times New Roman" w:eastAsiaTheme="minorEastAsia" w:hAnsi="Times New Roman" w:cs="Times New Roman"/>
               <w:sz w:val="28"/>
@@ -2156,7 +1897,6 @@
           <w:bCs/>
           <w:sz w:val="28"/>
           <w:szCs w:val="28"/>
-          <w:lang w:val="en-US"/>
         </w:rPr>
         <w:t>.</w:t>
       </w:r>
@@ -2165,7 +1905,6 @@
           <w:rFonts w:ascii="Times New Roman" w:hAnsi="Times New Roman" w:cs="Times New Roman"/>
           <w:sz w:val="28"/>
           <w:szCs w:val="28"/>
-          <w:lang w:val="en-US"/>
         </w:rPr>
         <w:br/>
       </w:r>
@@ -2184,15 +1923,7 @@
           <w:szCs w:val="28"/>
         </w:rPr>
         <w:br/>
-        <w:t xml:space="preserve">- </w:t>
-      </w:r>
-      <w:r>
-        <w:rPr>
-          <w:rFonts w:ascii="Times New Roman" w:hAnsi="Times New Roman" w:cs="Times New Roman"/>
-          <w:sz w:val="28"/>
-          <w:szCs w:val="28"/>
-        </w:rPr>
-        <w:t xml:space="preserve">Числовые: </w:t>
+        <w:t xml:space="preserve">- Числовые: </w:t>
       </w:r>
       <m:oMath>
         <m:r>
@@ -2273,15 +2004,7 @@
           <w:szCs w:val="28"/>
         </w:rPr>
         <w:br/>
-        <w:t xml:space="preserve">- </w:t>
-      </w:r>
-      <w:r>
-        <w:rPr>
-          <w:rFonts w:ascii="Times New Roman" w:hAnsi="Times New Roman" w:cs="Times New Roman"/>
-          <w:sz w:val="28"/>
-          <w:szCs w:val="28"/>
-        </w:rPr>
-        <w:t xml:space="preserve">Символьные: </w:t>
+        <w:t xml:space="preserve">- Символьные: </w:t>
       </w:r>
       <m:oMath>
         <m:r>
@@ -2326,15 +2049,7 @@
           <w:szCs w:val="28"/>
         </w:rPr>
         <w:br/>
-        <w:t xml:space="preserve">- </w:t>
-      </w:r>
-      <w:r>
-        <w:rPr>
-          <w:rFonts w:ascii="Times New Roman" w:hAnsi="Times New Roman" w:cs="Times New Roman"/>
-          <w:sz w:val="28"/>
-          <w:szCs w:val="28"/>
-        </w:rPr>
-        <w:t xml:space="preserve">Строковые: </w:t>
+        <w:t xml:space="preserve">- Строковые: </w:t>
       </w:r>
       <m:oMath>
         <m:r>
@@ -2379,15 +2094,7 @@
           <w:szCs w:val="28"/>
         </w:rPr>
         <w:br/>
-        <w:t xml:space="preserve">- </w:t>
-      </w:r>
-      <w:r>
-        <w:rPr>
-          <w:rFonts w:ascii="Times New Roman" w:hAnsi="Times New Roman" w:cs="Times New Roman"/>
-          <w:sz w:val="28"/>
-          <w:szCs w:val="28"/>
-        </w:rPr>
-        <w:t xml:space="preserve">Булевы: </w:t>
+        <w:t xml:space="preserve">- Булевы: </w:t>
       </w:r>
       <m:oMath>
         <m:r>
@@ -2432,13 +2139,6 @@
           <w:szCs w:val="28"/>
         </w:rPr>
         <w:br/>
-      </w:r>
-      <w:r>
-        <w:rPr>
-          <w:rFonts w:ascii="Times New Roman" w:hAnsi="Times New Roman" w:cs="Times New Roman"/>
-          <w:sz w:val="28"/>
-          <w:szCs w:val="28"/>
-        </w:rPr>
         <w:t>Также можно указывать суффиксы:</w:t>
       </w:r>
       <w:r>
@@ -2457,25 +2157,12 @@
               <w:sz w:val="28"/>
               <w:szCs w:val="28"/>
             </w:rPr>
-            <m:t xml:space="preserve">long l = 100L;      </m:t>
-          </m:r>
-          <m:r>
-            <w:rPr>
-              <w:rFonts w:ascii="Cambria Math" w:hAnsi="Cambria Math" w:cs="Times New Roman"/>
-              <w:sz w:val="28"/>
-              <w:szCs w:val="28"/>
-            </w:rPr>
-            <m:t xml:space="preserve"> </m:t>
-          </m:r>
-          <m:r>
-            <w:rPr>
-              <w:rFonts w:ascii="Cambria Math" w:hAnsi="Cambria Math" w:cs="Times New Roman"/>
-              <w:sz w:val="28"/>
-              <w:szCs w:val="28"/>
-            </w:rPr>
-            <m:t>// long</m:t>
-          </m:r>
-          <m:r>
+            <m:t>long l = 100L;       // long</m:t>
+          </m:r>
+          <m:r>
+            <m:rPr>
+              <m:sty m:val="p"/>
+            </m:rPr>
             <w:rPr>
               <w:rFonts w:ascii="Times New Roman" w:eastAsiaTheme="minorEastAsia" w:hAnsi="Times New Roman" w:cs="Times New Roman"/>
               <w:sz w:val="28"/>
@@ -2494,6 +2181,9 @@
             <m:t>float f = 3.14f;    // float</m:t>
           </m:r>
           <m:r>
+            <m:rPr>
+              <m:sty m:val="p"/>
+            </m:rPr>
             <w:rPr>
               <w:rFonts w:ascii="Times New Roman" w:eastAsiaTheme="minorEastAsia" w:hAnsi="Times New Roman" w:cs="Times New Roman"/>
               <w:sz w:val="28"/>
@@ -2557,24 +2247,13 @@
           <w:sz w:val="28"/>
           <w:szCs w:val="28"/>
         </w:rPr>
-        <w:t>)</w:t>
-      </w:r>
-      <w:r>
-        <w:rPr>
-          <w:rFonts w:ascii="Times New Roman" w:hAnsi="Times New Roman" w:cs="Times New Roman"/>
-          <w:b/>
-          <w:bCs/>
-          <w:sz w:val="28"/>
-          <w:szCs w:val="28"/>
-        </w:rPr>
-        <w:t>.</w:t>
-      </w:r>
-      <w:r>
-        <w:rPr>
-          <w:rFonts w:ascii="Times New Roman" w:hAnsi="Times New Roman" w:cs="Times New Roman"/>
-          <w:sz w:val="28"/>
-          <w:szCs w:val="28"/>
-          <w:lang w:val="en-US"/>
+        <w:t>).</w:t>
+      </w:r>
+      <w:r>
+        <w:rPr>
+          <w:rFonts w:ascii="Times New Roman" w:hAnsi="Times New Roman" w:cs="Times New Roman"/>
+          <w:sz w:val="28"/>
+          <w:szCs w:val="28"/>
         </w:rPr>
         <w:br/>
       </w:r>
@@ -2632,6 +2311,9 @@
             <m:t>int x = 10;</m:t>
           </m:r>
           <m:r>
+            <m:rPr>
+              <m:sty m:val="p"/>
+            </m:rPr>
             <w:rPr>
               <w:rFonts w:ascii="Times New Roman" w:eastAsiaTheme="minorEastAsia" w:hAnsi="Times New Roman" w:cs="Times New Roman"/>
               <w:sz w:val="28"/>
@@ -2650,6 +2332,9 @@
             <m:t>int* p = &amp;x; // p хранит адрес x</m:t>
           </m:r>
           <m:r>
+            <m:rPr>
+              <m:sty m:val="p"/>
+            </m:rPr>
             <w:rPr>
               <w:rFonts w:ascii="Times New Roman" w:eastAsiaTheme="minorEastAsia" w:hAnsi="Times New Roman" w:cs="Times New Roman"/>
               <w:sz w:val="28"/>
@@ -2701,25 +2386,12 @@
               <w:sz w:val="28"/>
               <w:szCs w:val="28"/>
             </w:rPr>
-            <m:t>cout</m:t>
-          </m:r>
-          <m:r>
-            <w:rPr>
-              <w:rFonts w:ascii="Cambria Math" w:hAnsi="Cambria Math" w:cs="Times New Roman"/>
-              <w:sz w:val="28"/>
-              <w:szCs w:val="28"/>
-            </w:rPr>
-            <m:t>≪</m:t>
-          </m:r>
-          <m:r>
-            <w:rPr>
-              <w:rFonts w:ascii="Cambria Math" w:hAnsi="Cambria Math" w:cs="Times New Roman"/>
-              <w:sz w:val="28"/>
-              <w:szCs w:val="28"/>
-            </w:rPr>
-            <m:t xml:space="preserve"> *p; // получаем значение, на которое указывает p</m:t>
-          </m:r>
-          <m:r>
+            <m:t>cout≪ *p; // получаем значение, на которое указывает p</m:t>
+          </m:r>
+          <m:r>
+            <m:rPr>
+              <m:sty m:val="p"/>
+            </m:rPr>
             <w:rPr>
               <w:rFonts w:ascii="Times New Roman" w:eastAsiaTheme="minorEastAsia" w:hAnsi="Times New Roman" w:cs="Times New Roman"/>
               <w:sz w:val="28"/>
@@ -2770,17 +2442,7 @@
           <w:szCs w:val="28"/>
         </w:rPr>
         <w:lastRenderedPageBreak/>
-        <w:t>Структура объявления типов. Классы памяти</w:t>
-      </w:r>
-      <w:r>
-        <w:rPr>
-          <w:rFonts w:ascii="Times New Roman" w:hAnsi="Times New Roman" w:cs="Times New Roman"/>
-          <w:b/>
-          <w:bCs/>
-          <w:sz w:val="28"/>
-          <w:szCs w:val="28"/>
-        </w:rPr>
-        <w:t>.</w:t>
+        <w:t>Структура объявления типов. Классы памяти.</w:t>
       </w:r>
       <w:r>
         <w:rPr>
@@ -2817,6 +2479,9 @@
             <m:t>int x;</m:t>
           </m:r>
           <m:r>
+            <m:rPr>
+              <m:sty m:val="p"/>
+            </m:rPr>
             <w:rPr>
               <w:rFonts w:ascii="Times New Roman" w:eastAsiaTheme="minorEastAsia" w:hAnsi="Times New Roman" w:cs="Times New Roman"/>
               <w:sz w:val="28"/>
@@ -2835,6 +2500,9 @@
             <m:t>float y;</m:t>
           </m:r>
           <m:r>
+            <m:rPr>
+              <m:sty m:val="p"/>
+            </m:rPr>
             <w:rPr>
               <w:rFonts w:ascii="Times New Roman" w:eastAsiaTheme="minorEastAsia" w:hAnsi="Times New Roman" w:cs="Times New Roman"/>
               <w:sz w:val="28"/>
@@ -2871,6 +2539,9 @@
             <m:t>unsigned long int a;</m:t>
           </m:r>
           <m:r>
+            <m:rPr>
+              <m:sty m:val="p"/>
+            </m:rPr>
             <w:rPr>
               <w:rFonts w:ascii="Times New Roman" w:eastAsiaTheme="minorEastAsia" w:hAnsi="Times New Roman" w:cs="Times New Roman"/>
               <w:sz w:val="28"/>
@@ -3038,6 +2709,9 @@
             <m:t>static int counter = 0;</m:t>
           </m:r>
           <m:r>
+            <m:rPr>
+              <m:sty m:val="p"/>
+            </m:rPr>
             <w:rPr>
               <w:rFonts w:ascii="Times New Roman" w:eastAsiaTheme="minorEastAsia" w:hAnsi="Times New Roman" w:cs="Times New Roman"/>
               <w:sz w:val="28"/>
@@ -3079,17 +2753,7 @@
           <w:sz w:val="28"/>
           <w:szCs w:val="28"/>
         </w:rPr>
-        <w:t>Классификация типов данных с размерами в памяти (в байтах)</w:t>
-      </w:r>
-      <w:r>
-        <w:rPr>
-          <w:rFonts w:ascii="Times New Roman" w:hAnsi="Times New Roman" w:cs="Times New Roman"/>
-          <w:b/>
-          <w:bCs/>
-          <w:sz w:val="28"/>
-          <w:szCs w:val="28"/>
-        </w:rPr>
-        <w:t>.</w:t>
+        <w:t>Классификация типов данных с размерами в памяти (в байтах).</w:t>
       </w:r>
       <w:r>
         <w:rPr>
@@ -3539,17 +3203,7 @@
           <w:szCs w:val="28"/>
         </w:rPr>
         <w:lastRenderedPageBreak/>
-        <w:t>Подпрограммы в языке С++. Определение функции. Возврат значений</w:t>
-      </w:r>
-      <w:r>
-        <w:rPr>
-          <w:rFonts w:ascii="Times New Roman" w:hAnsi="Times New Roman" w:cs="Times New Roman"/>
-          <w:b/>
-          <w:bCs/>
-          <w:sz w:val="28"/>
-          <w:szCs w:val="28"/>
-        </w:rPr>
-        <w:t>.</w:t>
+        <w:t>Подпрограммы в языке С++. Определение функции. Возврат значений.</w:t>
       </w:r>
       <w:r>
         <w:rPr>
@@ -3586,6 +3240,9 @@
             <m:t>тип_возврата имя(параметры) {</m:t>
           </m:r>
           <m:r>
+            <m:rPr>
+              <m:sty m:val="p"/>
+            </m:rPr>
             <w:rPr>
               <w:rFonts w:ascii="Times New Roman" w:eastAsiaTheme="minorEastAsia" w:hAnsi="Times New Roman" w:cs="Times New Roman"/>
               <w:sz w:val="28"/>
@@ -3604,6 +3261,9 @@
             <m:t xml:space="preserve">    // тело функции</m:t>
           </m:r>
           <m:r>
+            <m:rPr>
+              <m:sty m:val="p"/>
+            </m:rPr>
             <w:rPr>
               <w:rFonts w:ascii="Times New Roman" w:eastAsiaTheme="minorEastAsia" w:hAnsi="Times New Roman" w:cs="Times New Roman"/>
               <w:sz w:val="28"/>
@@ -3622,6 +3282,9 @@
             <m:t xml:space="preserve">    return значение; // если тип не void</m:t>
           </m:r>
           <m:r>
+            <m:rPr>
+              <m:sty m:val="p"/>
+            </m:rPr>
             <w:rPr>
               <w:rFonts w:ascii="Times New Roman" w:eastAsiaTheme="minorEastAsia" w:hAnsi="Times New Roman" w:cs="Times New Roman"/>
               <w:sz w:val="28"/>
@@ -3640,6 +3303,9 @@
             <m:t>}</m:t>
           </m:r>
           <m:r>
+            <m:rPr>
+              <m:sty m:val="p"/>
+            </m:rPr>
             <w:rPr>
               <w:rFonts w:ascii="Times New Roman" w:eastAsiaTheme="minorEastAsia" w:hAnsi="Times New Roman" w:cs="Times New Roman"/>
               <w:sz w:val="28"/>
@@ -3676,6 +3342,9 @@
             <m:t>int sum(int a, int b) {</m:t>
           </m:r>
           <m:r>
+            <m:rPr>
+              <m:sty m:val="p"/>
+            </m:rPr>
             <w:rPr>
               <w:rFonts w:ascii="Times New Roman" w:eastAsiaTheme="minorEastAsia" w:hAnsi="Times New Roman" w:cs="Times New Roman"/>
               <w:sz w:val="28"/>
@@ -3694,6 +3363,9 @@
             <m:t xml:space="preserve">    return a + b;</m:t>
           </m:r>
           <m:r>
+            <m:rPr>
+              <m:sty m:val="p"/>
+            </m:rPr>
             <w:rPr>
               <w:rFonts w:ascii="Times New Roman" w:eastAsiaTheme="minorEastAsia" w:hAnsi="Times New Roman" w:cs="Times New Roman"/>
               <w:sz w:val="28"/>
@@ -3712,6 +3384,9 @@
             <m:t>}</m:t>
           </m:r>
           <m:r>
+            <m:rPr>
+              <m:sty m:val="p"/>
+            </m:rPr>
             <w:rPr>
               <w:rFonts w:ascii="Times New Roman" w:eastAsiaTheme="minorEastAsia" w:hAnsi="Times New Roman" w:cs="Times New Roman"/>
               <w:sz w:val="28"/>
@@ -3790,17 +3465,7 @@
           <w:sz w:val="28"/>
           <w:szCs w:val="28"/>
         </w:rPr>
-        <w:t>Передача в подпрограмму массивов</w:t>
-      </w:r>
-      <w:r>
-        <w:rPr>
-          <w:rFonts w:ascii="Times New Roman" w:hAnsi="Times New Roman" w:cs="Times New Roman"/>
-          <w:b/>
-          <w:bCs/>
-          <w:sz w:val="28"/>
-          <w:szCs w:val="28"/>
-        </w:rPr>
-        <w:t>.</w:t>
+        <w:t>Передача в подпрограмму массивов.</w:t>
       </w:r>
       <w:r>
         <w:rPr>
@@ -3853,6 +3518,9 @@
             <m:t>void printArray(int arr[], int size) {</m:t>
           </m:r>
           <m:r>
+            <m:rPr>
+              <m:sty m:val="p"/>
+            </m:rPr>
             <w:rPr>
               <w:rFonts w:ascii="Times New Roman" w:eastAsiaTheme="minorEastAsia" w:hAnsi="Times New Roman" w:cs="Times New Roman"/>
               <w:sz w:val="28"/>
@@ -3871,6 +3539,9 @@
             <m:t xml:space="preserve">    for (int i = 0; i &lt; size; i++)</m:t>
           </m:r>
           <m:r>
+            <m:rPr>
+              <m:sty m:val="p"/>
+            </m:rPr>
             <w:rPr>
               <w:rFonts w:ascii="Times New Roman" w:eastAsiaTheme="minorEastAsia" w:hAnsi="Times New Roman" w:cs="Times New Roman"/>
               <w:sz w:val="28"/>
@@ -3889,6 +3560,9 @@
             <m:t xml:space="preserve">        cout &lt;&lt; arr[i] &lt;&lt; " ";</m:t>
           </m:r>
           <m:r>
+            <m:rPr>
+              <m:sty m:val="p"/>
+            </m:rPr>
             <w:rPr>
               <w:rFonts w:ascii="Times New Roman" w:eastAsiaTheme="minorEastAsia" w:hAnsi="Times New Roman" w:cs="Times New Roman"/>
               <w:sz w:val="28"/>
@@ -3907,6 +3581,9 @@
             <m:t>}</m:t>
           </m:r>
           <m:r>
+            <m:rPr>
+              <m:sty m:val="p"/>
+            </m:rPr>
             <w:rPr>
               <w:rFonts w:ascii="Times New Roman" w:eastAsiaTheme="minorEastAsia" w:hAnsi="Times New Roman" w:cs="Times New Roman"/>
               <w:sz w:val="28"/>
@@ -3943,6 +3620,9 @@
             <m:t>int a[3] = {1, 2, 3};</m:t>
           </m:r>
           <m:r>
+            <m:rPr>
+              <m:sty m:val="p"/>
+            </m:rPr>
             <w:rPr>
               <w:rFonts w:ascii="Times New Roman" w:eastAsiaTheme="minorEastAsia" w:hAnsi="Times New Roman" w:cs="Times New Roman"/>
               <w:sz w:val="28"/>
@@ -3961,6 +3641,9 @@
             <m:t>printArray(a, 3);</m:t>
           </m:r>
           <m:r>
+            <m:rPr>
+              <m:sty m:val="p"/>
+            </m:rPr>
             <w:rPr>
               <w:rFonts w:ascii="Times New Roman" w:eastAsiaTheme="minorEastAsia" w:hAnsi="Times New Roman" w:cs="Times New Roman"/>
               <w:sz w:val="28"/>
@@ -4003,17 +3686,7 @@
           <w:sz w:val="28"/>
           <w:szCs w:val="28"/>
         </w:rPr>
-        <w:t>Объявление, вызов функции и возврат значений</w:t>
-      </w:r>
-      <w:r>
-        <w:rPr>
-          <w:rFonts w:ascii="Times New Roman" w:hAnsi="Times New Roman" w:cs="Times New Roman"/>
-          <w:b/>
-          <w:bCs/>
-          <w:sz w:val="28"/>
-          <w:szCs w:val="28"/>
-        </w:rPr>
-        <w:t>.</w:t>
+        <w:t>Объявление, вызов функции и возврат значений.</w:t>
       </w:r>
       <w:r>
         <w:rPr>
@@ -4050,6 +3723,9 @@
             <m:t>int multiply(int, int);</m:t>
           </m:r>
           <m:r>
+            <m:rPr>
+              <m:sty m:val="p"/>
+            </m:rPr>
             <w:rPr>
               <w:rFonts w:ascii="Times New Roman" w:eastAsiaTheme="minorEastAsia" w:hAnsi="Times New Roman" w:cs="Times New Roman"/>
               <w:sz w:val="28"/>
@@ -4086,32 +3762,30 @@
             <m:t>int multiply(int a, int b) {</m:t>
           </m:r>
           <m:r>
-            <w:rPr>
-              <w:rFonts w:ascii="Times New Roman" w:eastAsiaTheme="minorEastAsia" w:hAnsi="Times New Roman" w:cs="Times New Roman"/>
-              <w:sz w:val="28"/>
-              <w:szCs w:val="28"/>
-            </w:rPr>
-            <w:br/>
-          </m:r>
-        </m:oMath>
-        <m:oMath>
-          <m:r>
-            <w:rPr>
-              <w:rFonts w:ascii="Cambria Math" w:hAnsi="Cambria Math" w:cs="Times New Roman"/>
-              <w:sz w:val="28"/>
-              <w:szCs w:val="28"/>
-            </w:rPr>
-            <m:t xml:space="preserve">   </m:t>
-          </m:r>
-          <m:r>
-            <w:rPr>
-              <w:rFonts w:ascii="Cambria Math" w:hAnsi="Cambria Math" w:cs="Times New Roman"/>
-              <w:sz w:val="28"/>
-              <w:szCs w:val="28"/>
-            </w:rPr>
-            <m:t xml:space="preserve"> return a * b;</m:t>
-          </m:r>
-          <m:r>
+            <m:rPr>
+              <m:sty m:val="p"/>
+            </m:rPr>
+            <w:rPr>
+              <w:rFonts w:ascii="Times New Roman" w:eastAsiaTheme="minorEastAsia" w:hAnsi="Times New Roman" w:cs="Times New Roman"/>
+              <w:sz w:val="28"/>
+              <w:szCs w:val="28"/>
+            </w:rPr>
+            <w:br/>
+          </m:r>
+        </m:oMath>
+        <m:oMath>
+          <m:r>
+            <w:rPr>
+              <w:rFonts w:ascii="Cambria Math" w:hAnsi="Cambria Math" w:cs="Times New Roman"/>
+              <w:sz w:val="28"/>
+              <w:szCs w:val="28"/>
+            </w:rPr>
+            <m:t xml:space="preserve">    return a * b;</m:t>
+          </m:r>
+          <m:r>
+            <m:rPr>
+              <m:sty m:val="p"/>
+            </m:rPr>
             <w:rPr>
               <w:rFonts w:ascii="Times New Roman" w:eastAsiaTheme="minorEastAsia" w:hAnsi="Times New Roman" w:cs="Times New Roman"/>
               <w:sz w:val="28"/>
@@ -4130,6 +3804,9 @@
             <m:t>}</m:t>
           </m:r>
           <m:r>
+            <m:rPr>
+              <m:sty m:val="p"/>
+            </m:rPr>
             <w:rPr>
               <w:rFonts w:ascii="Times New Roman" w:eastAsiaTheme="minorEastAsia" w:hAnsi="Times New Roman" w:cs="Times New Roman"/>
               <w:sz w:val="28"/>
@@ -4166,6 +3843,9 @@
             <m:t>int res = multiply(4, 5);</m:t>
           </m:r>
           <m:r>
+            <m:rPr>
+              <m:sty m:val="p"/>
+            </m:rPr>
             <w:rPr>
               <w:rFonts w:ascii="Times New Roman" w:eastAsiaTheme="minorEastAsia" w:hAnsi="Times New Roman" w:cs="Times New Roman"/>
               <w:sz w:val="28"/>
@@ -4253,17 +3933,7 @@
           <w:szCs w:val="28"/>
         </w:rPr>
         <w:lastRenderedPageBreak/>
-        <w:t>Работа с файлами</w:t>
-      </w:r>
-      <w:r>
-        <w:rPr>
-          <w:rFonts w:ascii="Times New Roman" w:hAnsi="Times New Roman" w:cs="Times New Roman"/>
-          <w:b/>
-          <w:bCs/>
-          <w:sz w:val="28"/>
-          <w:szCs w:val="28"/>
-        </w:rPr>
-        <w:t>.</w:t>
+        <w:t>Работа с файлами.</w:t>
       </w:r>
       <w:r>
         <w:rPr>
@@ -4405,6 +4075,9 @@
             <m:t>#include &lt;fstream&gt;</m:t>
           </m:r>
           <m:r>
+            <m:rPr>
+              <m:sty m:val="p"/>
+            </m:rPr>
             <w:rPr>
               <w:rFonts w:ascii="Times New Roman" w:eastAsiaTheme="minorEastAsia" w:hAnsi="Times New Roman" w:cs="Times New Roman"/>
               <w:sz w:val="28"/>
@@ -4423,40 +4096,30 @@
             <m:t>ofstream fout("file.txt");</m:t>
           </m:r>
           <m:r>
-            <w:rPr>
-              <w:rFonts w:ascii="Times New Roman" w:eastAsiaTheme="minorEastAsia" w:hAnsi="Times New Roman" w:cs="Times New Roman"/>
-              <w:sz w:val="28"/>
-              <w:szCs w:val="28"/>
-            </w:rPr>
-            <w:br/>
-          </m:r>
-        </m:oMath>
-        <m:oMath>
-          <m:r>
-            <w:rPr>
-              <w:rFonts w:ascii="Cambria Math" w:hAnsi="Cambria Math" w:cs="Times New Roman"/>
-              <w:sz w:val="28"/>
-              <w:szCs w:val="28"/>
-            </w:rPr>
-            <m:t>fout</m:t>
-          </m:r>
-          <m:r>
-            <w:rPr>
-              <w:rFonts w:ascii="Cambria Math" w:hAnsi="Cambria Math" w:cs="Times New Roman"/>
-              <w:sz w:val="28"/>
-              <w:szCs w:val="28"/>
-            </w:rPr>
-            <m:t>≪</m:t>
-          </m:r>
-          <m:r>
-            <w:rPr>
-              <w:rFonts w:ascii="Cambria Math" w:hAnsi="Cambria Math" w:cs="Times New Roman"/>
-              <w:sz w:val="28"/>
-              <w:szCs w:val="28"/>
-            </w:rPr>
-            <m:t xml:space="preserve"> "Привет, файл!\n";</m:t>
-          </m:r>
-          <m:r>
+            <m:rPr>
+              <m:sty m:val="p"/>
+            </m:rPr>
+            <w:rPr>
+              <w:rFonts w:ascii="Times New Roman" w:eastAsiaTheme="minorEastAsia" w:hAnsi="Times New Roman" w:cs="Times New Roman"/>
+              <w:sz w:val="28"/>
+              <w:szCs w:val="28"/>
+            </w:rPr>
+            <w:br/>
+          </m:r>
+        </m:oMath>
+        <m:oMath>
+          <m:r>
+            <w:rPr>
+              <w:rFonts w:ascii="Cambria Math" w:hAnsi="Cambria Math" w:cs="Times New Roman"/>
+              <w:sz w:val="28"/>
+              <w:szCs w:val="28"/>
+            </w:rPr>
+            <m:t>fout≪ "Привет, файл!\n";</m:t>
+          </m:r>
+          <m:r>
+            <m:rPr>
+              <m:sty m:val="p"/>
+            </m:rPr>
             <w:rPr>
               <w:rFonts w:ascii="Times New Roman" w:eastAsiaTheme="minorEastAsia" w:hAnsi="Times New Roman" w:cs="Times New Roman"/>
               <w:sz w:val="28"/>
@@ -4475,6 +4138,9 @@
             <m:t>fout.close();</m:t>
           </m:r>
           <m:r>
+            <m:rPr>
+              <m:sty m:val="p"/>
+            </m:rPr>
             <w:rPr>
               <w:rFonts w:ascii="Times New Roman" w:eastAsiaTheme="minorEastAsia" w:hAnsi="Times New Roman" w:cs="Times New Roman"/>
               <w:sz w:val="28"/>
@@ -4511,6 +4177,9 @@
             <m:t>ifstream fin("file.txt");</m:t>
           </m:r>
           <m:r>
+            <m:rPr>
+              <m:sty m:val="p"/>
+            </m:rPr>
             <w:rPr>
               <w:rFonts w:ascii="Times New Roman" w:eastAsiaTheme="minorEastAsia" w:hAnsi="Times New Roman" w:cs="Times New Roman"/>
               <w:sz w:val="28"/>
@@ -4529,6 +4198,9 @@
             <m:t>string line;</m:t>
           </m:r>
           <m:r>
+            <m:rPr>
+              <m:sty m:val="p"/>
+            </m:rPr>
             <w:rPr>
               <w:rFonts w:ascii="Times New Roman" w:eastAsiaTheme="minorEastAsia" w:hAnsi="Times New Roman" w:cs="Times New Roman"/>
               <w:sz w:val="28"/>
@@ -4547,40 +4219,30 @@
             <m:t>getline(fin, line);</m:t>
           </m:r>
           <m:r>
-            <w:rPr>
-              <w:rFonts w:ascii="Times New Roman" w:eastAsiaTheme="minorEastAsia" w:hAnsi="Times New Roman" w:cs="Times New Roman"/>
-              <w:sz w:val="28"/>
-              <w:szCs w:val="28"/>
-            </w:rPr>
-            <w:br/>
-          </m:r>
-        </m:oMath>
-        <m:oMath>
-          <m:r>
-            <w:rPr>
-              <w:rFonts w:ascii="Cambria Math" w:hAnsi="Cambria Math" w:cs="Times New Roman"/>
-              <w:sz w:val="28"/>
-              <w:szCs w:val="28"/>
-            </w:rPr>
-            <m:t>cout</m:t>
-          </m:r>
-          <m:r>
-            <w:rPr>
-              <w:rFonts w:ascii="Cambria Math" w:hAnsi="Cambria Math" w:cs="Times New Roman"/>
-              <w:sz w:val="28"/>
-              <w:szCs w:val="28"/>
-            </w:rPr>
-            <m:t>≪</m:t>
-          </m:r>
-          <m:r>
-            <w:rPr>
-              <w:rFonts w:ascii="Cambria Math" w:hAnsi="Cambria Math" w:cs="Times New Roman"/>
-              <w:sz w:val="28"/>
-              <w:szCs w:val="28"/>
-            </w:rPr>
-            <m:t xml:space="preserve"> line;</m:t>
-          </m:r>
-          <m:r>
+            <m:rPr>
+              <m:sty m:val="p"/>
+            </m:rPr>
+            <w:rPr>
+              <w:rFonts w:ascii="Times New Roman" w:eastAsiaTheme="minorEastAsia" w:hAnsi="Times New Roman" w:cs="Times New Roman"/>
+              <w:sz w:val="28"/>
+              <w:szCs w:val="28"/>
+            </w:rPr>
+            <w:br/>
+          </m:r>
+        </m:oMath>
+        <m:oMath>
+          <m:r>
+            <w:rPr>
+              <w:rFonts w:ascii="Cambria Math" w:hAnsi="Cambria Math" w:cs="Times New Roman"/>
+              <w:sz w:val="28"/>
+              <w:szCs w:val="28"/>
+            </w:rPr>
+            <m:t>cout≪ line;</m:t>
+          </m:r>
+          <m:r>
+            <m:rPr>
+              <m:sty m:val="p"/>
+            </m:rPr>
             <w:rPr>
               <w:rFonts w:ascii="Times New Roman" w:eastAsiaTheme="minorEastAsia" w:hAnsi="Times New Roman" w:cs="Times New Roman"/>
               <w:sz w:val="28"/>
@@ -4599,6 +4261,9 @@
             <m:t>fin.close();</m:t>
           </m:r>
           <m:r>
+            <m:rPr>
+              <m:sty m:val="p"/>
+            </m:rPr>
             <w:rPr>
               <w:rFonts w:ascii="Times New Roman" w:eastAsiaTheme="minorEastAsia" w:hAnsi="Times New Roman" w:cs="Times New Roman"/>
               <w:sz w:val="28"/>
@@ -4641,17 +4306,7 @@
           <w:sz w:val="28"/>
           <w:szCs w:val="28"/>
         </w:rPr>
-        <w:t>Вызов функций с переменным числом аргументов</w:t>
-      </w:r>
-      <w:r>
-        <w:rPr>
-          <w:rFonts w:ascii="Times New Roman" w:hAnsi="Times New Roman" w:cs="Times New Roman"/>
-          <w:b/>
-          <w:bCs/>
-          <w:sz w:val="28"/>
-          <w:szCs w:val="28"/>
-        </w:rPr>
-        <w:t>.</w:t>
+        <w:t>Вызов функций с переменным числом аргументов.</w:t>
       </w:r>
       <w:r>
         <w:rPr>
@@ -4722,6 +4377,9 @@
             <m:t>#include &lt;cstdarg&gt;</m:t>
           </m:r>
           <m:r>
+            <m:rPr>
+              <m:sty m:val="p"/>
+            </m:rPr>
             <w:rPr>
               <w:rFonts w:ascii="Times New Roman" w:eastAsiaTheme="minorEastAsia" w:hAnsi="Times New Roman" w:cs="Times New Roman"/>
               <w:sz w:val="28"/>
@@ -4740,6 +4398,9 @@
             <m:t>int sum(int count, ...) {</m:t>
           </m:r>
           <m:r>
+            <m:rPr>
+              <m:sty m:val="p"/>
+            </m:rPr>
             <w:rPr>
               <w:rFonts w:ascii="Times New Roman" w:eastAsiaTheme="minorEastAsia" w:hAnsi="Times New Roman" w:cs="Times New Roman"/>
               <w:sz w:val="28"/>
@@ -4758,6 +4419,9 @@
             <m:t xml:space="preserve">    va_list args;</m:t>
           </m:r>
           <m:r>
+            <m:rPr>
+              <m:sty m:val="p"/>
+            </m:rPr>
             <w:rPr>
               <w:rFonts w:ascii="Times New Roman" w:eastAsiaTheme="minorEastAsia" w:hAnsi="Times New Roman" w:cs="Times New Roman"/>
               <w:sz w:val="28"/>
@@ -4776,6 +4440,9 @@
             <m:t xml:space="preserve">    va_start(args, count);</m:t>
           </m:r>
           <m:r>
+            <m:rPr>
+              <m:sty m:val="p"/>
+            </m:rPr>
             <w:rPr>
               <w:rFonts w:ascii="Times New Roman" w:eastAsiaTheme="minorEastAsia" w:hAnsi="Times New Roman" w:cs="Times New Roman"/>
               <w:sz w:val="28"/>
@@ -4794,6 +4461,9 @@
             <m:t xml:space="preserve">    int total = 0;</m:t>
           </m:r>
           <m:r>
+            <m:rPr>
+              <m:sty m:val="p"/>
+            </m:rPr>
             <w:rPr>
               <w:rFonts w:ascii="Times New Roman" w:eastAsiaTheme="minorEastAsia" w:hAnsi="Times New Roman" w:cs="Times New Roman"/>
               <w:sz w:val="28"/>
@@ -4812,6 +4482,9 @@
             <m:t xml:space="preserve">    for (int i = 0; i &lt; count; i++)</m:t>
           </m:r>
           <m:r>
+            <m:rPr>
+              <m:sty m:val="p"/>
+            </m:rPr>
             <w:rPr>
               <w:rFonts w:ascii="Times New Roman" w:eastAsiaTheme="minorEastAsia" w:hAnsi="Times New Roman" w:cs="Times New Roman"/>
               <w:sz w:val="28"/>
@@ -4830,6 +4503,9 @@
             <m:t xml:space="preserve">        total += va_arg(args, int);</m:t>
           </m:r>
           <m:r>
+            <m:rPr>
+              <m:sty m:val="p"/>
+            </m:rPr>
             <w:rPr>
               <w:rFonts w:ascii="Times New Roman" w:eastAsiaTheme="minorEastAsia" w:hAnsi="Times New Roman" w:cs="Times New Roman"/>
               <w:sz w:val="28"/>
@@ -4848,15 +4524,35 @@
             <m:t xml:space="preserve">    va_end(args);</m:t>
           </m:r>
           <m:r>
-            <w:rPr>
-              <w:rFonts w:ascii="Times New Roman" w:eastAsiaTheme="minorEastAsia" w:hAnsi="Times New Roman" w:cs="Times New Roman"/>
-              <w:sz w:val="28"/>
-              <w:szCs w:val="28"/>
-            </w:rPr>
-            <w:br/>
-          </m:r>
-        </m:oMath>
-        <m:oMath>
+            <m:rPr>
+              <m:sty m:val="p"/>
+            </m:rPr>
+            <w:rPr>
+              <w:rFonts w:ascii="Times New Roman" w:eastAsiaTheme="minorEastAsia" w:hAnsi="Times New Roman" w:cs="Times New Roman"/>
+              <w:sz w:val="28"/>
+              <w:szCs w:val="28"/>
+            </w:rPr>
+            <w:br/>
+          </m:r>
+        </m:oMath>
+        <m:oMath>
+          <m:r>
+            <w:rPr>
+              <w:rFonts w:ascii="Cambria Math" w:hAnsi="Cambria Math" w:cs="Times New Roman"/>
+              <w:sz w:val="28"/>
+              <w:szCs w:val="28"/>
+            </w:rPr>
+            <m:t xml:space="preserve">    </m:t>
+          </m:r>
+          <m:r>
+            <w:rPr>
+              <w:rFonts w:ascii="Cambria Math" w:hAnsi="Cambria Math" w:cs="Times New Roman"/>
+              <w:sz w:val="28"/>
+              <w:szCs w:val="28"/>
+              <w:lang w:val="en-US"/>
+            </w:rPr>
+            <m:t>return</m:t>
+          </m:r>
           <m:r>
             <w:rPr>
               <w:rFonts w:ascii="Cambria Math" w:hAnsi="Cambria Math" w:cs="Times New Roman"/>
@@ -4870,33 +4566,8 @@
               <w:rFonts w:ascii="Cambria Math" w:hAnsi="Cambria Math" w:cs="Times New Roman"/>
               <w:sz w:val="28"/>
               <w:szCs w:val="28"/>
-            </w:rPr>
-            <m:t xml:space="preserve">   </m:t>
-          </m:r>
-          <m:r>
-            <w:rPr>
-              <w:rFonts w:ascii="Cambria Math" w:hAnsi="Cambria Math" w:cs="Times New Roman"/>
-              <w:sz w:val="28"/>
-              <w:szCs w:val="28"/>
               <w:lang w:val="en-US"/>
             </w:rPr>
-            <m:t>return</m:t>
-          </m:r>
-          <m:r>
-            <w:rPr>
-              <w:rFonts w:ascii="Cambria Math" w:hAnsi="Cambria Math" w:cs="Times New Roman"/>
-              <w:sz w:val="28"/>
-              <w:szCs w:val="28"/>
-            </w:rPr>
-            <m:t xml:space="preserve"> </m:t>
-          </m:r>
-          <m:r>
-            <w:rPr>
-              <w:rFonts w:ascii="Cambria Math" w:hAnsi="Cambria Math" w:cs="Times New Roman"/>
-              <w:sz w:val="28"/>
-              <w:szCs w:val="28"/>
-              <w:lang w:val="en-US"/>
-            </w:rPr>
             <m:t>total</m:t>
           </m:r>
           <m:r>
@@ -4908,6 +4579,9 @@
             <m:t>;</m:t>
           </m:r>
           <m:r>
+            <m:rPr>
+              <m:sty m:val="p"/>
+            </m:rPr>
             <w:rPr>
               <w:rFonts w:ascii="Times New Roman" w:eastAsiaTheme="minorEastAsia" w:hAnsi="Times New Roman" w:cs="Times New Roman"/>
               <w:sz w:val="28"/>
@@ -4926,6 +4600,9 @@
             <m:t>}</m:t>
           </m:r>
           <m:r>
+            <m:rPr>
+              <m:sty m:val="p"/>
+            </m:rPr>
             <w:rPr>
               <w:rFonts w:ascii="Times New Roman" w:eastAsiaTheme="minorEastAsia" w:hAnsi="Times New Roman" w:cs="Times New Roman"/>
               <w:sz w:val="28"/>
@@ -4962,6 +4639,9 @@
             <m:t>int s = sum(3, 10, 20, 30); // 60</m:t>
           </m:r>
           <m:r>
+            <m:rPr>
+              <m:sty m:val="p"/>
+            </m:rPr>
             <w:rPr>
               <w:rFonts w:ascii="Times New Roman" w:eastAsiaTheme="minorEastAsia" w:hAnsi="Times New Roman" w:cs="Times New Roman"/>
               <w:sz w:val="28"/>
@@ -5031,17 +4711,7 @@
           <w:szCs w:val="28"/>
         </w:rPr>
         <w:lastRenderedPageBreak/>
-        <w:t>Возврат из функции нескольких значений</w:t>
-      </w:r>
-      <w:r>
-        <w:rPr>
-          <w:rFonts w:ascii="Times New Roman" w:hAnsi="Times New Roman" w:cs="Times New Roman"/>
-          <w:b/>
-          <w:bCs/>
-          <w:sz w:val="28"/>
-          <w:szCs w:val="28"/>
-        </w:rPr>
-        <w:t>.</w:t>
+        <w:t>Возврат из функции нескольких значений.</w:t>
       </w:r>
       <w:r>
         <w:rPr>
@@ -5095,6 +4765,9 @@
             <m:t>void divide(int a, int b, int&amp; quotient, int&amp; remainder) {</m:t>
           </m:r>
           <m:r>
+            <m:rPr>
+              <m:sty m:val="p"/>
+            </m:rPr>
             <w:rPr>
               <w:rFonts w:ascii="Times New Roman" w:eastAsiaTheme="minorEastAsia" w:hAnsi="Times New Roman" w:cs="Times New Roman"/>
               <w:sz w:val="28"/>
@@ -5113,6 +4786,9 @@
             <m:t xml:space="preserve">    quotient = a / b;</m:t>
           </m:r>
           <m:r>
+            <m:rPr>
+              <m:sty m:val="p"/>
+            </m:rPr>
             <w:rPr>
               <w:rFonts w:ascii="Times New Roman" w:eastAsiaTheme="minorEastAsia" w:hAnsi="Times New Roman" w:cs="Times New Roman"/>
               <w:sz w:val="28"/>
@@ -5131,6 +4807,9 @@
             <m:t xml:space="preserve">    remainder = a % b;</m:t>
           </m:r>
           <m:r>
+            <m:rPr>
+              <m:sty m:val="p"/>
+            </m:rPr>
             <w:rPr>
               <w:rFonts w:ascii="Times New Roman" w:eastAsiaTheme="minorEastAsia" w:hAnsi="Times New Roman" w:cs="Times New Roman"/>
               <w:sz w:val="28"/>
@@ -5149,6 +4828,9 @@
             <m:t>}</m:t>
           </m:r>
           <m:r>
+            <m:rPr>
+              <m:sty m:val="p"/>
+            </m:rPr>
             <w:rPr>
               <w:rFonts w:ascii="Times New Roman" w:eastAsiaTheme="minorEastAsia" w:hAnsi="Times New Roman" w:cs="Times New Roman"/>
               <w:sz w:val="28"/>
@@ -5164,7 +4846,7 @@
           <w:sz w:val="28"/>
           <w:szCs w:val="28"/>
         </w:rPr>
-        <w:t xml:space="preserve">- </w:t>
+        <w:t>- Возврат структуры или класса, содержащей несколько полей:</w:t>
       </w:r>
       <w:r>
         <w:rPr>
@@ -5172,14 +4854,6 @@
           <w:sz w:val="28"/>
           <w:szCs w:val="28"/>
         </w:rPr>
-        <w:t>Возврат структуры или класса, содержащей несколько полей:</w:t>
-      </w:r>
-      <w:r>
-        <w:rPr>
-          <w:rFonts w:ascii="Times New Roman" w:eastAsiaTheme="minorEastAsia" w:hAnsi="Times New Roman" w:cs="Times New Roman"/>
-          <w:sz w:val="28"/>
-          <w:szCs w:val="28"/>
-        </w:rPr>
         <w:br/>
       </w:r>
       <m:oMathPara>
@@ -5193,6 +4867,9 @@
             <m:t>struct Result {</m:t>
           </m:r>
           <m:r>
+            <m:rPr>
+              <m:sty m:val="p"/>
+            </m:rPr>
             <w:rPr>
               <w:rFonts w:ascii="Times New Roman" w:eastAsiaTheme="minorEastAsia" w:hAnsi="Times New Roman" w:cs="Times New Roman"/>
               <w:sz w:val="28"/>
@@ -5211,6 +4888,9 @@
             <m:t xml:space="preserve">    int quotient;</m:t>
           </m:r>
           <m:r>
+            <m:rPr>
+              <m:sty m:val="p"/>
+            </m:rPr>
             <w:rPr>
               <w:rFonts w:ascii="Times New Roman" w:eastAsiaTheme="minorEastAsia" w:hAnsi="Times New Roman" w:cs="Times New Roman"/>
               <w:sz w:val="28"/>
@@ -5229,6 +4909,9 @@
             <m:t xml:space="preserve">    int remainder;</m:t>
           </m:r>
           <m:r>
+            <m:rPr>
+              <m:sty m:val="p"/>
+            </m:rPr>
             <w:rPr>
               <w:rFonts w:ascii="Times New Roman" w:eastAsiaTheme="minorEastAsia" w:hAnsi="Times New Roman" w:cs="Times New Roman"/>
               <w:sz w:val="28"/>
@@ -5247,6 +4930,9 @@
             <m:t>};</m:t>
           </m:r>
           <m:r>
+            <m:rPr>
+              <m:sty m:val="p"/>
+            </m:rPr>
             <w:rPr>
               <w:rFonts w:ascii="Times New Roman" w:eastAsiaTheme="minorEastAsia" w:hAnsi="Times New Roman" w:cs="Times New Roman"/>
               <w:sz w:val="28"/>
@@ -5265,6 +4951,9 @@
             <m:t>Result divide(int a, int b) {</m:t>
           </m:r>
           <m:r>
+            <m:rPr>
+              <m:sty m:val="p"/>
+            </m:rPr>
             <w:rPr>
               <w:rFonts w:ascii="Times New Roman" w:eastAsiaTheme="minorEastAsia" w:hAnsi="Times New Roman" w:cs="Times New Roman"/>
               <w:sz w:val="28"/>
@@ -5283,6 +4972,9 @@
             <m:t xml:space="preserve">    return {a / b, a % b};</m:t>
           </m:r>
           <m:r>
+            <m:rPr>
+              <m:sty m:val="p"/>
+            </m:rPr>
             <w:rPr>
               <w:rFonts w:ascii="Times New Roman" w:eastAsiaTheme="minorEastAsia" w:hAnsi="Times New Roman" w:cs="Times New Roman"/>
               <w:sz w:val="28"/>
@@ -5327,17 +5019,7 @@
           <w:sz w:val="28"/>
           <w:szCs w:val="28"/>
         </w:rPr>
-        <w:t>Структура программы и время жизни переменных, объявленных на внутреннем уровне</w:t>
-      </w:r>
-      <w:r>
-        <w:rPr>
-          <w:rFonts w:ascii="Times New Roman" w:hAnsi="Times New Roman" w:cs="Times New Roman"/>
-          <w:b/>
-          <w:bCs/>
-          <w:sz w:val="28"/>
-          <w:szCs w:val="28"/>
-        </w:rPr>
-        <w:t>.</w:t>
+        <w:t>Структура программы и время жизни переменных, объявленных на внутреннем уровне.</w:t>
       </w:r>
       <w:r>
         <w:rPr>
@@ -5401,6 +5083,9 @@
             <m:t>void func() {</m:t>
           </m:r>
           <m:r>
+            <m:rPr>
+              <m:sty m:val="p"/>
+            </m:rPr>
             <w:rPr>
               <w:rFonts w:ascii="Times New Roman" w:eastAsiaTheme="minorEastAsia" w:hAnsi="Times New Roman" w:cs="Times New Roman"/>
               <w:sz w:val="28"/>
@@ -5419,6 +5104,9 @@
             <m:t xml:space="preserve">    int x = 10; // локальная переменная</m:t>
           </m:r>
           <m:r>
+            <m:rPr>
+              <m:sty m:val="p"/>
+            </m:rPr>
             <w:rPr>
               <w:rFonts w:ascii="Times New Roman" w:eastAsiaTheme="minorEastAsia" w:hAnsi="Times New Roman" w:cs="Times New Roman"/>
               <w:sz w:val="28"/>
@@ -5437,6 +5125,9 @@
             <m:t>} // здесь x уничтожается</m:t>
           </m:r>
           <m:r>
+            <m:rPr>
+              <m:sty m:val="p"/>
+            </m:rPr>
             <w:rPr>
               <w:rFonts w:ascii="Times New Roman" w:eastAsiaTheme="minorEastAsia" w:hAnsi="Times New Roman" w:cs="Times New Roman"/>
               <w:sz w:val="28"/>
@@ -5524,17 +5215,7 @@
           <w:szCs w:val="28"/>
         </w:rPr>
         <w:lastRenderedPageBreak/>
-        <w:t>Общая структура программы, состоящей из нескольких файлов. Локальные и глобальные переменные. Переменные, видимые в нескольких файлах</w:t>
-      </w:r>
-      <w:r>
-        <w:rPr>
-          <w:rFonts w:ascii="Times New Roman" w:hAnsi="Times New Roman" w:cs="Times New Roman"/>
-          <w:b/>
-          <w:bCs/>
-          <w:sz w:val="28"/>
-          <w:szCs w:val="28"/>
-        </w:rPr>
-        <w:t>.</w:t>
+        <w:t>Общая структура программы, состоящей из нескольких файлов. Локальные и глобальные переменные. Переменные, видимые в нескольких файлах.</w:t>
       </w:r>
       <w:r>
         <w:rPr>
@@ -5675,6 +5356,9 @@
             <m:t>// file1.cpp</m:t>
           </m:r>
           <m:r>
+            <m:rPr>
+              <m:sty m:val="p"/>
+            </m:rPr>
             <w:rPr>
               <w:rFonts w:ascii="Times New Roman" w:eastAsiaTheme="minorEastAsia" w:hAnsi="Times New Roman" w:cs="Times New Roman"/>
               <w:sz w:val="28"/>
@@ -5693,6 +5377,9 @@
             <m:t>int global_var = 10;</m:t>
           </m:r>
           <m:r>
+            <m:rPr>
+              <m:sty m:val="p"/>
+            </m:rPr>
             <w:rPr>
               <w:rFonts w:ascii="Times New Roman" w:eastAsiaTheme="minorEastAsia" w:hAnsi="Times New Roman" w:cs="Times New Roman"/>
               <w:sz w:val="28"/>
@@ -5717,9 +5404,13 @@
             <w:showingPlcHdr/>
             <w:equation/>
           </w:sdtPr>
+          <w:sdtEndPr/>
           <w:sdtContent>
             <m:oMath>
               <m:r>
+                <m:rPr>
+                  <m:sty m:val="p"/>
+                </m:rPr>
                 <w:rPr>
                   <w:rStyle w:val="ac"/>
                   <w:rFonts w:ascii="Cambria Math" w:hAnsi="Cambria Math"/>
@@ -5739,6 +5430,9 @@
             <m:t>// file2.cpp</m:t>
           </m:r>
           <m:r>
+            <m:rPr>
+              <m:sty m:val="p"/>
+            </m:rPr>
             <w:rPr>
               <w:rFonts w:ascii="Times New Roman" w:eastAsiaTheme="minorEastAsia" w:hAnsi="Times New Roman" w:cs="Times New Roman"/>
               <w:sz w:val="28"/>
@@ -5757,6 +5451,9 @@
             <m:t>extern int global_var;</m:t>
           </m:r>
           <m:r>
+            <m:rPr>
+              <m:sty m:val="p"/>
+            </m:rPr>
             <w:rPr>
               <w:rFonts w:ascii="Times New Roman" w:eastAsiaTheme="minorEastAsia" w:hAnsi="Times New Roman" w:cs="Times New Roman"/>
               <w:sz w:val="28"/>
@@ -5799,17 +5496,7 @@
           <w:sz w:val="28"/>
           <w:szCs w:val="28"/>
         </w:rPr>
-        <w:t>Время жизни и области видимости функций и переменных, объявленных на внешнем уровне</w:t>
-      </w:r>
-      <w:r>
-        <w:rPr>
-          <w:rFonts w:ascii="Times New Roman" w:hAnsi="Times New Roman" w:cs="Times New Roman"/>
-          <w:b/>
-          <w:bCs/>
-          <w:sz w:val="28"/>
-          <w:szCs w:val="28"/>
-        </w:rPr>
-        <w:t>.</w:t>
+        <w:t>Время жизни и области видимости функций и переменных, объявленных на внешнем уровне.</w:t>
       </w:r>
       <w:r>
         <w:rPr>
@@ -5902,17 +5589,7 @@
           <w:sz w:val="28"/>
           <w:szCs w:val="28"/>
         </w:rPr>
-        <w:t>Типы, определяемые пользователем. Структуры</w:t>
-      </w:r>
-      <w:r>
-        <w:rPr>
-          <w:rFonts w:ascii="Times New Roman" w:hAnsi="Times New Roman" w:cs="Times New Roman"/>
-          <w:b/>
-          <w:bCs/>
-          <w:sz w:val="28"/>
-          <w:szCs w:val="28"/>
-        </w:rPr>
-        <w:t>.</w:t>
+        <w:t>Типы, определяемые пользователем. Структуры.</w:t>
       </w:r>
       <w:r>
         <w:rPr>
@@ -6001,6 +5678,9 @@
             <m:t>struct Point {</m:t>
           </m:r>
           <m:r>
+            <m:rPr>
+              <m:sty m:val="p"/>
+            </m:rPr>
             <w:rPr>
               <w:rFonts w:ascii="Times New Roman" w:eastAsiaTheme="minorEastAsia" w:hAnsi="Times New Roman" w:cs="Times New Roman"/>
               <w:sz w:val="28"/>
@@ -6019,66 +5699,51 @@
             <m:t xml:space="preserve">    int x;</m:t>
           </m:r>
           <m:r>
-            <w:rPr>
-              <w:rFonts w:ascii="Times New Roman" w:eastAsiaTheme="minorEastAsia" w:hAnsi="Times New Roman" w:cs="Times New Roman"/>
-              <w:sz w:val="28"/>
-              <w:szCs w:val="28"/>
-            </w:rPr>
-            <w:br/>
-          </m:r>
-        </m:oMath>
-        <m:oMath>
-          <m:r>
-            <w:rPr>
-              <w:rFonts w:ascii="Cambria Math" w:hAnsi="Cambria Math" w:cs="Times New Roman"/>
-              <w:sz w:val="28"/>
-              <w:szCs w:val="28"/>
-            </w:rPr>
-            <m:t xml:space="preserve">    int </m:t>
-          </m:r>
-          <m:r>
-            <w:rPr>
-              <w:rFonts w:ascii="Cambria Math" w:hAnsi="Cambria Math" w:cs="Times New Roman"/>
-              <w:sz w:val="28"/>
-              <w:szCs w:val="28"/>
-            </w:rPr>
-            <m:t>y</m:t>
-          </m:r>
-          <m:r>
-            <w:rPr>
-              <w:rFonts w:ascii="Cambria Math" w:hAnsi="Cambria Math" w:cs="Times New Roman"/>
-              <w:sz w:val="28"/>
-              <w:szCs w:val="28"/>
-            </w:rPr>
-            <m:t>;</m:t>
-          </m:r>
-          <m:r>
-            <w:rPr>
-              <w:rFonts w:ascii="Times New Roman" w:eastAsiaTheme="minorEastAsia" w:hAnsi="Times New Roman" w:cs="Times New Roman"/>
-              <w:sz w:val="28"/>
-              <w:szCs w:val="28"/>
-            </w:rPr>
-            <w:br/>
-          </m:r>
-        </m:oMath>
-        <m:oMath>
-          <m:r>
-            <w:rPr>
-              <w:rFonts w:ascii="Cambria Math" w:hAnsi="Cambria Math" w:cs="Times New Roman"/>
-              <w:sz w:val="28"/>
-              <w:szCs w:val="28"/>
-            </w:rPr>
-            <m:t>}</m:t>
-          </m:r>
-          <m:r>
-            <w:rPr>
-              <w:rFonts w:ascii="Cambria Math" w:hAnsi="Cambria Math" w:cs="Times New Roman"/>
-              <w:sz w:val="28"/>
-              <w:szCs w:val="28"/>
-            </w:rPr>
-            <m:t>;</m:t>
-          </m:r>
-          <m:r>
+            <m:rPr>
+              <m:sty m:val="p"/>
+            </m:rPr>
+            <w:rPr>
+              <w:rFonts w:ascii="Times New Roman" w:eastAsiaTheme="minorEastAsia" w:hAnsi="Times New Roman" w:cs="Times New Roman"/>
+              <w:sz w:val="28"/>
+              <w:szCs w:val="28"/>
+            </w:rPr>
+            <w:br/>
+          </m:r>
+        </m:oMath>
+        <m:oMath>
+          <m:r>
+            <w:rPr>
+              <w:rFonts w:ascii="Cambria Math" w:hAnsi="Cambria Math" w:cs="Times New Roman"/>
+              <w:sz w:val="28"/>
+              <w:szCs w:val="28"/>
+            </w:rPr>
+            <m:t xml:space="preserve">    int y;</m:t>
+          </m:r>
+          <m:r>
+            <m:rPr>
+              <m:sty m:val="p"/>
+            </m:rPr>
+            <w:rPr>
+              <w:rFonts w:ascii="Times New Roman" w:eastAsiaTheme="minorEastAsia" w:hAnsi="Times New Roman" w:cs="Times New Roman"/>
+              <w:sz w:val="28"/>
+              <w:szCs w:val="28"/>
+            </w:rPr>
+            <w:br/>
+          </m:r>
+        </m:oMath>
+        <m:oMath>
+          <m:r>
+            <w:rPr>
+              <w:rFonts w:ascii="Cambria Math" w:hAnsi="Cambria Math" w:cs="Times New Roman"/>
+              <w:sz w:val="28"/>
+              <w:szCs w:val="28"/>
+            </w:rPr>
+            <m:t>};</m:t>
+          </m:r>
+          <m:r>
+            <m:rPr>
+              <m:sty m:val="p"/>
+            </m:rPr>
             <w:rPr>
               <w:rFonts w:ascii="Times New Roman" w:eastAsiaTheme="minorEastAsia" w:hAnsi="Times New Roman" w:cs="Times New Roman"/>
               <w:sz w:val="28"/>
@@ -6164,17 +5829,7 @@
           <w:szCs w:val="28"/>
         </w:rPr>
         <w:lastRenderedPageBreak/>
-        <w:t>Объединения</w:t>
-      </w:r>
-      <w:r>
-        <w:rPr>
-          <w:rFonts w:ascii="Times New Roman" w:hAnsi="Times New Roman" w:cs="Times New Roman"/>
-          <w:b/>
-          <w:bCs/>
-          <w:sz w:val="28"/>
-          <w:szCs w:val="28"/>
-        </w:rPr>
-        <w:t>.</w:t>
+        <w:t>Объединения.</w:t>
       </w:r>
       <w:r>
         <w:rPr>
@@ -6247,6 +5902,9 @@
             <m:t>union Data {</m:t>
           </m:r>
           <m:r>
+            <m:rPr>
+              <m:sty m:val="p"/>
+            </m:rPr>
             <w:rPr>
               <w:rFonts w:ascii="Times New Roman" w:eastAsiaTheme="minorEastAsia" w:hAnsi="Times New Roman" w:cs="Times New Roman"/>
               <w:sz w:val="28"/>
@@ -6265,6 +5923,9 @@
             <m:t xml:space="preserve">    int i;</m:t>
           </m:r>
           <m:r>
+            <m:rPr>
+              <m:sty m:val="p"/>
+            </m:rPr>
             <w:rPr>
               <w:rFonts w:ascii="Times New Roman" w:eastAsiaTheme="minorEastAsia" w:hAnsi="Times New Roman" w:cs="Times New Roman"/>
               <w:sz w:val="28"/>
@@ -6283,6 +5944,9 @@
             <m:t xml:space="preserve">    float f;</m:t>
           </m:r>
           <m:r>
+            <m:rPr>
+              <m:sty m:val="p"/>
+            </m:rPr>
             <w:rPr>
               <w:rFonts w:ascii="Times New Roman" w:eastAsiaTheme="minorEastAsia" w:hAnsi="Times New Roman" w:cs="Times New Roman"/>
               <w:sz w:val="28"/>
@@ -6301,37 +5965,34 @@
             <m:t xml:space="preserve">    char c;</m:t>
           </m:r>
           <m:r>
-            <w:rPr>
-              <w:rFonts w:ascii="Times New Roman" w:eastAsiaTheme="minorEastAsia" w:hAnsi="Times New Roman" w:cs="Times New Roman"/>
-              <w:sz w:val="28"/>
-              <w:szCs w:val="28"/>
-            </w:rPr>
-            <w:br/>
-          </m:r>
-        </m:oMath>
-        <m:oMath>
-          <m:r>
-            <w:rPr>
-              <w:rFonts w:ascii="Cambria Math" w:hAnsi="Cambria Math" w:cs="Times New Roman"/>
-              <w:sz w:val="28"/>
-              <w:szCs w:val="28"/>
-            </w:rPr>
-            <m:t>}</m:t>
-          </m:r>
-          <m:r>
-            <w:rPr>
-              <w:rFonts w:ascii="Cambria Math" w:hAnsi="Cambria Math" w:cs="Times New Roman"/>
-              <w:sz w:val="28"/>
-              <w:szCs w:val="28"/>
-            </w:rPr>
-            <m:t>;</m:t>
-          </m:r>
-          <m:r>
-            <w:rPr>
-              <w:rFonts w:ascii="Times New Roman" w:eastAsiaTheme="minorEastAsia" w:hAnsi="Times New Roman" w:cs="Times New Roman"/>
-              <w:sz w:val="28"/>
-              <w:szCs w:val="28"/>
-              <w:lang w:val="en-US"/>
+            <m:rPr>
+              <m:sty m:val="p"/>
+            </m:rPr>
+            <w:rPr>
+              <w:rFonts w:ascii="Times New Roman" w:eastAsiaTheme="minorEastAsia" w:hAnsi="Times New Roman" w:cs="Times New Roman"/>
+              <w:sz w:val="28"/>
+              <w:szCs w:val="28"/>
+            </w:rPr>
+            <w:br/>
+          </m:r>
+        </m:oMath>
+        <m:oMath>
+          <m:r>
+            <w:rPr>
+              <w:rFonts w:ascii="Cambria Math" w:hAnsi="Cambria Math" w:cs="Times New Roman"/>
+              <w:sz w:val="28"/>
+              <w:szCs w:val="28"/>
+            </w:rPr>
+            <m:t>};</m:t>
+          </m:r>
+          <m:r>
+            <m:rPr>
+              <m:sty m:val="p"/>
+            </m:rPr>
+            <w:rPr>
+              <w:rFonts w:ascii="Times New Roman" w:eastAsiaTheme="minorEastAsia" w:hAnsi="Times New Roman" w:cs="Times New Roman"/>
+              <w:sz w:val="28"/>
+              <w:szCs w:val="28"/>
             </w:rPr>
             <w:br/>
           </m:r>
@@ -6388,17 +6049,7 @@
           <w:sz w:val="28"/>
           <w:szCs w:val="28"/>
         </w:rPr>
-        <w:t>Поля битов</w:t>
-      </w:r>
-      <w:r>
-        <w:rPr>
-          <w:rFonts w:ascii="Times New Roman" w:hAnsi="Times New Roman" w:cs="Times New Roman"/>
-          <w:b/>
-          <w:bCs/>
-          <w:sz w:val="28"/>
-          <w:szCs w:val="28"/>
-        </w:rPr>
-        <w:t>.</w:t>
+        <w:t>Поля битов.</w:t>
       </w:r>
       <w:r>
         <w:rPr>
@@ -6462,6 +6113,9 @@
             <m:t>struct Flags {</m:t>
           </m:r>
           <m:r>
+            <m:rPr>
+              <m:sty m:val="p"/>
+            </m:rPr>
             <w:rPr>
               <w:rFonts w:ascii="Times New Roman" w:eastAsiaTheme="minorEastAsia" w:hAnsi="Times New Roman" w:cs="Times New Roman"/>
               <w:sz w:val="28"/>
@@ -6480,6 +6134,9 @@
             <m:t xml:space="preserve">    unsigned int flag1 : 1;</m:t>
           </m:r>
           <m:r>
+            <m:rPr>
+              <m:sty m:val="p"/>
+            </m:rPr>
             <w:rPr>
               <w:rFonts w:ascii="Times New Roman" w:eastAsiaTheme="minorEastAsia" w:hAnsi="Times New Roman" w:cs="Times New Roman"/>
               <w:sz w:val="28"/>
@@ -6498,6 +6155,9 @@
             <m:t xml:space="preserve">    unsigned int flag2 : 3;</m:t>
           </m:r>
           <m:r>
+            <m:rPr>
+              <m:sty m:val="p"/>
+            </m:rPr>
             <w:rPr>
               <w:rFonts w:ascii="Times New Roman" w:eastAsiaTheme="minorEastAsia" w:hAnsi="Times New Roman" w:cs="Times New Roman"/>
               <w:sz w:val="28"/>
@@ -6516,6 +6176,9 @@
             <m:t xml:space="preserve">    unsigned int flag3 : 4;</m:t>
           </m:r>
           <m:r>
+            <m:rPr>
+              <m:sty m:val="p"/>
+            </m:rPr>
             <w:rPr>
               <w:rFonts w:ascii="Times New Roman" w:eastAsiaTheme="minorEastAsia" w:hAnsi="Times New Roman" w:cs="Times New Roman"/>
               <w:sz w:val="28"/>
@@ -6542,6 +6205,9 @@
             <m:t>;</m:t>
           </m:r>
           <m:r>
+            <m:rPr>
+              <m:sty m:val="p"/>
+            </m:rPr>
             <w:rPr>
               <w:rFonts w:ascii="Times New Roman" w:eastAsiaTheme="minorEastAsia" w:hAnsi="Times New Roman" w:cs="Times New Roman"/>
               <w:sz w:val="28"/>
@@ -6584,17 +6250,7 @@
           <w:sz w:val="28"/>
           <w:szCs w:val="28"/>
         </w:rPr>
-        <w:t>Динамическая память. Резервирование, освобождение памяти в языке С</w:t>
-      </w:r>
-      <w:r>
-        <w:rPr>
-          <w:rFonts w:ascii="Times New Roman" w:hAnsi="Times New Roman" w:cs="Times New Roman"/>
-          <w:b/>
-          <w:bCs/>
-          <w:sz w:val="28"/>
-          <w:szCs w:val="28"/>
-        </w:rPr>
-        <w:t>.</w:t>
+        <w:t>Динамическая память. Резервирование, освобождение памяти в языке С.</w:t>
       </w:r>
       <w:r>
         <w:rPr>
@@ -6676,6 +6332,9 @@
             <m:t>int* p = (int*)malloc(sizeof(int) * 10); // выделить массив из 10 int</m:t>
           </m:r>
           <m:r>
+            <m:rPr>
+              <m:sty m:val="p"/>
+            </m:rPr>
             <w:rPr>
               <w:rFonts w:ascii="Times New Roman" w:eastAsiaTheme="minorEastAsia" w:hAnsi="Times New Roman" w:cs="Times New Roman"/>
               <w:sz w:val="28"/>
@@ -6694,6 +6353,9 @@
             <m:t>// использование</m:t>
           </m:r>
           <m:r>
+            <m:rPr>
+              <m:sty m:val="p"/>
+            </m:rPr>
             <w:rPr>
               <w:rFonts w:ascii="Times New Roman" w:eastAsiaTheme="minorEastAsia" w:hAnsi="Times New Roman" w:cs="Times New Roman"/>
               <w:sz w:val="28"/>
@@ -6712,6 +6374,9 @@
             <m:t>free(p); // освобождение памяти</m:t>
           </m:r>
           <m:r>
+            <m:rPr>
+              <m:sty m:val="p"/>
+            </m:rPr>
             <w:rPr>
               <w:rFonts w:ascii="Times New Roman" w:eastAsiaTheme="minorEastAsia" w:hAnsi="Times New Roman" w:cs="Times New Roman"/>
               <w:sz w:val="28"/>
@@ -6799,17 +6464,7 @@
           <w:szCs w:val="28"/>
         </w:rPr>
         <w:lastRenderedPageBreak/>
-        <w:t>Динамическая память. Резервирование, освобождение памяти в языке С++</w:t>
-      </w:r>
-      <w:r>
-        <w:rPr>
-          <w:rFonts w:ascii="Times New Roman" w:hAnsi="Times New Roman" w:cs="Times New Roman"/>
-          <w:b/>
-          <w:bCs/>
-          <w:sz w:val="28"/>
-          <w:szCs w:val="28"/>
-        </w:rPr>
-        <w:t>.</w:t>
+        <w:t>Динамическая память. Резервирование, освобождение памяти в языке С++.</w:t>
       </w:r>
       <w:r>
         <w:rPr>
@@ -6891,6 +6546,9 @@
             <m:t>int* p = new int[10]; // выделение массива из 10 int</m:t>
           </m:r>
           <m:r>
+            <m:rPr>
+              <m:sty m:val="p"/>
+            </m:rPr>
             <w:rPr>
               <w:rFonts w:ascii="Times New Roman" w:eastAsiaTheme="minorEastAsia" w:hAnsi="Times New Roman" w:cs="Times New Roman"/>
               <w:sz w:val="28"/>
@@ -6909,6 +6567,9 @@
             <m:t>// использование</m:t>
           </m:r>
           <m:r>
+            <m:rPr>
+              <m:sty m:val="p"/>
+            </m:rPr>
             <w:rPr>
               <w:rFonts w:ascii="Times New Roman" w:eastAsiaTheme="minorEastAsia" w:hAnsi="Times New Roman" w:cs="Times New Roman"/>
               <w:sz w:val="28"/>
@@ -6927,6 +6588,9 @@
             <m:t>delete[] p;          // освобождение памяти</m:t>
           </m:r>
           <m:r>
+            <m:rPr>
+              <m:sty m:val="p"/>
+            </m:rPr>
             <w:rPr>
               <w:rFonts w:ascii="Times New Roman" w:eastAsiaTheme="minorEastAsia" w:hAnsi="Times New Roman" w:cs="Times New Roman"/>
               <w:sz w:val="28"/>
@@ -6963,6 +6627,9 @@
             <m:t>int* x = new int(5);</m:t>
           </m:r>
           <m:r>
+            <m:rPr>
+              <m:sty m:val="p"/>
+            </m:rPr>
             <w:rPr>
               <w:rFonts w:ascii="Times New Roman" w:eastAsiaTheme="minorEastAsia" w:hAnsi="Times New Roman" w:cs="Times New Roman"/>
               <w:sz w:val="28"/>
@@ -6981,23 +6648,28 @@
             <m:t>delete x;</m:t>
           </m:r>
           <m:r>
-            <w:rPr>
-              <w:rFonts w:ascii="Times New Roman" w:eastAsiaTheme="minorEastAsia" w:hAnsi="Times New Roman" w:cs="Times New Roman"/>
-              <w:sz w:val="28"/>
-              <w:szCs w:val="28"/>
-            </w:rPr>
-            <w:br/>
-          </m:r>
-          <m:r>
-            <w:rPr>
-              <w:rFonts w:ascii="Cambria Math" w:hAnsi="Cambria Math" w:cs="Times New Roman"/>
-              <w:sz w:val="28"/>
-              <w:szCs w:val="28"/>
-            </w:rPr>
-            <m:t>new</m:t>
+            <m:rPr>
+              <m:sty m:val="p"/>
+            </m:rPr>
+            <w:rPr>
+              <w:rFonts w:ascii="Times New Roman" w:eastAsiaTheme="minorEastAsia" w:hAnsi="Times New Roman" w:cs="Times New Roman"/>
+              <w:sz w:val="28"/>
+              <w:szCs w:val="28"/>
+            </w:rPr>
+            <w:br/>
           </m:r>
         </m:oMath>
       </m:oMathPara>
+      <m:oMath>
+        <m:r>
+          <w:rPr>
+            <w:rFonts w:ascii="Cambria Math" w:hAnsi="Cambria Math" w:cs="Times New Roman"/>
+            <w:sz w:val="28"/>
+            <w:szCs w:val="28"/>
+          </w:rPr>
+          <m:t>new</m:t>
+        </m:r>
+      </m:oMath>
       <w:r>
         <w:rPr>
           <w:rFonts w:ascii="Times New Roman" w:hAnsi="Times New Roman" w:cs="Times New Roman"/>
@@ -7049,17 +6721,7 @@
           <w:sz w:val="28"/>
           <w:szCs w:val="28"/>
         </w:rPr>
-        <w:t>Связные динамические структуры. Списки. Двусвязные списки</w:t>
-      </w:r>
-      <w:r>
-        <w:rPr>
-          <w:rFonts w:ascii="Times New Roman" w:hAnsi="Times New Roman" w:cs="Times New Roman"/>
-          <w:b/>
-          <w:bCs/>
-          <w:sz w:val="28"/>
-          <w:szCs w:val="28"/>
-        </w:rPr>
-        <w:t>.</w:t>
+        <w:t>Связные динамические структуры. Списки. Двусвязные списки.</w:t>
       </w:r>
       <w:r>
         <w:rPr>
@@ -7146,6 +6808,9 @@
             <m:t>struct Node {</m:t>
           </m:r>
           <m:r>
+            <m:rPr>
+              <m:sty m:val="p"/>
+            </m:rPr>
             <w:rPr>
               <w:rFonts w:ascii="Times New Roman" w:eastAsiaTheme="minorEastAsia" w:hAnsi="Times New Roman" w:cs="Times New Roman"/>
               <w:sz w:val="28"/>
@@ -7164,6 +6829,9 @@
             <m:t xml:space="preserve">    int data;</m:t>
           </m:r>
           <m:r>
+            <m:rPr>
+              <m:sty m:val="p"/>
+            </m:rPr>
             <w:rPr>
               <w:rFonts w:ascii="Times New Roman" w:eastAsiaTheme="minorEastAsia" w:hAnsi="Times New Roman" w:cs="Times New Roman"/>
               <w:sz w:val="28"/>
@@ -7182,6 +6850,9 @@
             <m:t xml:space="preserve">    Node* next;</m:t>
           </m:r>
           <m:r>
+            <m:rPr>
+              <m:sty m:val="p"/>
+            </m:rPr>
             <w:rPr>
               <w:rFonts w:ascii="Times New Roman" w:eastAsiaTheme="minorEastAsia" w:hAnsi="Times New Roman" w:cs="Times New Roman"/>
               <w:sz w:val="28"/>
@@ -7200,32 +6871,30 @@
             <m:t xml:space="preserve">    Node* prev;</m:t>
           </m:r>
           <m:r>
-            <w:rPr>
-              <w:rFonts w:ascii="Times New Roman" w:eastAsiaTheme="minorEastAsia" w:hAnsi="Times New Roman" w:cs="Times New Roman"/>
-              <w:sz w:val="28"/>
-              <w:szCs w:val="28"/>
-            </w:rPr>
-            <w:br/>
-          </m:r>
-        </m:oMath>
-        <m:oMath>
-          <m:r>
-            <w:rPr>
-              <w:rFonts w:ascii="Cambria Math" w:hAnsi="Cambria Math" w:cs="Times New Roman"/>
-              <w:sz w:val="28"/>
-              <w:szCs w:val="28"/>
-            </w:rPr>
-            <m:t>}</m:t>
-          </m:r>
-          <m:r>
-            <w:rPr>
-              <w:rFonts w:ascii="Cambria Math" w:hAnsi="Cambria Math" w:cs="Times New Roman"/>
-              <w:sz w:val="28"/>
-              <w:szCs w:val="28"/>
-            </w:rPr>
-            <m:t>;</m:t>
-          </m:r>
-          <m:r>
+            <m:rPr>
+              <m:sty m:val="p"/>
+            </m:rPr>
+            <w:rPr>
+              <w:rFonts w:ascii="Times New Roman" w:eastAsiaTheme="minorEastAsia" w:hAnsi="Times New Roman" w:cs="Times New Roman"/>
+              <w:sz w:val="28"/>
+              <w:szCs w:val="28"/>
+            </w:rPr>
+            <w:br/>
+          </m:r>
+        </m:oMath>
+        <m:oMath>
+          <m:r>
+            <w:rPr>
+              <w:rFonts w:ascii="Cambria Math" w:hAnsi="Cambria Math" w:cs="Times New Roman"/>
+              <w:sz w:val="28"/>
+              <w:szCs w:val="28"/>
+            </w:rPr>
+            <m:t>};</m:t>
+          </m:r>
+          <m:r>
+            <m:rPr>
+              <m:sty m:val="p"/>
+            </m:rPr>
             <w:rPr>
               <w:rFonts w:ascii="Times New Roman" w:eastAsiaTheme="minorEastAsia" w:hAnsi="Times New Roman" w:cs="Times New Roman"/>
               <w:sz w:val="28"/>
@@ -7277,17 +6946,7 @@
           <w:szCs w:val="28"/>
         </w:rPr>
         <w:lastRenderedPageBreak/>
-        <w:t>Связные динамические структуры. Очередь. Односвязные списки</w:t>
-      </w:r>
-      <w:r>
-        <w:rPr>
-          <w:rFonts w:ascii="Times New Roman" w:hAnsi="Times New Roman" w:cs="Times New Roman"/>
-          <w:b/>
-          <w:bCs/>
-          <w:sz w:val="28"/>
-          <w:szCs w:val="28"/>
-        </w:rPr>
-        <w:t>.</w:t>
+        <w:t>Связные динамические структуры. Очередь. Односвязные списки.</w:t>
       </w:r>
       <w:r>
         <w:rPr>
@@ -7392,6 +7051,9 @@
             <m:t>struct Node {</m:t>
           </m:r>
           <m:r>
+            <m:rPr>
+              <m:sty m:val="p"/>
+            </m:rPr>
             <w:rPr>
               <w:rFonts w:ascii="Times New Roman" w:eastAsiaTheme="minorEastAsia" w:hAnsi="Times New Roman" w:cs="Times New Roman"/>
               <w:sz w:val="28"/>
@@ -7410,6 +7072,9 @@
             <m:t xml:space="preserve">    int data;</m:t>
           </m:r>
           <m:r>
+            <m:rPr>
+              <m:sty m:val="p"/>
+            </m:rPr>
             <w:rPr>
               <w:rFonts w:ascii="Times New Roman" w:eastAsiaTheme="minorEastAsia" w:hAnsi="Times New Roman" w:cs="Times New Roman"/>
               <w:sz w:val="28"/>
@@ -7428,32 +7093,30 @@
             <m:t xml:space="preserve">    Node* next;</m:t>
           </m:r>
           <m:r>
-            <w:rPr>
-              <w:rFonts w:ascii="Times New Roman" w:eastAsiaTheme="minorEastAsia" w:hAnsi="Times New Roman" w:cs="Times New Roman"/>
-              <w:sz w:val="28"/>
-              <w:szCs w:val="28"/>
-            </w:rPr>
-            <w:br/>
-          </m:r>
-        </m:oMath>
-        <m:oMath>
-          <m:r>
-            <w:rPr>
-              <w:rFonts w:ascii="Cambria Math" w:hAnsi="Cambria Math" w:cs="Times New Roman"/>
-              <w:sz w:val="28"/>
-              <w:szCs w:val="28"/>
-            </w:rPr>
-            <m:t>}</m:t>
-          </m:r>
-          <m:r>
-            <w:rPr>
-              <w:rFonts w:ascii="Cambria Math" w:hAnsi="Cambria Math" w:cs="Times New Roman"/>
-              <w:sz w:val="28"/>
-              <w:szCs w:val="28"/>
-            </w:rPr>
-            <m:t>;</m:t>
-          </m:r>
-          <m:r>
+            <m:rPr>
+              <m:sty m:val="p"/>
+            </m:rPr>
+            <w:rPr>
+              <w:rFonts w:ascii="Times New Roman" w:eastAsiaTheme="minorEastAsia" w:hAnsi="Times New Roman" w:cs="Times New Roman"/>
+              <w:sz w:val="28"/>
+              <w:szCs w:val="28"/>
+            </w:rPr>
+            <w:br/>
+          </m:r>
+        </m:oMath>
+        <m:oMath>
+          <m:r>
+            <w:rPr>
+              <w:rFonts w:ascii="Cambria Math" w:hAnsi="Cambria Math" w:cs="Times New Roman"/>
+              <w:sz w:val="28"/>
+              <w:szCs w:val="28"/>
+            </w:rPr>
+            <m:t>};</m:t>
+          </m:r>
+          <m:r>
+            <m:rPr>
+              <m:sty m:val="p"/>
+            </m:rPr>
             <w:rPr>
               <w:rFonts w:ascii="Times New Roman" w:eastAsiaTheme="minorEastAsia" w:hAnsi="Times New Roman" w:cs="Times New Roman"/>
               <w:sz w:val="28"/>
@@ -7478,9 +7141,13 @@
             <w:showingPlcHdr/>
             <w:equation/>
           </w:sdtPr>
+          <w:sdtEndPr/>
           <w:sdtContent>
             <m:oMath>
               <m:r>
+                <m:rPr>
+                  <m:sty m:val="p"/>
+                </m:rPr>
                 <w:rPr>
                   <w:rStyle w:val="ac"/>
                   <w:rFonts w:ascii="Cambria Math" w:hAnsi="Cambria Math"/>
@@ -7500,6 +7167,9 @@
             <m:t>Node* front = nullptr; // начало</m:t>
           </m:r>
           <m:r>
+            <m:rPr>
+              <m:sty m:val="p"/>
+            </m:rPr>
             <w:rPr>
               <w:rFonts w:ascii="Times New Roman" w:eastAsiaTheme="minorEastAsia" w:hAnsi="Times New Roman" w:cs="Times New Roman"/>
               <w:sz w:val="28"/>
@@ -7518,6 +7188,9 @@
             <m:t>Node* rear = nullptr;  // конец</m:t>
           </m:r>
           <m:r>
+            <m:rPr>
+              <m:sty m:val="p"/>
+            </m:rPr>
             <w:rPr>
               <w:rFonts w:ascii="Times New Roman" w:eastAsiaTheme="minorEastAsia" w:hAnsi="Times New Roman" w:cs="Times New Roman"/>
               <w:sz w:val="28"/>
@@ -7542,9 +7215,13 @@
             <w:showingPlcHdr/>
             <w:equation/>
           </w:sdtPr>
+          <w:sdtEndPr/>
           <w:sdtContent>
             <m:oMath>
               <m:r>
+                <m:rPr>
+                  <m:sty m:val="p"/>
+                </m:rPr>
                 <w:rPr>
                   <w:rStyle w:val="ac"/>
                   <w:rFonts w:ascii="Cambria Math" w:hAnsi="Cambria Math"/>
@@ -7564,6 +7241,9 @@
             <m:t>void enqueue(int val) {</m:t>
           </m:r>
           <m:r>
+            <m:rPr>
+              <m:sty m:val="p"/>
+            </m:rPr>
             <w:rPr>
               <w:rFonts w:ascii="Times New Roman" w:eastAsiaTheme="minorEastAsia" w:hAnsi="Times New Roman" w:cs="Times New Roman"/>
               <w:sz w:val="28"/>
@@ -7582,6 +7262,9 @@
             <m:t xml:space="preserve">    Node* newNode = new Node{val, nullptr};</m:t>
           </m:r>
           <m:r>
+            <m:rPr>
+              <m:sty m:val="p"/>
+            </m:rPr>
             <w:rPr>
               <w:rFonts w:ascii="Times New Roman" w:eastAsiaTheme="minorEastAsia" w:hAnsi="Times New Roman" w:cs="Times New Roman"/>
               <w:sz w:val="28"/>
@@ -7600,6 +7283,9 @@
             <m:t xml:space="preserve">    if (rear) rear-&gt;next = newNode;</m:t>
           </m:r>
           <m:r>
+            <m:rPr>
+              <m:sty m:val="p"/>
+            </m:rPr>
             <w:rPr>
               <w:rFonts w:ascii="Times New Roman" w:eastAsiaTheme="minorEastAsia" w:hAnsi="Times New Roman" w:cs="Times New Roman"/>
               <w:sz w:val="28"/>
@@ -7618,6 +7304,9 @@
             <m:t xml:space="preserve">    else front = newNode;</m:t>
           </m:r>
           <m:r>
+            <m:rPr>
+              <m:sty m:val="p"/>
+            </m:rPr>
             <w:rPr>
               <w:rFonts w:ascii="Times New Roman" w:eastAsiaTheme="minorEastAsia" w:hAnsi="Times New Roman" w:cs="Times New Roman"/>
               <w:sz w:val="28"/>
@@ -7636,6 +7325,9 @@
             <m:t xml:space="preserve">    rear = newNode;</m:t>
           </m:r>
           <m:r>
+            <m:rPr>
+              <m:sty m:val="p"/>
+            </m:rPr>
             <w:rPr>
               <w:rFonts w:ascii="Times New Roman" w:eastAsiaTheme="minorEastAsia" w:hAnsi="Times New Roman" w:cs="Times New Roman"/>
               <w:sz w:val="28"/>
@@ -7654,6 +7346,9 @@
             <m:t>}</m:t>
           </m:r>
           <m:r>
+            <m:rPr>
+              <m:sty m:val="p"/>
+            </m:rPr>
             <w:rPr>
               <w:rFonts w:ascii="Times New Roman" w:eastAsiaTheme="minorEastAsia" w:hAnsi="Times New Roman" w:cs="Times New Roman"/>
               <w:sz w:val="28"/>
@@ -7696,17 +7391,7 @@
           <w:sz w:val="28"/>
           <w:szCs w:val="28"/>
         </w:rPr>
-        <w:t>Связные динамические структуры. Кольцевые списки</w:t>
-      </w:r>
-      <w:r>
-        <w:rPr>
-          <w:rFonts w:ascii="Times New Roman" w:hAnsi="Times New Roman" w:cs="Times New Roman"/>
-          <w:b/>
-          <w:bCs/>
-          <w:sz w:val="28"/>
-          <w:szCs w:val="28"/>
-        </w:rPr>
-        <w:t>.</w:t>
+        <w:t>Связные динамические структуры. Кольцевые списки.</w:t>
       </w:r>
       <w:r>
         <w:rPr>
@@ -7752,6 +7437,9 @@
             <m:t>struct Node {</m:t>
           </m:r>
           <m:r>
+            <m:rPr>
+              <m:sty m:val="p"/>
+            </m:rPr>
             <w:rPr>
               <w:rFonts w:ascii="Times New Roman" w:eastAsiaTheme="minorEastAsia" w:hAnsi="Times New Roman" w:cs="Times New Roman"/>
               <w:sz w:val="28"/>
@@ -7770,6 +7458,9 @@
             <m:t xml:space="preserve">    int data;</m:t>
           </m:r>
           <m:r>
+            <m:rPr>
+              <m:sty m:val="p"/>
+            </m:rPr>
             <w:rPr>
               <w:rFonts w:ascii="Times New Roman" w:eastAsiaTheme="minorEastAsia" w:hAnsi="Times New Roman" w:cs="Times New Roman"/>
               <w:sz w:val="28"/>
@@ -7788,32 +7479,30 @@
             <m:t xml:space="preserve">    Node* next;</m:t>
           </m:r>
           <m:r>
-            <w:rPr>
-              <w:rFonts w:ascii="Times New Roman" w:eastAsiaTheme="minorEastAsia" w:hAnsi="Times New Roman" w:cs="Times New Roman"/>
-              <w:sz w:val="28"/>
-              <w:szCs w:val="28"/>
-            </w:rPr>
-            <w:br/>
-          </m:r>
-        </m:oMath>
-        <m:oMath>
-          <m:r>
-            <w:rPr>
-              <w:rFonts w:ascii="Cambria Math" w:hAnsi="Cambria Math" w:cs="Times New Roman"/>
-              <w:sz w:val="28"/>
-              <w:szCs w:val="28"/>
-            </w:rPr>
-            <m:t>}</m:t>
-          </m:r>
-          <m:r>
-            <w:rPr>
-              <w:rFonts w:ascii="Cambria Math" w:hAnsi="Cambria Math" w:cs="Times New Roman"/>
-              <w:sz w:val="28"/>
-              <w:szCs w:val="28"/>
-            </w:rPr>
-            <m:t>;</m:t>
-          </m:r>
-          <m:r>
+            <m:rPr>
+              <m:sty m:val="p"/>
+            </m:rPr>
+            <w:rPr>
+              <w:rFonts w:ascii="Times New Roman" w:eastAsiaTheme="minorEastAsia" w:hAnsi="Times New Roman" w:cs="Times New Roman"/>
+              <w:sz w:val="28"/>
+              <w:szCs w:val="28"/>
+            </w:rPr>
+            <w:br/>
+          </m:r>
+        </m:oMath>
+        <m:oMath>
+          <m:r>
+            <w:rPr>
+              <w:rFonts w:ascii="Cambria Math" w:hAnsi="Cambria Math" w:cs="Times New Roman"/>
+              <w:sz w:val="28"/>
+              <w:szCs w:val="28"/>
+            </w:rPr>
+            <m:t>};</m:t>
+          </m:r>
+          <m:r>
+            <m:rPr>
+              <m:sty m:val="p"/>
+            </m:rPr>
             <w:rPr>
               <w:rFonts w:ascii="Times New Roman" w:eastAsiaTheme="minorEastAsia" w:hAnsi="Times New Roman" w:cs="Times New Roman"/>
               <w:sz w:val="28"/>
@@ -7832,6 +7521,9 @@
             <m:t>// последний элемент указывает на первый</m:t>
           </m:r>
           <m:r>
+            <m:rPr>
+              <m:sty m:val="p"/>
+            </m:rPr>
             <w:rPr>
               <w:rFonts w:ascii="Times New Roman" w:eastAsiaTheme="minorEastAsia" w:hAnsi="Times New Roman" w:cs="Times New Roman"/>
               <w:sz w:val="28"/>
@@ -7883,17 +7575,7 @@
           <w:szCs w:val="28"/>
         </w:rPr>
         <w:lastRenderedPageBreak/>
-        <w:t>Связные динамические структуры. Стек</w:t>
-      </w:r>
-      <w:r>
-        <w:rPr>
-          <w:rFonts w:ascii="Times New Roman" w:hAnsi="Times New Roman" w:cs="Times New Roman"/>
-          <w:b/>
-          <w:bCs/>
-          <w:sz w:val="28"/>
-          <w:szCs w:val="28"/>
-        </w:rPr>
-        <w:t>.</w:t>
+        <w:t>Связные динамические структуры. Стек.</w:t>
       </w:r>
       <w:r>
         <w:rPr>
@@ -8025,6 +7707,9 @@
             <m:t>struct Node {</m:t>
           </m:r>
           <m:r>
+            <m:rPr>
+              <m:sty m:val="p"/>
+            </m:rPr>
             <w:rPr>
               <w:rFonts w:ascii="Times New Roman" w:eastAsiaTheme="minorEastAsia" w:hAnsi="Times New Roman" w:cs="Times New Roman"/>
               <w:sz w:val="28"/>
@@ -8043,6 +7728,9 @@
             <m:t xml:space="preserve">    int data;</m:t>
           </m:r>
           <m:r>
+            <m:rPr>
+              <m:sty m:val="p"/>
+            </m:rPr>
             <w:rPr>
               <w:rFonts w:ascii="Times New Roman" w:eastAsiaTheme="minorEastAsia" w:hAnsi="Times New Roman" w:cs="Times New Roman"/>
               <w:sz w:val="28"/>
@@ -8061,32 +7749,30 @@
             <m:t xml:space="preserve">    Node* next;</m:t>
           </m:r>
           <m:r>
-            <w:rPr>
-              <w:rFonts w:ascii="Times New Roman" w:eastAsiaTheme="minorEastAsia" w:hAnsi="Times New Roman" w:cs="Times New Roman"/>
-              <w:sz w:val="28"/>
-              <w:szCs w:val="28"/>
-            </w:rPr>
-            <w:br/>
-          </m:r>
-        </m:oMath>
-        <m:oMath>
-          <m:r>
-            <w:rPr>
-              <w:rFonts w:ascii="Cambria Math" w:hAnsi="Cambria Math" w:cs="Times New Roman"/>
-              <w:sz w:val="28"/>
-              <w:szCs w:val="28"/>
-            </w:rPr>
-            <m:t>}</m:t>
-          </m:r>
-          <m:r>
-            <w:rPr>
-              <w:rFonts w:ascii="Cambria Math" w:hAnsi="Cambria Math" w:cs="Times New Roman"/>
-              <w:sz w:val="28"/>
-              <w:szCs w:val="28"/>
-            </w:rPr>
-            <m:t>;</m:t>
-          </m:r>
-          <m:r>
+            <m:rPr>
+              <m:sty m:val="p"/>
+            </m:rPr>
+            <w:rPr>
+              <w:rFonts w:ascii="Times New Roman" w:eastAsiaTheme="minorEastAsia" w:hAnsi="Times New Roman" w:cs="Times New Roman"/>
+              <w:sz w:val="28"/>
+              <w:szCs w:val="28"/>
+            </w:rPr>
+            <w:br/>
+          </m:r>
+        </m:oMath>
+        <m:oMath>
+          <m:r>
+            <w:rPr>
+              <w:rFonts w:ascii="Cambria Math" w:hAnsi="Cambria Math" w:cs="Times New Roman"/>
+              <w:sz w:val="28"/>
+              <w:szCs w:val="28"/>
+            </w:rPr>
+            <m:t>};</m:t>
+          </m:r>
+          <m:r>
+            <m:rPr>
+              <m:sty m:val="p"/>
+            </m:rPr>
             <w:rPr>
               <w:rFonts w:ascii="Times New Roman" w:eastAsiaTheme="minorEastAsia" w:hAnsi="Times New Roman" w:cs="Times New Roman"/>
               <w:sz w:val="28"/>
@@ -8111,9 +7797,13 @@
             <w:showingPlcHdr/>
             <w:equation/>
           </w:sdtPr>
+          <w:sdtEndPr/>
           <w:sdtContent>
             <m:oMath>
               <m:r>
+                <m:rPr>
+                  <m:sty m:val="p"/>
+                </m:rPr>
                 <w:rPr>
                   <w:rStyle w:val="ac"/>
                   <w:rFonts w:ascii="Cambria Math" w:hAnsi="Cambria Math"/>
@@ -8133,6 +7823,9 @@
             <m:t>Node* top = nullptr;</m:t>
           </m:r>
           <m:r>
+            <m:rPr>
+              <m:sty m:val="p"/>
+            </m:rPr>
             <w:rPr>
               <w:rFonts w:ascii="Times New Roman" w:eastAsiaTheme="minorEastAsia" w:hAnsi="Times New Roman" w:cs="Times New Roman"/>
               <w:sz w:val="28"/>
@@ -8157,9 +7850,13 @@
             <w:showingPlcHdr/>
             <w:equation/>
           </w:sdtPr>
+          <w:sdtEndPr/>
           <w:sdtContent>
             <m:oMath>
               <m:r>
+                <m:rPr>
+                  <m:sty m:val="p"/>
+                </m:rPr>
                 <w:rPr>
                   <w:rStyle w:val="ac"/>
                   <w:rFonts w:ascii="Cambria Math" w:hAnsi="Cambria Math"/>
@@ -8179,6 +7876,9 @@
             <m:t>void push(int val) {</m:t>
           </m:r>
           <m:r>
+            <m:rPr>
+              <m:sty m:val="p"/>
+            </m:rPr>
             <w:rPr>
               <w:rFonts w:ascii="Times New Roman" w:eastAsiaTheme="minorEastAsia" w:hAnsi="Times New Roman" w:cs="Times New Roman"/>
               <w:sz w:val="28"/>
@@ -8197,6 +7897,9 @@
             <m:t xml:space="preserve">    Node* newNode = new Node{val, top};</m:t>
           </m:r>
           <m:r>
+            <m:rPr>
+              <m:sty m:val="p"/>
+            </m:rPr>
             <w:rPr>
               <w:rFonts w:ascii="Times New Roman" w:eastAsiaTheme="minorEastAsia" w:hAnsi="Times New Roman" w:cs="Times New Roman"/>
               <w:sz w:val="28"/>
@@ -8215,6 +7918,9 @@
             <m:t xml:space="preserve">    top = newNode;</m:t>
           </m:r>
           <m:r>
+            <m:rPr>
+              <m:sty m:val="p"/>
+            </m:rPr>
             <w:rPr>
               <w:rFonts w:ascii="Times New Roman" w:eastAsiaTheme="minorEastAsia" w:hAnsi="Times New Roman" w:cs="Times New Roman"/>
               <w:sz w:val="28"/>
@@ -8233,6 +7939,9 @@
             <m:t>}</m:t>
           </m:r>
           <m:r>
+            <m:rPr>
+              <m:sty m:val="p"/>
+            </m:rPr>
             <w:rPr>
               <w:rFonts w:ascii="Times New Roman" w:eastAsiaTheme="minorEastAsia" w:hAnsi="Times New Roman" w:cs="Times New Roman"/>
               <w:sz w:val="28"/>
@@ -8257,9 +7966,13 @@
             <w:showingPlcHdr/>
             <w:equation/>
           </w:sdtPr>
+          <w:sdtEndPr/>
           <w:sdtContent>
             <m:oMath>
               <m:r>
+                <m:rPr>
+                  <m:sty m:val="p"/>
+                </m:rPr>
                 <w:rPr>
                   <w:rStyle w:val="ac"/>
                   <w:rFonts w:ascii="Cambria Math" w:hAnsi="Cambria Math"/>
@@ -8279,6 +7992,9 @@
             <m:t>int pop() {</m:t>
           </m:r>
           <m:r>
+            <m:rPr>
+              <m:sty m:val="p"/>
+            </m:rPr>
             <w:rPr>
               <w:rFonts w:ascii="Times New Roman" w:eastAsiaTheme="minorEastAsia" w:hAnsi="Times New Roman" w:cs="Times New Roman"/>
               <w:sz w:val="28"/>
@@ -8297,6 +8013,9 @@
             <m:t xml:space="preserve">    if (!top) return -1; // или ошибка</m:t>
           </m:r>
           <m:r>
+            <m:rPr>
+              <m:sty m:val="p"/>
+            </m:rPr>
             <w:rPr>
               <w:rFonts w:ascii="Times New Roman" w:eastAsiaTheme="minorEastAsia" w:hAnsi="Times New Roman" w:cs="Times New Roman"/>
               <w:sz w:val="28"/>
@@ -8315,6 +8034,9 @@
             <m:t xml:space="preserve">    int val = top-&gt;data;</m:t>
           </m:r>
           <m:r>
+            <m:rPr>
+              <m:sty m:val="p"/>
+            </m:rPr>
             <w:rPr>
               <w:rFonts w:ascii="Times New Roman" w:eastAsiaTheme="minorEastAsia" w:hAnsi="Times New Roman" w:cs="Times New Roman"/>
               <w:sz w:val="28"/>
@@ -8333,6 +8055,9 @@
             <m:t xml:space="preserve">    Node* temp = top;</m:t>
           </m:r>
           <m:r>
+            <m:rPr>
+              <m:sty m:val="p"/>
+            </m:rPr>
             <w:rPr>
               <w:rFonts w:ascii="Times New Roman" w:eastAsiaTheme="minorEastAsia" w:hAnsi="Times New Roman" w:cs="Times New Roman"/>
               <w:sz w:val="28"/>
@@ -8351,6 +8076,9 @@
             <m:t xml:space="preserve">    top = top-&gt;next;</m:t>
           </m:r>
           <m:r>
+            <m:rPr>
+              <m:sty m:val="p"/>
+            </m:rPr>
             <w:rPr>
               <w:rFonts w:ascii="Times New Roman" w:eastAsiaTheme="minorEastAsia" w:hAnsi="Times New Roman" w:cs="Times New Roman"/>
               <w:sz w:val="28"/>
@@ -8369,6 +8097,9 @@
             <m:t xml:space="preserve">    delete temp;</m:t>
           </m:r>
           <m:r>
+            <m:rPr>
+              <m:sty m:val="p"/>
+            </m:rPr>
             <w:rPr>
               <w:rFonts w:ascii="Times New Roman" w:eastAsiaTheme="minorEastAsia" w:hAnsi="Times New Roman" w:cs="Times New Roman"/>
               <w:sz w:val="28"/>
@@ -8387,6 +8118,9 @@
             <m:t xml:space="preserve">    return val;</m:t>
           </m:r>
           <m:r>
+            <m:rPr>
+              <m:sty m:val="p"/>
+            </m:rPr>
             <w:rPr>
               <w:rFonts w:ascii="Times New Roman" w:eastAsiaTheme="minorEastAsia" w:hAnsi="Times New Roman" w:cs="Times New Roman"/>
               <w:sz w:val="28"/>
@@ -8405,6 +8139,9 @@
             <m:t>}</m:t>
           </m:r>
           <m:r>
+            <m:rPr>
+              <m:sty m:val="p"/>
+            </m:rPr>
             <w:rPr>
               <w:rFonts w:ascii="Times New Roman" w:eastAsiaTheme="minorEastAsia" w:hAnsi="Times New Roman" w:cs="Times New Roman"/>
               <w:sz w:val="28"/>
@@ -8465,17 +8202,7 @@
           <w:sz w:val="28"/>
           <w:szCs w:val="28"/>
         </w:rPr>
-        <w:t>Нелинейные динамические структуры. Деревья</w:t>
-      </w:r>
-      <w:r>
-        <w:rPr>
-          <w:rFonts w:ascii="Times New Roman" w:hAnsi="Times New Roman" w:cs="Times New Roman"/>
-          <w:b/>
-          <w:bCs/>
-          <w:sz w:val="28"/>
-          <w:szCs w:val="28"/>
-        </w:rPr>
-        <w:t>.</w:t>
+        <w:t>Нелинейные динамические структуры. Деревья.</w:t>
       </w:r>
       <w:r>
         <w:rPr>
@@ -8528,6 +8255,9 @@
             <m:t>struct Node {</m:t>
           </m:r>
           <m:r>
+            <m:rPr>
+              <m:sty m:val="p"/>
+            </m:rPr>
             <w:rPr>
               <w:rFonts w:ascii="Times New Roman" w:eastAsiaTheme="minorEastAsia" w:hAnsi="Times New Roman" w:cs="Times New Roman"/>
               <w:sz w:val="28"/>
@@ -8546,6 +8276,9 @@
             <m:t xml:space="preserve">    int data;</m:t>
           </m:r>
           <m:r>
+            <m:rPr>
+              <m:sty m:val="p"/>
+            </m:rPr>
             <w:rPr>
               <w:rFonts w:ascii="Times New Roman" w:eastAsiaTheme="minorEastAsia" w:hAnsi="Times New Roman" w:cs="Times New Roman"/>
               <w:sz w:val="28"/>
@@ -8564,6 +8297,9 @@
             <m:t xml:space="preserve">    Node* left;</m:t>
           </m:r>
           <m:r>
+            <m:rPr>
+              <m:sty m:val="p"/>
+            </m:rPr>
             <w:rPr>
               <w:rFonts w:ascii="Times New Roman" w:eastAsiaTheme="minorEastAsia" w:hAnsi="Times New Roman" w:cs="Times New Roman"/>
               <w:sz w:val="28"/>
@@ -8582,32 +8318,30 @@
             <m:t xml:space="preserve">    Node* right;</m:t>
           </m:r>
           <m:r>
-            <w:rPr>
-              <w:rFonts w:ascii="Times New Roman" w:eastAsiaTheme="minorEastAsia" w:hAnsi="Times New Roman" w:cs="Times New Roman"/>
-              <w:sz w:val="28"/>
-              <w:szCs w:val="28"/>
-            </w:rPr>
-            <w:br/>
-          </m:r>
-        </m:oMath>
-        <m:oMath>
-          <m:r>
-            <w:rPr>
-              <w:rFonts w:ascii="Cambria Math" w:hAnsi="Cambria Math" w:cs="Times New Roman"/>
-              <w:sz w:val="28"/>
-              <w:szCs w:val="28"/>
-            </w:rPr>
-            <m:t>}</m:t>
-          </m:r>
-          <m:r>
-            <w:rPr>
-              <w:rFonts w:ascii="Cambria Math" w:hAnsi="Cambria Math" w:cs="Times New Roman"/>
-              <w:sz w:val="28"/>
-              <w:szCs w:val="28"/>
-            </w:rPr>
-            <m:t>;</m:t>
-          </m:r>
-          <m:r>
+            <m:rPr>
+              <m:sty m:val="p"/>
+            </m:rPr>
+            <w:rPr>
+              <w:rFonts w:ascii="Times New Roman" w:eastAsiaTheme="minorEastAsia" w:hAnsi="Times New Roman" w:cs="Times New Roman"/>
+              <w:sz w:val="28"/>
+              <w:szCs w:val="28"/>
+            </w:rPr>
+            <w:br/>
+          </m:r>
+        </m:oMath>
+        <m:oMath>
+          <m:r>
+            <w:rPr>
+              <w:rFonts w:ascii="Cambria Math" w:hAnsi="Cambria Math" w:cs="Times New Roman"/>
+              <w:sz w:val="28"/>
+              <w:szCs w:val="28"/>
+            </w:rPr>
+            <m:t>};</m:t>
+          </m:r>
+          <m:r>
+            <m:rPr>
+              <m:sty m:val="p"/>
+            </m:rPr>
             <w:rPr>
               <w:rFonts w:ascii="Times New Roman" w:eastAsiaTheme="minorEastAsia" w:hAnsi="Times New Roman" w:cs="Times New Roman"/>
               <w:sz w:val="28"/>
@@ -8659,17 +8393,7 @@
           <w:szCs w:val="28"/>
         </w:rPr>
         <w:lastRenderedPageBreak/>
-        <w:t>Перегрузка функций</w:t>
-      </w:r>
-      <w:r>
-        <w:rPr>
-          <w:rFonts w:ascii="Times New Roman" w:hAnsi="Times New Roman" w:cs="Times New Roman"/>
-          <w:b/>
-          <w:bCs/>
-          <w:sz w:val="28"/>
-          <w:szCs w:val="28"/>
-        </w:rPr>
-        <w:t>.</w:t>
+        <w:t>Перегрузка функций.</w:t>
       </w:r>
       <w:r>
         <w:rPr>
@@ -8715,6 +8439,9 @@
             <m:t>int sum(int a, int b) { return a + b; }</m:t>
           </m:r>
           <m:r>
+            <m:rPr>
+              <m:sty m:val="p"/>
+            </m:rPr>
             <w:rPr>
               <w:rFonts w:ascii="Times New Roman" w:eastAsiaTheme="minorEastAsia" w:hAnsi="Times New Roman" w:cs="Times New Roman"/>
               <w:sz w:val="28"/>
@@ -8733,6 +8460,9 @@
             <m:t>double sum(double a, double b) { return a + b; }</m:t>
           </m:r>
           <m:r>
+            <m:rPr>
+              <m:sty m:val="p"/>
+            </m:rPr>
             <w:rPr>
               <w:rFonts w:ascii="Times New Roman" w:eastAsiaTheme="minorEastAsia" w:hAnsi="Times New Roman" w:cs="Times New Roman"/>
               <w:sz w:val="28"/>
@@ -8902,6 +8632,9 @@
             <m:t>struct Point {</m:t>
           </m:r>
           <m:r>
+            <m:rPr>
+              <m:sty m:val="p"/>
+            </m:rPr>
             <w:rPr>
               <w:rFonts w:ascii="Times New Roman" w:eastAsiaTheme="minorEastAsia" w:hAnsi="Times New Roman" w:cs="Times New Roman"/>
               <w:sz w:val="28"/>
@@ -8920,6 +8653,9 @@
             <m:t xml:space="preserve">    int x, y;</m:t>
           </m:r>
           <m:r>
+            <m:rPr>
+              <m:sty m:val="p"/>
+            </m:rPr>
             <w:rPr>
               <w:rFonts w:ascii="Times New Roman" w:eastAsiaTheme="minorEastAsia" w:hAnsi="Times New Roman" w:cs="Times New Roman"/>
               <w:sz w:val="28"/>
@@ -8938,6 +8674,9 @@
             <m:t xml:space="preserve">    Point operator+(const Point&amp; other) {</m:t>
           </m:r>
           <m:r>
+            <m:rPr>
+              <m:sty m:val="p"/>
+            </m:rPr>
             <w:rPr>
               <w:rFonts w:ascii="Times New Roman" w:eastAsiaTheme="minorEastAsia" w:hAnsi="Times New Roman" w:cs="Times New Roman"/>
               <w:sz w:val="28"/>
@@ -8956,6 +8695,9 @@
             <m:t xml:space="preserve">        return {x + other.x, y + other.y};</m:t>
           </m:r>
           <m:r>
+            <m:rPr>
+              <m:sty m:val="p"/>
+            </m:rPr>
             <w:rPr>
               <w:rFonts w:ascii="Times New Roman" w:eastAsiaTheme="minorEastAsia" w:hAnsi="Times New Roman" w:cs="Times New Roman"/>
               <w:sz w:val="28"/>
@@ -8974,6 +8716,9 @@
             <m:t xml:space="preserve">    }</m:t>
           </m:r>
           <m:r>
+            <m:rPr>
+              <m:sty m:val="p"/>
+            </m:rPr>
             <w:rPr>
               <w:rFonts w:ascii="Times New Roman" w:eastAsiaTheme="minorEastAsia" w:hAnsi="Times New Roman" w:cs="Times New Roman"/>
               <w:sz w:val="28"/>
@@ -8992,6 +8737,9 @@
             <m:t>};</m:t>
           </m:r>
           <m:r>
+            <m:rPr>
+              <m:sty m:val="p"/>
+            </m:rPr>
             <w:rPr>
               <w:rFonts w:ascii="Times New Roman" w:eastAsiaTheme="minorEastAsia" w:hAnsi="Times New Roman" w:cs="Times New Roman"/>
               <w:sz w:val="28"/>
@@ -9028,6 +8776,9 @@
             <m:t>Point a{1, 2}, b{3, 4};</m:t>
           </m:r>
           <m:r>
+            <m:rPr>
+              <m:sty m:val="p"/>
+            </m:rPr>
             <w:rPr>
               <w:rFonts w:ascii="Times New Roman" w:eastAsiaTheme="minorEastAsia" w:hAnsi="Times New Roman" w:cs="Times New Roman"/>
               <w:sz w:val="28"/>
@@ -9046,6 +8797,9 @@
             <m:t>Point c = a + b; // c = {4, 6}</m:t>
           </m:r>
           <m:r>
+            <m:rPr>
+              <m:sty m:val="p"/>
+            </m:rPr>
             <w:rPr>
               <w:rFonts w:ascii="Times New Roman" w:eastAsiaTheme="minorEastAsia" w:hAnsi="Times New Roman" w:cs="Times New Roman"/>
               <w:sz w:val="28"/>
@@ -9159,17 +8913,7 @@
           <w:sz w:val="28"/>
           <w:szCs w:val="28"/>
         </w:rPr>
-        <w:t>Основные принципы объектно-ориентированного программирования</w:t>
-      </w:r>
-      <w:r>
-        <w:rPr>
-          <w:rFonts w:ascii="Times New Roman" w:hAnsi="Times New Roman" w:cs="Times New Roman"/>
-          <w:b/>
-          <w:bCs/>
-          <w:sz w:val="28"/>
-          <w:szCs w:val="28"/>
-        </w:rPr>
-        <w:t>.</w:t>
+        <w:t>Основные принципы объектно-ориентированного программирования.</w:t>
       </w:r>
       <w:r>
         <w:rPr>
@@ -9305,17 +9049,7 @@
           <w:szCs w:val="28"/>
         </w:rPr>
         <w:lastRenderedPageBreak/>
-        <w:t>Понятие класса. Инкапсуляция</w:t>
-      </w:r>
-      <w:r>
-        <w:rPr>
-          <w:rFonts w:ascii="Times New Roman" w:hAnsi="Times New Roman" w:cs="Times New Roman"/>
-          <w:b/>
-          <w:bCs/>
-          <w:sz w:val="28"/>
-          <w:szCs w:val="28"/>
-        </w:rPr>
-        <w:t>.</w:t>
+        <w:t>Понятие класса. Инкапсуляция.</w:t>
       </w:r>
       <w:r>
         <w:rPr>
@@ -9361,6 +9095,9 @@
             <m:t>class Rectangle {</m:t>
           </m:r>
           <m:r>
+            <m:rPr>
+              <m:sty m:val="p"/>
+            </m:rPr>
             <w:rPr>
               <w:rFonts w:ascii="Times New Roman" w:eastAsiaTheme="minorEastAsia" w:hAnsi="Times New Roman" w:cs="Times New Roman"/>
               <w:sz w:val="28"/>
@@ -9379,6 +9116,9 @@
             <m:t>private:</m:t>
           </m:r>
           <m:r>
+            <m:rPr>
+              <m:sty m:val="p"/>
+            </m:rPr>
             <w:rPr>
               <w:rFonts w:ascii="Times New Roman" w:eastAsiaTheme="minorEastAsia" w:hAnsi="Times New Roman" w:cs="Times New Roman"/>
               <w:sz w:val="28"/>
@@ -9397,6 +9137,9 @@
             <m:t xml:space="preserve">    int width, height;</m:t>
           </m:r>
           <m:r>
+            <m:rPr>
+              <m:sty m:val="p"/>
+            </m:rPr>
             <w:rPr>
               <w:rFonts w:ascii="Times New Roman" w:eastAsiaTheme="minorEastAsia" w:hAnsi="Times New Roman" w:cs="Times New Roman"/>
               <w:sz w:val="28"/>
@@ -9421,9 +9164,13 @@
             <w:showingPlcHdr/>
             <w:equation/>
           </w:sdtPr>
+          <w:sdtEndPr/>
           <w:sdtContent>
             <m:oMath>
               <m:r>
+                <m:rPr>
+                  <m:sty m:val="p"/>
+                </m:rPr>
                 <w:rPr>
                   <w:rStyle w:val="ac"/>
                   <w:rFonts w:ascii="Cambria Math" w:hAnsi="Cambria Math"/>
@@ -9443,6 +9190,9 @@
             <m:t>public:</m:t>
           </m:r>
           <m:r>
+            <m:rPr>
+              <m:sty m:val="p"/>
+            </m:rPr>
             <w:rPr>
               <w:rFonts w:ascii="Times New Roman" w:eastAsiaTheme="minorEastAsia" w:hAnsi="Times New Roman" w:cs="Times New Roman"/>
               <w:sz w:val="28"/>
@@ -9461,6 +9211,9 @@
             <m:t xml:space="preserve">    void set(int w, int h) {</m:t>
           </m:r>
           <m:r>
+            <m:rPr>
+              <m:sty m:val="p"/>
+            </m:rPr>
             <w:rPr>
               <w:rFonts w:ascii="Times New Roman" w:eastAsiaTheme="minorEastAsia" w:hAnsi="Times New Roman" w:cs="Times New Roman"/>
               <w:sz w:val="28"/>
@@ -9479,6 +9232,9 @@
             <m:t xml:space="preserve">        width = w;</m:t>
           </m:r>
           <m:r>
+            <m:rPr>
+              <m:sty m:val="p"/>
+            </m:rPr>
             <w:rPr>
               <w:rFonts w:ascii="Times New Roman" w:eastAsiaTheme="minorEastAsia" w:hAnsi="Times New Roman" w:cs="Times New Roman"/>
               <w:sz w:val="28"/>
@@ -9497,6 +9253,9 @@
             <m:t xml:space="preserve">        height = h;</m:t>
           </m:r>
           <m:r>
+            <m:rPr>
+              <m:sty m:val="p"/>
+            </m:rPr>
             <w:rPr>
               <w:rFonts w:ascii="Times New Roman" w:eastAsiaTheme="minorEastAsia" w:hAnsi="Times New Roman" w:cs="Times New Roman"/>
               <w:sz w:val="28"/>
@@ -9515,6 +9274,9 @@
             <m:t xml:space="preserve">    }</m:t>
           </m:r>
           <m:r>
+            <m:rPr>
+              <m:sty m:val="p"/>
+            </m:rPr>
             <w:rPr>
               <w:rFonts w:ascii="Times New Roman" w:eastAsiaTheme="minorEastAsia" w:hAnsi="Times New Roman" w:cs="Times New Roman"/>
               <w:sz w:val="28"/>
@@ -9533,6 +9295,9 @@
             <m:t xml:space="preserve">    int area() {</m:t>
           </m:r>
           <m:r>
+            <m:rPr>
+              <m:sty m:val="p"/>
+            </m:rPr>
             <w:rPr>
               <w:rFonts w:ascii="Times New Roman" w:eastAsiaTheme="minorEastAsia" w:hAnsi="Times New Roman" w:cs="Times New Roman"/>
               <w:sz w:val="28"/>
@@ -9551,6 +9316,9 @@
             <m:t xml:space="preserve">        return width * height;</m:t>
           </m:r>
           <m:r>
+            <m:rPr>
+              <m:sty m:val="p"/>
+            </m:rPr>
             <w:rPr>
               <w:rFonts w:ascii="Times New Roman" w:eastAsiaTheme="minorEastAsia" w:hAnsi="Times New Roman" w:cs="Times New Roman"/>
               <w:sz w:val="28"/>
@@ -9569,6 +9337,9 @@
             <m:t xml:space="preserve">    }</m:t>
           </m:r>
           <m:r>
+            <m:rPr>
+              <m:sty m:val="p"/>
+            </m:rPr>
             <w:rPr>
               <w:rFonts w:ascii="Times New Roman" w:eastAsiaTheme="minorEastAsia" w:hAnsi="Times New Roman" w:cs="Times New Roman"/>
               <w:sz w:val="28"/>
@@ -9587,6 +9358,9 @@
             <m:t>};</m:t>
           </m:r>
           <m:r>
+            <m:rPr>
+              <m:sty m:val="p"/>
+            </m:rPr>
             <w:rPr>
               <w:rFonts w:ascii="Times New Roman" w:eastAsiaTheme="minorEastAsia" w:hAnsi="Times New Roman" w:cs="Times New Roman"/>
               <w:sz w:val="28"/>
@@ -9728,17 +9502,7 @@
           <w:szCs w:val="28"/>
         </w:rPr>
         <w:lastRenderedPageBreak/>
-        <w:t>Конструкторы и деструкторы</w:t>
-      </w:r>
-      <w:r>
-        <w:rPr>
-          <w:rFonts w:ascii="Times New Roman" w:hAnsi="Times New Roman" w:cs="Times New Roman"/>
-          <w:b/>
-          <w:bCs/>
-          <w:sz w:val="28"/>
-          <w:szCs w:val="28"/>
-        </w:rPr>
-        <w:t>.</w:t>
+        <w:t>Конструкторы и деструкторы.</w:t>
       </w:r>
       <w:r>
         <w:rPr>
@@ -9784,6 +9548,9 @@
             <m:t>class MyClass {</m:t>
           </m:r>
           <m:r>
+            <m:rPr>
+              <m:sty m:val="p"/>
+            </m:rPr>
             <w:rPr>
               <w:rFonts w:ascii="Times New Roman" w:eastAsiaTheme="minorEastAsia" w:hAnsi="Times New Roman" w:cs="Times New Roman"/>
               <w:sz w:val="28"/>
@@ -9802,6 +9569,9 @@
             <m:t>public:</m:t>
           </m:r>
           <m:r>
+            <m:rPr>
+              <m:sty m:val="p"/>
+            </m:rPr>
             <w:rPr>
               <w:rFonts w:ascii="Times New Roman" w:eastAsiaTheme="minorEastAsia" w:hAnsi="Times New Roman" w:cs="Times New Roman"/>
               <w:sz w:val="28"/>
@@ -9820,6 +9590,9 @@
             <m:t xml:space="preserve">    MyClass() {</m:t>
           </m:r>
           <m:r>
+            <m:rPr>
+              <m:sty m:val="p"/>
+            </m:rPr>
             <w:rPr>
               <w:rFonts w:ascii="Times New Roman" w:eastAsiaTheme="minorEastAsia" w:hAnsi="Times New Roman" w:cs="Times New Roman"/>
               <w:sz w:val="28"/>
@@ -9838,6 +9611,9 @@
             <m:t xml:space="preserve">        // конструктор по умолчанию</m:t>
           </m:r>
           <m:r>
+            <m:rPr>
+              <m:sty m:val="p"/>
+            </m:rPr>
             <w:rPr>
               <w:rFonts w:ascii="Times New Roman" w:eastAsiaTheme="minorEastAsia" w:hAnsi="Times New Roman" w:cs="Times New Roman"/>
               <w:sz w:val="28"/>
@@ -9856,6 +9632,9 @@
             <m:t xml:space="preserve">    }</m:t>
           </m:r>
           <m:r>
+            <m:rPr>
+              <m:sty m:val="p"/>
+            </m:rPr>
             <w:rPr>
               <w:rFonts w:ascii="Times New Roman" w:eastAsiaTheme="minorEastAsia" w:hAnsi="Times New Roman" w:cs="Times New Roman"/>
               <w:sz w:val="28"/>
@@ -9874,6 +9653,9 @@
             <m:t xml:space="preserve">    MyClass(int x) {</m:t>
           </m:r>
           <m:r>
+            <m:rPr>
+              <m:sty m:val="p"/>
+            </m:rPr>
             <w:rPr>
               <w:rFonts w:ascii="Times New Roman" w:eastAsiaTheme="minorEastAsia" w:hAnsi="Times New Roman" w:cs="Times New Roman"/>
               <w:sz w:val="28"/>
@@ -9892,23 +9674,120 @@
             <m:t xml:space="preserve">        // перегруженный конструктор</m:t>
           </m:r>
           <m:r>
-            <w:rPr>
-              <w:rFonts w:ascii="Times New Roman" w:eastAsiaTheme="minorEastAsia" w:hAnsi="Times New Roman" w:cs="Times New Roman"/>
-              <w:sz w:val="28"/>
-              <w:szCs w:val="28"/>
-            </w:rPr>
-            <w:br/>
-          </m:r>
-        </m:oMath>
-        <m:oMath>
-          <m:r>
-            <w:rPr>
-              <w:rFonts w:ascii="Cambria Math" w:hAnsi="Cambria Math" w:cs="Times New Roman"/>
-              <w:sz w:val="28"/>
-              <w:szCs w:val="28"/>
-            </w:rPr>
-            <m:t xml:space="preserve">    </m:t>
-          </m:r>
+            <m:rPr>
+              <m:sty m:val="p"/>
+            </m:rPr>
+            <w:rPr>
+              <w:rFonts w:ascii="Times New Roman" w:eastAsiaTheme="minorEastAsia" w:hAnsi="Times New Roman" w:cs="Times New Roman"/>
+              <w:sz w:val="28"/>
+              <w:szCs w:val="28"/>
+            </w:rPr>
+            <w:br/>
+          </m:r>
+        </m:oMath>
+        <m:oMath>
+          <m:r>
+            <w:rPr>
+              <w:rFonts w:ascii="Cambria Math" w:hAnsi="Cambria Math" w:cs="Times New Roman"/>
+              <w:sz w:val="28"/>
+              <w:szCs w:val="28"/>
+            </w:rPr>
+            <m:t xml:space="preserve">    }</m:t>
+          </m:r>
+          <m:r>
+            <m:rPr>
+              <m:sty m:val="p"/>
+            </m:rPr>
+            <w:rPr>
+              <w:rFonts w:ascii="Times New Roman" w:eastAsiaTheme="minorEastAsia" w:hAnsi="Times New Roman" w:cs="Times New Roman"/>
+              <w:sz w:val="28"/>
+              <w:szCs w:val="28"/>
+            </w:rPr>
+            <w:br/>
+          </m:r>
+        </m:oMath>
+        <m:oMath>
+          <m:r>
+            <w:rPr>
+              <w:rFonts w:ascii="Cambria Math" w:hAnsi="Cambria Math" w:cs="Times New Roman"/>
+              <w:sz w:val="28"/>
+              <w:szCs w:val="28"/>
+            </w:rPr>
+            <m:t>};</m:t>
+          </m:r>
+          <m:r>
+            <m:rPr>
+              <m:sty m:val="p"/>
+            </m:rPr>
+            <w:rPr>
+              <w:rFonts w:ascii="Times New Roman" w:eastAsiaTheme="minorEastAsia" w:hAnsi="Times New Roman" w:cs="Times New Roman"/>
+              <w:sz w:val="28"/>
+              <w:szCs w:val="28"/>
+            </w:rPr>
+            <w:br/>
+          </m:r>
+        </m:oMath>
+      </m:oMathPara>
+      <w:r>
+        <w:rPr>
+          <w:rFonts w:ascii="Times New Roman" w:hAnsi="Times New Roman" w:cs="Times New Roman"/>
+          <w:sz w:val="28"/>
+          <w:szCs w:val="28"/>
+        </w:rPr>
+        <w:t>Деструктор — вызывается при удалении объекта (в конце его жизни), освобождает ресурсы.</w:t>
+      </w:r>
+      <w:r>
+        <w:rPr>
+          <w:rFonts w:ascii="Times New Roman" w:hAnsi="Times New Roman" w:cs="Times New Roman"/>
+          <w:sz w:val="28"/>
+          <w:szCs w:val="28"/>
+        </w:rPr>
+        <w:br/>
+      </w:r>
+      <m:oMathPara>
+        <m:oMath>
+          <m:r>
+            <w:rPr>
+              <w:rFonts w:ascii="Cambria Math" w:hAnsi="Cambria Math" w:cs="Times New Roman"/>
+              <w:sz w:val="28"/>
+              <w:szCs w:val="28"/>
+            </w:rPr>
+            <m:t>~MyClass() {</m:t>
+          </m:r>
+          <m:r>
+            <m:rPr>
+              <m:sty m:val="p"/>
+            </m:rPr>
+            <w:rPr>
+              <w:rFonts w:ascii="Times New Roman" w:eastAsiaTheme="minorEastAsia" w:hAnsi="Times New Roman" w:cs="Times New Roman"/>
+              <w:sz w:val="28"/>
+              <w:szCs w:val="28"/>
+            </w:rPr>
+            <w:br/>
+          </m:r>
+        </m:oMath>
+        <m:oMath>
+          <m:r>
+            <w:rPr>
+              <w:rFonts w:ascii="Cambria Math" w:hAnsi="Cambria Math" w:cs="Times New Roman"/>
+              <w:sz w:val="28"/>
+              <w:szCs w:val="28"/>
+            </w:rPr>
+            <m:t xml:space="preserve">    // очистка</m:t>
+          </m:r>
+          <m:r>
+            <m:rPr>
+              <m:sty m:val="p"/>
+            </m:rPr>
+            <w:rPr>
+              <w:rFonts w:ascii="Times New Roman" w:eastAsiaTheme="minorEastAsia" w:hAnsi="Times New Roman" w:cs="Times New Roman"/>
+              <w:sz w:val="28"/>
+              <w:szCs w:val="28"/>
+            </w:rPr>
+            <w:br/>
+          </m:r>
+        </m:oMath>
+        <m:oMath>
           <m:r>
             <w:rPr>
               <w:rFonts w:ascii="Cambria Math" w:hAnsi="Cambria Math" w:cs="Times New Roman"/>
@@ -9918,110 +9797,13 @@
             <m:t>}</m:t>
           </m:r>
           <m:r>
-            <w:rPr>
-              <w:rFonts w:ascii="Times New Roman" w:eastAsiaTheme="minorEastAsia" w:hAnsi="Times New Roman" w:cs="Times New Roman"/>
-              <w:sz w:val="28"/>
-              <w:szCs w:val="28"/>
-            </w:rPr>
-            <w:br/>
-          </m:r>
-        </m:oMath>
-        <m:oMath>
-          <m:r>
-            <w:rPr>
-              <w:rFonts w:ascii="Cambria Math" w:hAnsi="Cambria Math" w:cs="Times New Roman"/>
-              <w:sz w:val="28"/>
-              <w:szCs w:val="28"/>
-            </w:rPr>
-            <m:t>}</m:t>
-          </m:r>
-          <m:r>
-            <w:rPr>
-              <w:rFonts w:ascii="Cambria Math" w:hAnsi="Cambria Math" w:cs="Times New Roman"/>
-              <w:sz w:val="28"/>
-              <w:szCs w:val="28"/>
-            </w:rPr>
-            <m:t>;</m:t>
-          </m:r>
-          <m:r>
-            <w:rPr>
-              <w:rFonts w:ascii="Times New Roman" w:eastAsiaTheme="minorEastAsia" w:hAnsi="Times New Roman" w:cs="Times New Roman"/>
-              <w:sz w:val="28"/>
-              <w:szCs w:val="28"/>
-            </w:rPr>
-            <w:br/>
-          </m:r>
-        </m:oMath>
-      </m:oMathPara>
-      <w:r>
-        <w:rPr>
-          <w:rFonts w:ascii="Times New Roman" w:hAnsi="Times New Roman" w:cs="Times New Roman"/>
-          <w:sz w:val="28"/>
-          <w:szCs w:val="28"/>
-        </w:rPr>
-        <w:t>Деструктор — вызывается при удалении объекта (в конце его жизни), освобождает ресурсы.</w:t>
-      </w:r>
-      <w:r>
-        <w:rPr>
-          <w:rFonts w:ascii="Times New Roman" w:hAnsi="Times New Roman" w:cs="Times New Roman"/>
-          <w:sz w:val="28"/>
-          <w:szCs w:val="28"/>
-        </w:rPr>
-        <w:br/>
-      </w:r>
-      <m:oMathPara>
-        <m:oMath>
-          <m:r>
-            <w:rPr>
-              <w:rFonts w:ascii="Cambria Math" w:hAnsi="Cambria Math" w:cs="Times New Roman"/>
-              <w:sz w:val="28"/>
-              <w:szCs w:val="28"/>
-            </w:rPr>
-            <m:t>~MyClass() {</m:t>
-          </m:r>
-          <m:r>
-            <w:rPr>
-              <w:rFonts w:ascii="Times New Roman" w:eastAsiaTheme="minorEastAsia" w:hAnsi="Times New Roman" w:cs="Times New Roman"/>
-              <w:sz w:val="28"/>
-              <w:szCs w:val="28"/>
-            </w:rPr>
-            <w:br/>
-          </m:r>
-        </m:oMath>
-        <m:oMath>
-          <m:r>
-            <w:rPr>
-              <w:rFonts w:ascii="Cambria Math" w:hAnsi="Cambria Math" w:cs="Times New Roman"/>
-              <w:sz w:val="28"/>
-              <w:szCs w:val="28"/>
-            </w:rPr>
-            <m:t xml:space="preserve">    // очистка</m:t>
-          </m:r>
-          <m:r>
-            <w:rPr>
-              <w:rFonts w:ascii="Times New Roman" w:eastAsiaTheme="minorEastAsia" w:hAnsi="Times New Roman" w:cs="Times New Roman"/>
-              <w:sz w:val="28"/>
-              <w:szCs w:val="28"/>
-              <w:lang w:val="en-US"/>
-            </w:rPr>
-            <w:br/>
-          </m:r>
-        </m:oMath>
-        <m:oMath>
-          <m:r>
-            <w:rPr>
-              <w:rFonts w:ascii="Cambria Math" w:hAnsi="Cambria Math" w:cs="Times New Roman"/>
-              <w:sz w:val="28"/>
-              <w:szCs w:val="28"/>
-            </w:rPr>
-            <m:t>}</m:t>
-          </m:r>
-          <m:r>
-            <w:rPr>
-              <w:rFonts w:ascii="Times New Roman" w:eastAsiaTheme="minorEastAsia" w:hAnsi="Times New Roman" w:cs="Times New Roman"/>
-              <w:sz w:val="28"/>
-              <w:szCs w:val="28"/>
-              <w:lang w:val="en-US"/>
+            <m:rPr>
+              <m:sty m:val="p"/>
+            </m:rPr>
+            <w:rPr>
+              <w:rFonts w:ascii="Times New Roman" w:eastAsiaTheme="minorEastAsia" w:hAnsi="Times New Roman" w:cs="Times New Roman"/>
+              <w:sz w:val="28"/>
+              <w:szCs w:val="28"/>
             </w:rPr>
             <w:br/>
           </m:r>
@@ -10060,17 +9842,7 @@
           <w:sz w:val="28"/>
           <w:szCs w:val="28"/>
         </w:rPr>
-        <w:t>Наследование</w:t>
-      </w:r>
-      <w:r>
-        <w:rPr>
-          <w:rFonts w:ascii="Times New Roman" w:hAnsi="Times New Roman" w:cs="Times New Roman"/>
-          <w:b/>
-          <w:bCs/>
-          <w:sz w:val="28"/>
-          <w:szCs w:val="28"/>
-        </w:rPr>
-        <w:t>.</w:t>
+        <w:t>Наследование.</w:t>
       </w:r>
       <w:r>
         <w:rPr>
@@ -10116,6 +9888,9 @@
             <m:t>class Animal {</m:t>
           </m:r>
           <m:r>
+            <m:rPr>
+              <m:sty m:val="p"/>
+            </m:rPr>
             <w:rPr>
               <w:rFonts w:ascii="Times New Roman" w:eastAsiaTheme="minorEastAsia" w:hAnsi="Times New Roman" w:cs="Times New Roman"/>
               <w:sz w:val="28"/>
@@ -10134,6 +9909,9 @@
             <m:t>public:</m:t>
           </m:r>
           <m:r>
+            <m:rPr>
+              <m:sty m:val="p"/>
+            </m:rPr>
             <w:rPr>
               <w:rFonts w:ascii="Times New Roman" w:eastAsiaTheme="minorEastAsia" w:hAnsi="Times New Roman" w:cs="Times New Roman"/>
               <w:sz w:val="28"/>
@@ -10152,6 +9930,9 @@
             <m:t xml:space="preserve">    void speak() { cout &lt;&lt; "Some sound"; }</m:t>
           </m:r>
           <m:r>
+            <m:rPr>
+              <m:sty m:val="p"/>
+            </m:rPr>
             <w:rPr>
               <w:rFonts w:ascii="Times New Roman" w:eastAsiaTheme="minorEastAsia" w:hAnsi="Times New Roman" w:cs="Times New Roman"/>
               <w:sz w:val="28"/>
@@ -10170,6 +9951,9 @@
             <m:t>};</m:t>
           </m:r>
           <m:r>
+            <m:rPr>
+              <m:sty m:val="p"/>
+            </m:rPr>
             <w:rPr>
               <w:rFonts w:ascii="Times New Roman" w:eastAsiaTheme="minorEastAsia" w:hAnsi="Times New Roman" w:cs="Times New Roman"/>
               <w:sz w:val="28"/>
@@ -10194,9 +9978,13 @@
             <w:showingPlcHdr/>
             <w:equation/>
           </w:sdtPr>
+          <w:sdtEndPr/>
           <w:sdtContent>
             <m:oMath>
               <m:r>
+                <m:rPr>
+                  <m:sty m:val="p"/>
+                </m:rPr>
                 <w:rPr>
                   <w:rStyle w:val="ac"/>
                   <w:rFonts w:ascii="Cambria Math" w:hAnsi="Cambria Math"/>
@@ -10216,6 +10004,9 @@
             <m:t>class Dog : public Animal {</m:t>
           </m:r>
           <m:r>
+            <m:rPr>
+              <m:sty m:val="p"/>
+            </m:rPr>
             <w:rPr>
               <w:rFonts w:ascii="Times New Roman" w:eastAsiaTheme="minorEastAsia" w:hAnsi="Times New Roman" w:cs="Times New Roman"/>
               <w:sz w:val="28"/>
@@ -10234,6 +10025,9 @@
             <m:t>public:</m:t>
           </m:r>
           <m:r>
+            <m:rPr>
+              <m:sty m:val="p"/>
+            </m:rPr>
             <w:rPr>
               <w:rFonts w:ascii="Times New Roman" w:eastAsiaTheme="minorEastAsia" w:hAnsi="Times New Roman" w:cs="Times New Roman"/>
               <w:sz w:val="28"/>
@@ -10252,49 +10046,49 @@
             <m:t xml:space="preserve">    void bark() { cout &lt;&lt; "Woof"; }</m:t>
           </m:r>
           <m:r>
-            <w:rPr>
-              <w:rFonts w:ascii="Times New Roman" w:eastAsiaTheme="minorEastAsia" w:hAnsi="Times New Roman" w:cs="Times New Roman"/>
-              <w:sz w:val="28"/>
-              <w:szCs w:val="28"/>
-            </w:rPr>
-            <w:br/>
-          </m:r>
-        </m:oMath>
-        <m:oMath>
-          <m:r>
-            <w:rPr>
-              <w:rFonts w:ascii="Cambria Math" w:hAnsi="Cambria Math" w:cs="Times New Roman"/>
-              <w:sz w:val="28"/>
-              <w:szCs w:val="28"/>
-            </w:rPr>
-            <m:t>}</m:t>
-          </m:r>
-          <m:r>
-            <w:rPr>
-              <w:rFonts w:ascii="Cambria Math" w:hAnsi="Cambria Math" w:cs="Times New Roman"/>
-              <w:sz w:val="28"/>
-              <w:szCs w:val="28"/>
-            </w:rPr>
-            <m:t>;</m:t>
-          </m:r>
-          <m:r>
-            <w:rPr>
-              <w:rFonts w:ascii="Times New Roman" w:eastAsiaTheme="minorEastAsia" w:hAnsi="Times New Roman" w:cs="Times New Roman"/>
-              <w:sz w:val="28"/>
-              <w:szCs w:val="28"/>
-            </w:rPr>
-            <w:br/>
-          </m:r>
-          <m:r>
-            <w:rPr>
-              <w:rFonts w:ascii="Cambria Math" w:hAnsi="Cambria Math" w:cs="Times New Roman"/>
-              <w:sz w:val="28"/>
-              <w:szCs w:val="28"/>
-            </w:rPr>
-            <m:t>Dog</m:t>
+            <m:rPr>
+              <m:sty m:val="p"/>
+            </m:rPr>
+            <w:rPr>
+              <w:rFonts w:ascii="Times New Roman" w:eastAsiaTheme="minorEastAsia" w:hAnsi="Times New Roman" w:cs="Times New Roman"/>
+              <w:sz w:val="28"/>
+              <w:szCs w:val="28"/>
+            </w:rPr>
+            <w:br/>
+          </m:r>
+        </m:oMath>
+        <m:oMath>
+          <m:r>
+            <w:rPr>
+              <w:rFonts w:ascii="Cambria Math" w:hAnsi="Cambria Math" w:cs="Times New Roman"/>
+              <w:sz w:val="28"/>
+              <w:szCs w:val="28"/>
+            </w:rPr>
+            <m:t>};</m:t>
+          </m:r>
+          <m:r>
+            <m:rPr>
+              <m:sty m:val="p"/>
+            </m:rPr>
+            <w:rPr>
+              <w:rFonts w:ascii="Times New Roman" w:eastAsiaTheme="minorEastAsia" w:hAnsi="Times New Roman" w:cs="Times New Roman"/>
+              <w:sz w:val="28"/>
+              <w:szCs w:val="28"/>
+            </w:rPr>
+            <w:br/>
           </m:r>
         </m:oMath>
       </m:oMathPara>
+      <m:oMath>
+        <m:r>
+          <w:rPr>
+            <w:rFonts w:ascii="Cambria Math" w:hAnsi="Cambria Math" w:cs="Times New Roman"/>
+            <w:sz w:val="28"/>
+            <w:szCs w:val="28"/>
+          </w:rPr>
+          <m:t>Dog</m:t>
+        </m:r>
+      </m:oMath>
       <w:r>
         <w:rPr>
           <w:rFonts w:ascii="Times New Roman" w:hAnsi="Times New Roman" w:cs="Times New Roman"/>
@@ -10353,15 +10147,7 @@
           <w:sz w:val="28"/>
           <w:szCs w:val="28"/>
         </w:rPr>
-        <w:t>Существует:</w:t>
-      </w:r>
-      <w:r>
-        <w:rPr>
-          <w:rFonts w:ascii="Times New Roman" w:hAnsi="Times New Roman" w:cs="Times New Roman"/>
-          <w:sz w:val="28"/>
-          <w:szCs w:val="28"/>
-        </w:rPr>
-        <w:t xml:space="preserve"> </w:t>
+        <w:t xml:space="preserve">Существует: </w:t>
       </w:r>
       <w:r>
         <w:rPr>
@@ -10592,17 +10378,7 @@
           <w:szCs w:val="28"/>
         </w:rPr>
         <w:lastRenderedPageBreak/>
-        <w:t>Полиморфизм</w:t>
-      </w:r>
-      <w:r>
-        <w:rPr>
-          <w:rFonts w:ascii="Times New Roman" w:hAnsi="Times New Roman" w:cs="Times New Roman"/>
-          <w:b/>
-          <w:bCs/>
-          <w:sz w:val="28"/>
-          <w:szCs w:val="28"/>
-        </w:rPr>
-        <w:t>.</w:t>
+        <w:t>Полиморфизм.</w:t>
       </w:r>
       <w:r>
         <w:rPr>
@@ -10682,6 +10458,9 @@
             <m:t>class Animal {</m:t>
           </m:r>
           <m:r>
+            <m:rPr>
+              <m:sty m:val="p"/>
+            </m:rPr>
             <w:rPr>
               <w:rFonts w:ascii="Times New Roman" w:eastAsiaTheme="minorEastAsia" w:hAnsi="Times New Roman" w:cs="Times New Roman"/>
               <w:sz w:val="28"/>
@@ -10700,6 +10479,9 @@
             <m:t>public:</m:t>
           </m:r>
           <m:r>
+            <m:rPr>
+              <m:sty m:val="p"/>
+            </m:rPr>
             <w:rPr>
               <w:rFonts w:ascii="Times New Roman" w:eastAsiaTheme="minorEastAsia" w:hAnsi="Times New Roman" w:cs="Times New Roman"/>
               <w:sz w:val="28"/>
@@ -10718,6 +10500,9 @@
             <m:t xml:space="preserve">    virtual void speak() { cout &lt;&lt; "Animal sound"; }</m:t>
           </m:r>
           <m:r>
+            <m:rPr>
+              <m:sty m:val="p"/>
+            </m:rPr>
             <w:rPr>
               <w:rFonts w:ascii="Times New Roman" w:eastAsiaTheme="minorEastAsia" w:hAnsi="Times New Roman" w:cs="Times New Roman"/>
               <w:sz w:val="28"/>
@@ -10736,6 +10521,9 @@
             <m:t>};</m:t>
           </m:r>
           <m:r>
+            <m:rPr>
+              <m:sty m:val="p"/>
+            </m:rPr>
             <w:rPr>
               <w:rFonts w:ascii="Times New Roman" w:eastAsiaTheme="minorEastAsia" w:hAnsi="Times New Roman" w:cs="Times New Roman"/>
               <w:sz w:val="28"/>
@@ -10760,9 +10548,13 @@
             <w:showingPlcHdr/>
             <w:equation/>
           </w:sdtPr>
+          <w:sdtEndPr/>
           <w:sdtContent>
             <m:oMath>
               <m:r>
+                <m:rPr>
+                  <m:sty m:val="p"/>
+                </m:rPr>
                 <w:rPr>
                   <w:rStyle w:val="ac"/>
                   <w:rFonts w:ascii="Cambria Math" w:hAnsi="Cambria Math"/>
@@ -10782,6 +10574,9 @@
             <m:t>class Dog : public Animal {</m:t>
           </m:r>
           <m:r>
+            <m:rPr>
+              <m:sty m:val="p"/>
+            </m:rPr>
             <w:rPr>
               <w:rFonts w:ascii="Times New Roman" w:eastAsiaTheme="minorEastAsia" w:hAnsi="Times New Roman" w:cs="Times New Roman"/>
               <w:sz w:val="28"/>
@@ -10800,6 +10595,9 @@
             <m:t>public:</m:t>
           </m:r>
           <m:r>
+            <m:rPr>
+              <m:sty m:val="p"/>
+            </m:rPr>
             <w:rPr>
               <w:rFonts w:ascii="Times New Roman" w:eastAsiaTheme="minorEastAsia" w:hAnsi="Times New Roman" w:cs="Times New Roman"/>
               <w:sz w:val="28"/>
@@ -10818,32 +10616,30 @@
             <m:t xml:space="preserve">    void speak() override { cout &lt;&lt; "Woof"; }</m:t>
           </m:r>
           <m:r>
-            <w:rPr>
-              <w:rFonts w:ascii="Times New Roman" w:eastAsiaTheme="minorEastAsia" w:hAnsi="Times New Roman" w:cs="Times New Roman"/>
-              <w:sz w:val="28"/>
-              <w:szCs w:val="28"/>
-            </w:rPr>
-            <w:br/>
-          </m:r>
-        </m:oMath>
-        <m:oMath>
-          <m:r>
-            <w:rPr>
-              <w:rFonts w:ascii="Cambria Math" w:hAnsi="Cambria Math" w:cs="Times New Roman"/>
-              <w:sz w:val="28"/>
-              <w:szCs w:val="28"/>
-            </w:rPr>
-            <m:t>}</m:t>
-          </m:r>
-          <m:r>
-            <w:rPr>
-              <w:rFonts w:ascii="Cambria Math" w:hAnsi="Cambria Math" w:cs="Times New Roman"/>
-              <w:sz w:val="28"/>
-              <w:szCs w:val="28"/>
-            </w:rPr>
-            <m:t>;</m:t>
-          </m:r>
-          <m:r>
+            <m:rPr>
+              <m:sty m:val="p"/>
+            </m:rPr>
+            <w:rPr>
+              <w:rFonts w:ascii="Times New Roman" w:eastAsiaTheme="minorEastAsia" w:hAnsi="Times New Roman" w:cs="Times New Roman"/>
+              <w:sz w:val="28"/>
+              <w:szCs w:val="28"/>
+            </w:rPr>
+            <w:br/>
+          </m:r>
+        </m:oMath>
+        <m:oMath>
+          <m:r>
+            <w:rPr>
+              <w:rFonts w:ascii="Cambria Math" w:hAnsi="Cambria Math" w:cs="Times New Roman"/>
+              <w:sz w:val="28"/>
+              <w:szCs w:val="28"/>
+            </w:rPr>
+            <m:t>};</m:t>
+          </m:r>
+          <m:r>
+            <m:rPr>
+              <m:sty m:val="p"/>
+            </m:rPr>
             <w:rPr>
               <w:rFonts w:ascii="Times New Roman" w:eastAsiaTheme="minorEastAsia" w:hAnsi="Times New Roman" w:cs="Times New Roman"/>
               <w:sz w:val="28"/>
@@ -10868,9 +10664,13 @@
             <w:showingPlcHdr/>
             <w:equation/>
           </w:sdtPr>
+          <w:sdtEndPr/>
           <w:sdtContent>
             <m:oMath>
               <m:r>
+                <m:rPr>
+                  <m:sty m:val="p"/>
+                </m:rPr>
                 <w:rPr>
                   <w:rStyle w:val="ac"/>
                   <w:rFonts w:ascii="Cambria Math" w:hAnsi="Cambria Math"/>
@@ -10890,6 +10690,9 @@
             <m:t>Animal* a = new Dog();</m:t>
           </m:r>
           <m:r>
+            <m:rPr>
+              <m:sty m:val="p"/>
+            </m:rPr>
             <w:rPr>
               <w:rFonts w:ascii="Times New Roman" w:eastAsiaTheme="minorEastAsia" w:hAnsi="Times New Roman" w:cs="Times New Roman"/>
               <w:sz w:val="28"/>
@@ -10908,6 +10711,9 @@
             <m:t>a-&gt;speak(); // Woof (вызовется Dog::speak)</m:t>
           </m:r>
           <m:r>
+            <m:rPr>
+              <m:sty m:val="p"/>
+            </m:rPr>
             <w:rPr>
               <w:rFonts w:ascii="Times New Roman" w:eastAsiaTheme="minorEastAsia" w:hAnsi="Times New Roman" w:cs="Times New Roman"/>
               <w:sz w:val="28"/>
@@ -10950,17 +10756,7 @@
           <w:sz w:val="28"/>
           <w:szCs w:val="28"/>
         </w:rPr>
-        <w:t>Структуризация. Восходящее программирование</w:t>
-      </w:r>
-      <w:r>
-        <w:rPr>
-          <w:rFonts w:ascii="Times New Roman" w:hAnsi="Times New Roman" w:cs="Times New Roman"/>
-          <w:b/>
-          <w:bCs/>
-          <w:sz w:val="28"/>
-          <w:szCs w:val="28"/>
-        </w:rPr>
-        <w:t>.</w:t>
+        <w:t>Структуризация. Восходящее программирование.</w:t>
       </w:r>
       <w:r>
         <w:rPr>
@@ -11135,17 +10931,7 @@
           <w:szCs w:val="28"/>
         </w:rPr>
         <w:lastRenderedPageBreak/>
-        <w:t>Нисходящий метод проектирования программ</w:t>
-      </w:r>
-      <w:r>
-        <w:rPr>
-          <w:rFonts w:ascii="Times New Roman" w:hAnsi="Times New Roman" w:cs="Times New Roman"/>
-          <w:b/>
-          <w:bCs/>
-          <w:sz w:val="28"/>
-          <w:szCs w:val="28"/>
-        </w:rPr>
-        <w:t>.</w:t>
+        <w:t>Нисходящий метод проектирования программ.</w:t>
       </w:r>
       <w:r>
         <w:rPr>
@@ -11237,17 +11023,7 @@
           <w:sz w:val="28"/>
           <w:szCs w:val="28"/>
         </w:rPr>
-        <w:t>Методы тестирования программных средств, состоящих из одного модуля</w:t>
-      </w:r>
-      <w:r>
-        <w:rPr>
-          <w:rFonts w:ascii="Times New Roman" w:hAnsi="Times New Roman" w:cs="Times New Roman"/>
-          <w:b/>
-          <w:bCs/>
-          <w:sz w:val="28"/>
-          <w:szCs w:val="28"/>
-        </w:rPr>
-        <w:t>.</w:t>
+        <w:t>Методы тестирования программных средств, состоящих из одного модуля.</w:t>
       </w:r>
       <w:r>
         <w:rPr>
@@ -11399,17 +11175,7 @@
           <w:sz w:val="28"/>
           <w:szCs w:val="28"/>
         </w:rPr>
-        <w:t>Спецификация на программное средство</w:t>
-      </w:r>
-      <w:r>
-        <w:rPr>
-          <w:rFonts w:ascii="Times New Roman" w:hAnsi="Times New Roman" w:cs="Times New Roman"/>
-          <w:b/>
-          <w:bCs/>
-          <w:sz w:val="28"/>
-          <w:szCs w:val="28"/>
-        </w:rPr>
-        <w:t>.</w:t>
+        <w:t>Спецификация на программное средство.</w:t>
       </w:r>
       <w:r>
         <w:rPr>
@@ -11573,17 +11339,7 @@
           <w:szCs w:val="28"/>
         </w:rPr>
         <w:lastRenderedPageBreak/>
-        <w:t>Межмодульное тестирование программных средств</w:t>
-      </w:r>
-      <w:r>
-        <w:rPr>
-          <w:rFonts w:ascii="Times New Roman" w:hAnsi="Times New Roman" w:cs="Times New Roman"/>
-          <w:b/>
-          <w:bCs/>
-          <w:sz w:val="28"/>
-          <w:szCs w:val="28"/>
-        </w:rPr>
-        <w:t>.</w:t>
+        <w:t>Межмодульное тестирование программных средств.</w:t>
       </w:r>
       <w:r>
         <w:rPr>
@@ -11717,17 +11473,7 @@
           <w:sz w:val="28"/>
           <w:szCs w:val="28"/>
         </w:rPr>
-        <w:t>Основы доказательства правильности программ</w:t>
-      </w:r>
-      <w:r>
-        <w:rPr>
-          <w:rFonts w:ascii="Times New Roman" w:hAnsi="Times New Roman" w:cs="Times New Roman"/>
-          <w:b/>
-          <w:bCs/>
-          <w:sz w:val="28"/>
-          <w:szCs w:val="28"/>
-        </w:rPr>
-        <w:t>.</w:t>
+        <w:t>Основы доказательства правильности программ.</w:t>
       </w:r>
       <w:r>
         <w:rPr>
@@ -11833,6 +11579,9 @@
             <m:t>while (x &lt; 10) {</m:t>
           </m:r>
           <m:r>
+            <m:rPr>
+              <m:sty m:val="p"/>
+            </m:rPr>
             <w:rPr>
               <w:rFonts w:ascii="Times New Roman" w:eastAsiaTheme="minorEastAsia" w:hAnsi="Times New Roman" w:cs="Times New Roman"/>
               <w:sz w:val="28"/>
@@ -11851,6 +11600,9 @@
             <m:t xml:space="preserve">    x++;</m:t>
           </m:r>
           <m:r>
+            <m:rPr>
+              <m:sty m:val="p"/>
+            </m:rPr>
             <w:rPr>
               <w:rFonts w:ascii="Times New Roman" w:eastAsiaTheme="minorEastAsia" w:hAnsi="Times New Roman" w:cs="Times New Roman"/>
               <w:sz w:val="28"/>
@@ -11869,6 +11621,9 @@
             <m:t>}</m:t>
           </m:r>
           <m:r>
+            <m:rPr>
+              <m:sty m:val="p"/>
+            </m:rPr>
             <w:rPr>
               <w:rFonts w:ascii="Times New Roman" w:eastAsiaTheme="minorEastAsia" w:hAnsi="Times New Roman" w:cs="Times New Roman"/>
               <w:sz w:val="28"/>
@@ -11887,6 +11642,9 @@
             <m:t>// инвариант: x &lt;= 10</m:t>
           </m:r>
           <m:r>
+            <m:rPr>
+              <m:sty m:val="p"/>
+            </m:rPr>
             <w:rPr>
               <w:rFonts w:ascii="Times New Roman" w:eastAsiaTheme="minorEastAsia" w:hAnsi="Times New Roman" w:cs="Times New Roman"/>
               <w:sz w:val="28"/>
@@ -12006,17 +11764,7 @@
           <w:szCs w:val="28"/>
         </w:rPr>
         <w:lastRenderedPageBreak/>
-        <w:t>Жизненный цикл программы</w:t>
-      </w:r>
-      <w:r>
-        <w:rPr>
-          <w:rFonts w:ascii="Times New Roman" w:hAnsi="Times New Roman" w:cs="Times New Roman"/>
-          <w:b/>
-          <w:bCs/>
-          <w:sz w:val="28"/>
-          <w:szCs w:val="28"/>
-        </w:rPr>
-        <w:t>.</w:t>
+        <w:t>Жизненный цикл программы.</w:t>
       </w:r>
       <w:r>
         <w:rPr>
@@ -12193,17 +11941,7 @@
           <w:sz w:val="28"/>
           <w:szCs w:val="28"/>
         </w:rPr>
-        <w:t>Причины отказов программного обеспечения (ПО) и повышение отказоустойчивости ПО к ошибкам</w:t>
-      </w:r>
-      <w:r>
-        <w:rPr>
-          <w:rFonts w:ascii="Times New Roman" w:hAnsi="Times New Roman" w:cs="Times New Roman"/>
-          <w:b/>
-          <w:bCs/>
-          <w:sz w:val="28"/>
-          <w:szCs w:val="28"/>
-        </w:rPr>
-        <w:t>.</w:t>
+        <w:t>Причины отказов программного обеспечения (ПО) и повышение отказоустойчивости ПО к ошибкам.</w:t>
       </w:r>
       <w:r>
         <w:rPr>
@@ -12465,17 +12203,7 @@
           <w:szCs w:val="28"/>
         </w:rPr>
         <w:lastRenderedPageBreak/>
-        <w:t>Направления в программировании. Классификация языков программирования</w:t>
-      </w:r>
-      <w:r>
-        <w:rPr>
-          <w:rFonts w:ascii="Times New Roman" w:hAnsi="Times New Roman" w:cs="Times New Roman"/>
-          <w:b/>
-          <w:bCs/>
-          <w:sz w:val="28"/>
-          <w:szCs w:val="28"/>
-        </w:rPr>
-        <w:t>.</w:t>
+        <w:t>Направления в программировании. Классификация языков программирования.</w:t>
       </w:r>
       <w:r>
         <w:rPr>
@@ -12870,17 +12598,7 @@
           <w:sz w:val="28"/>
           <w:szCs w:val="28"/>
         </w:rPr>
-        <w:t>Критерии качества программ</w:t>
-      </w:r>
-      <w:r>
-        <w:rPr>
-          <w:rFonts w:ascii="Times New Roman" w:hAnsi="Times New Roman" w:cs="Times New Roman"/>
-          <w:b/>
-          <w:bCs/>
-          <w:sz w:val="28"/>
-          <w:szCs w:val="28"/>
-        </w:rPr>
-        <w:t>.</w:t>
+        <w:t>Критерии качества программ.</w:t>
       </w:r>
       <w:r>
         <w:rPr>
@@ -13085,6 +12803,8 @@
       <w:r>
         <w:rPr>
           <w:rFonts w:ascii="Times New Roman" w:hAnsi="Times New Roman" w:cs="Times New Roman"/>
+          <w:b/>
+          <w:bCs/>
           <w:sz w:val="28"/>
           <w:szCs w:val="28"/>
         </w:rPr>
@@ -13095,6 +12815,8 @@
       <w:r>
         <w:rPr>
           <w:rFonts w:ascii="Times New Roman" w:hAnsi="Times New Roman" w:cs="Times New Roman"/>
+          <w:b/>
+          <w:bCs/>
           <w:sz w:val="28"/>
           <w:szCs w:val="28"/>
         </w:rPr>
@@ -13104,18 +12826,12 @@
       <w:r>
         <w:rPr>
           <w:rFonts w:ascii="Times New Roman" w:hAnsi="Times New Roman" w:cs="Times New Roman"/>
-          <w:sz w:val="28"/>
-          <w:szCs w:val="28"/>
-        </w:rPr>
-        <w:t>, макроподстановки</w:t>
-      </w:r>
-      <w:r>
-        <w:rPr>
-          <w:rFonts w:ascii="Times New Roman" w:hAnsi="Times New Roman" w:cs="Times New Roman"/>
-          <w:sz w:val="28"/>
-          <w:szCs w:val="28"/>
-        </w:rPr>
-        <w:t>.</w:t>
+          <w:b/>
+          <w:bCs/>
+          <w:sz w:val="28"/>
+          <w:szCs w:val="28"/>
+        </w:rPr>
+        <w:t>, макроподстановки.</w:t>
       </w:r>
       <w:r>
         <w:rPr>
@@ -13179,6 +12895,9 @@
             <m:t>#define PI 3.14</m:t>
           </m:r>
           <m:r>
+            <m:rPr>
+              <m:sty m:val="p"/>
+            </m:rPr>
             <w:rPr>
               <w:rFonts w:ascii="Times New Roman" w:eastAsiaTheme="minorEastAsia" w:hAnsi="Times New Roman" w:cs="Times New Roman"/>
               <w:sz w:val="28"/>
@@ -13196,8 +12915,891 @@
             </w:rPr>
             <m:t>#define MAX(a, b) ((a) &gt; (b) ? (a) : (b))</m:t>
           </m:r>
+          <m:r>
+            <w:rPr>
+              <w:rFonts w:ascii="Times New Roman" w:eastAsiaTheme="minorEastAsia" w:hAnsi="Times New Roman" w:cs="Times New Roman"/>
+              <w:sz w:val="28"/>
+              <w:szCs w:val="28"/>
+            </w:rPr>
+            <w:br/>
+          </m:r>
         </m:oMath>
       </m:oMathPara>
+      <w:r>
+        <w:rPr>
+          <w:rFonts w:ascii="Times New Roman" w:eastAsiaTheme="minorEastAsia" w:hAnsi="Times New Roman" w:cs="Times New Roman"/>
+          <w:sz w:val="28"/>
+          <w:szCs w:val="28"/>
+        </w:rPr>
+        <w:t xml:space="preserve">- </w:t>
+      </w:r>
+      <m:oMath>
+        <m:r>
+          <w:rPr>
+            <w:rFonts w:ascii="Cambria Math" w:eastAsiaTheme="minorEastAsia" w:hAnsi="Cambria Math" w:cs="Times New Roman"/>
+            <w:sz w:val="28"/>
+            <w:szCs w:val="28"/>
+          </w:rPr>
+          <m:t>#include</m:t>
+        </m:r>
+      </m:oMath>
+      <w:r>
+        <w:rPr>
+          <w:rFonts w:ascii="Times New Roman" w:eastAsiaTheme="minorEastAsia" w:hAnsi="Times New Roman" w:cs="Times New Roman"/>
+          <w:sz w:val="28"/>
+          <w:szCs w:val="28"/>
+        </w:rPr>
+        <w:t xml:space="preserve"> — подключение заголовочных файлов:</w:t>
+      </w:r>
+      <w:r>
+        <w:rPr>
+          <w:rFonts w:ascii="Times New Roman" w:eastAsiaTheme="minorEastAsia" w:hAnsi="Times New Roman" w:cs="Times New Roman"/>
+          <w:sz w:val="28"/>
+          <w:szCs w:val="28"/>
+        </w:rPr>
+        <w:br/>
+      </w:r>
+      <m:oMathPara>
+        <m:oMath>
+          <m:r>
+            <w:rPr>
+              <w:rFonts w:ascii="Cambria Math" w:hAnsi="Cambria Math" w:cs="Times New Roman"/>
+              <w:sz w:val="28"/>
+              <w:szCs w:val="28"/>
+            </w:rPr>
+            <m:t>#include &lt;iostream&gt;</m:t>
+          </m:r>
+          <m:r>
+            <w:rPr>
+              <w:rFonts w:ascii="Times New Roman" w:eastAsiaTheme="minorEastAsia" w:hAnsi="Times New Roman" w:cs="Times New Roman"/>
+              <w:sz w:val="28"/>
+              <w:szCs w:val="28"/>
+            </w:rPr>
+            <w:br/>
+          </m:r>
+        </m:oMath>
+        <m:oMath>
+          <m:r>
+            <w:rPr>
+              <w:rFonts w:ascii="Cambria Math" w:hAnsi="Cambria Math" w:cs="Times New Roman"/>
+              <w:sz w:val="28"/>
+              <w:szCs w:val="28"/>
+            </w:rPr>
+            <m:t>#include "</m:t>
+          </m:r>
+          <m:r>
+            <w:rPr>
+              <w:rFonts w:ascii="Cambria Math" w:hAnsi="Cambria Math" w:cs="Times New Roman"/>
+              <w:sz w:val="28"/>
+              <w:szCs w:val="28"/>
+              <w:lang w:val="en-US"/>
+            </w:rPr>
+            <m:t>custom</m:t>
+          </m:r>
+          <m:r>
+            <w:rPr>
+              <w:rFonts w:ascii="Cambria Math" w:hAnsi="Cambria Math" w:cs="Times New Roman"/>
+              <w:sz w:val="28"/>
+              <w:szCs w:val="28"/>
+            </w:rPr>
+            <m:t>.h"</m:t>
+          </m:r>
+          <m:r>
+            <w:rPr>
+              <w:rFonts w:ascii="Times New Roman" w:eastAsiaTheme="minorEastAsia" w:hAnsi="Times New Roman" w:cs="Times New Roman"/>
+              <w:sz w:val="28"/>
+              <w:szCs w:val="28"/>
+            </w:rPr>
+            <w:br/>
+          </m:r>
+        </m:oMath>
+      </m:oMathPara>
+      <w:r>
+        <w:rPr>
+          <w:rFonts w:ascii="Times New Roman" w:eastAsiaTheme="minorEastAsia" w:hAnsi="Times New Roman" w:cs="Times New Roman"/>
+          <w:sz w:val="28"/>
+          <w:szCs w:val="28"/>
+        </w:rPr>
+        <w:t xml:space="preserve">- </w:t>
+      </w:r>
+      <m:oMath>
+        <m:r>
+          <w:rPr>
+            <w:rFonts w:ascii="Cambria Math" w:eastAsiaTheme="minorEastAsia" w:hAnsi="Cambria Math" w:cs="Times New Roman"/>
+            <w:sz w:val="28"/>
+            <w:szCs w:val="28"/>
+          </w:rPr>
+          <m:t>#</m:t>
+        </m:r>
+        <m:r>
+          <w:rPr>
+            <w:rFonts w:ascii="Cambria Math" w:eastAsiaTheme="minorEastAsia" w:hAnsi="Cambria Math" w:cs="Times New Roman"/>
+            <w:sz w:val="28"/>
+            <w:szCs w:val="28"/>
+            <w:lang w:val="en-US"/>
+          </w:rPr>
+          <m:t>ifdef</m:t>
+        </m:r>
+      </m:oMath>
+      <w:r>
+        <w:rPr>
+          <w:rFonts w:ascii="Times New Roman" w:eastAsiaTheme="minorEastAsia" w:hAnsi="Times New Roman" w:cs="Times New Roman"/>
+          <w:sz w:val="28"/>
+          <w:szCs w:val="28"/>
+        </w:rPr>
+        <w:t xml:space="preserve">, </w:t>
+      </w:r>
+      <m:oMath>
+        <m:r>
+          <w:rPr>
+            <w:rFonts w:ascii="Cambria Math" w:eastAsiaTheme="minorEastAsia" w:hAnsi="Cambria Math" w:cs="Times New Roman"/>
+            <w:sz w:val="28"/>
+            <w:szCs w:val="28"/>
+          </w:rPr>
+          <m:t>#</m:t>
+        </m:r>
+        <m:r>
+          <w:rPr>
+            <w:rFonts w:ascii="Cambria Math" w:eastAsiaTheme="minorEastAsia" w:hAnsi="Cambria Math" w:cs="Times New Roman"/>
+            <w:sz w:val="28"/>
+            <w:szCs w:val="28"/>
+            <w:lang w:val="en-US"/>
+          </w:rPr>
+          <m:t>ifndef</m:t>
+        </m:r>
+      </m:oMath>
+      <w:r>
+        <w:rPr>
+          <w:rFonts w:ascii="Times New Roman" w:eastAsiaTheme="minorEastAsia" w:hAnsi="Times New Roman" w:cs="Times New Roman"/>
+          <w:sz w:val="28"/>
+          <w:szCs w:val="28"/>
+        </w:rPr>
+        <w:t xml:space="preserve">, </w:t>
+      </w:r>
+      <m:oMath>
+        <m:r>
+          <w:rPr>
+            <w:rFonts w:ascii="Cambria Math" w:eastAsiaTheme="minorEastAsia" w:hAnsi="Cambria Math" w:cs="Times New Roman"/>
+            <w:sz w:val="28"/>
+            <w:szCs w:val="28"/>
+          </w:rPr>
+          <m:t>#</m:t>
+        </m:r>
+        <m:r>
+          <w:rPr>
+            <w:rFonts w:ascii="Cambria Math" w:eastAsiaTheme="minorEastAsia" w:hAnsi="Cambria Math" w:cs="Times New Roman"/>
+            <w:sz w:val="28"/>
+            <w:szCs w:val="28"/>
+            <w:lang w:val="en-US"/>
+          </w:rPr>
+          <m:t>endif</m:t>
+        </m:r>
+      </m:oMath>
+      <w:r>
+        <w:rPr>
+          <w:rFonts w:ascii="Times New Roman" w:eastAsiaTheme="minorEastAsia" w:hAnsi="Times New Roman" w:cs="Times New Roman"/>
+          <w:sz w:val="28"/>
+          <w:szCs w:val="28"/>
+        </w:rPr>
+        <w:t xml:space="preserve"> — условная компиляция:</w:t>
+      </w:r>
+      <w:r>
+        <w:rPr>
+          <w:rFonts w:ascii="Times New Roman" w:eastAsiaTheme="minorEastAsia" w:hAnsi="Times New Roman" w:cs="Times New Roman"/>
+          <w:sz w:val="28"/>
+          <w:szCs w:val="28"/>
+        </w:rPr>
+        <w:br/>
+      </w:r>
+      <m:oMathPara>
+        <m:oMath>
+          <m:r>
+            <w:rPr>
+              <w:rFonts w:ascii="Cambria Math" w:hAnsi="Cambria Math" w:cs="Times New Roman"/>
+              <w:sz w:val="28"/>
+              <w:szCs w:val="28"/>
+            </w:rPr>
+            <m:t>#ifdef DEBUG</m:t>
+          </m:r>
+          <m:r>
+            <w:rPr>
+              <w:rFonts w:ascii="Times New Roman" w:eastAsiaTheme="minorEastAsia" w:hAnsi="Times New Roman" w:cs="Times New Roman"/>
+              <w:sz w:val="28"/>
+              <w:szCs w:val="28"/>
+            </w:rPr>
+            <w:br/>
+          </m:r>
+        </m:oMath>
+        <m:oMath>
+          <m:r>
+            <w:rPr>
+              <w:rFonts w:ascii="Cambria Math" w:hAnsi="Cambria Math" w:cs="Times New Roman"/>
+              <w:sz w:val="28"/>
+              <w:szCs w:val="28"/>
+            </w:rPr>
+            <m:t>cout &lt;&lt; "Debug mode";</m:t>
+          </m:r>
+          <m:r>
+            <w:rPr>
+              <w:rFonts w:ascii="Times New Roman" w:eastAsiaTheme="minorEastAsia" w:hAnsi="Times New Roman" w:cs="Times New Roman"/>
+              <w:sz w:val="28"/>
+              <w:szCs w:val="28"/>
+            </w:rPr>
+            <w:br/>
+          </m:r>
+        </m:oMath>
+        <m:oMath>
+          <m:r>
+            <w:rPr>
+              <w:rFonts w:ascii="Cambria Math" w:hAnsi="Cambria Math" w:cs="Times New Roman"/>
+              <w:sz w:val="28"/>
+              <w:szCs w:val="28"/>
+            </w:rPr>
+            <m:t>#endif</m:t>
+          </m:r>
+          <m:r>
+            <w:rPr>
+              <w:rFonts w:ascii="Times New Roman" w:eastAsiaTheme="minorEastAsia" w:hAnsi="Times New Roman" w:cs="Times New Roman"/>
+              <w:sz w:val="28"/>
+              <w:szCs w:val="28"/>
+            </w:rPr>
+            <w:br/>
+          </m:r>
+        </m:oMath>
+      </m:oMathPara>
+      <w:r>
+        <w:rPr>
+          <w:rFonts w:ascii="Times New Roman" w:hAnsi="Times New Roman" w:cs="Times New Roman"/>
+          <w:sz w:val="28"/>
+          <w:szCs w:val="28"/>
+        </w:rPr>
+        <w:t>Макросы — текстовые замены, не проверяются компилятором, поэтому могут вызывать ошибки, если неаккуратно использовать (например, без скобок).</w:t>
+      </w:r>
+    </w:p>
+    <w:p>
+      <w:pPr>
+        <w:pStyle w:val="a7"/>
+        <w:numPr>
+          <w:ilvl w:val="0"/>
+          <w:numId w:val="2"/>
+        </w:numPr>
+        <w:spacing w:after="0"/>
+        <w:ind w:left="567" w:hanging="567"/>
+        <w:rPr>
+          <w:rFonts w:ascii="Times New Roman" w:hAnsi="Times New Roman" w:cs="Times New Roman"/>
+          <w:sz w:val="28"/>
+          <w:szCs w:val="28"/>
+        </w:rPr>
+      </w:pPr>
+      <w:r>
+        <w:rPr>
+          <w:rFonts w:ascii="Times New Roman" w:hAnsi="Times New Roman" w:cs="Times New Roman"/>
+          <w:b/>
+          <w:bCs/>
+          <w:sz w:val="28"/>
+          <w:szCs w:val="28"/>
+        </w:rPr>
+        <w:t>Модульное программирование. Структура программы, состоящей из нескольких файлов</w:t>
+      </w:r>
+      <w:r>
+        <w:rPr>
+          <w:rFonts w:ascii="Times New Roman" w:hAnsi="Times New Roman" w:cs="Times New Roman"/>
+          <w:b/>
+          <w:bCs/>
+          <w:sz w:val="28"/>
+          <w:szCs w:val="28"/>
+        </w:rPr>
+        <w:t>.</w:t>
+      </w:r>
+      <w:r>
+        <w:rPr>
+          <w:rFonts w:ascii="Times New Roman" w:hAnsi="Times New Roman" w:cs="Times New Roman"/>
+          <w:sz w:val="28"/>
+          <w:szCs w:val="28"/>
+        </w:rPr>
+        <w:br/>
+      </w:r>
+      <w:r>
+        <w:rPr>
+          <w:rFonts w:ascii="Times New Roman" w:hAnsi="Times New Roman" w:cs="Times New Roman"/>
+          <w:sz w:val="28"/>
+          <w:szCs w:val="28"/>
+        </w:rPr>
+        <w:t>Модульное программирование — подход, при котором программа делится на независимые части (модули), каждый из которых выполняет определённую функцию.</w:t>
+      </w:r>
+      <w:r>
+        <w:rPr>
+          <w:rFonts w:ascii="Times New Roman" w:hAnsi="Times New Roman" w:cs="Times New Roman"/>
+          <w:sz w:val="28"/>
+          <w:szCs w:val="28"/>
+        </w:rPr>
+        <w:br/>
+        <w:t>Пример структуры:</w:t>
+      </w:r>
+      <w:r>
+        <w:rPr>
+          <w:rFonts w:ascii="Times New Roman" w:hAnsi="Times New Roman" w:cs="Times New Roman"/>
+          <w:sz w:val="28"/>
+          <w:szCs w:val="28"/>
+        </w:rPr>
+        <w:br/>
+      </w:r>
+      <m:oMathPara>
+        <m:oMath>
+          <m:r>
+            <w:rPr>
+              <w:rFonts w:ascii="Cambria Math" w:hAnsi="Cambria Math" w:cs="Times New Roman"/>
+              <w:sz w:val="28"/>
+              <w:szCs w:val="28"/>
+            </w:rPr>
+            <m:t xml:space="preserve">main.cpp         </m:t>
+          </m:r>
+          <m:r>
+            <w:rPr>
+              <w:rFonts w:ascii="Cambria Math" w:hAnsi="Cambria Math" w:cs="Times New Roman"/>
+              <w:sz w:val="28"/>
+              <w:szCs w:val="28"/>
+            </w:rPr>
+            <m:t xml:space="preserve">          </m:t>
+          </m:r>
+          <m:r>
+            <w:rPr>
+              <w:rFonts w:ascii="Cambria Math" w:hAnsi="Cambria Math" w:cs="Times New Roman"/>
+              <w:sz w:val="28"/>
+              <w:szCs w:val="28"/>
+            </w:rPr>
+            <m:t xml:space="preserve"> // главный файл</m:t>
+          </m:r>
+          <m:r>
+            <w:rPr>
+              <w:rFonts w:ascii="Times New Roman" w:eastAsiaTheme="minorEastAsia" w:hAnsi="Times New Roman" w:cs="Times New Roman"/>
+              <w:sz w:val="28"/>
+              <w:szCs w:val="28"/>
+            </w:rPr>
+            <w:br/>
+          </m:r>
+        </m:oMath>
+        <m:oMath>
+          <m:r>
+            <w:rPr>
+              <w:rFonts w:ascii="Cambria Math" w:hAnsi="Cambria Math" w:cs="Times New Roman"/>
+              <w:sz w:val="28"/>
+              <w:szCs w:val="28"/>
+            </w:rPr>
+            <m:t xml:space="preserve">math.cpp, math.h </m:t>
+          </m:r>
+          <m:r>
+            <w:rPr>
+              <w:rFonts w:ascii="Cambria Math" w:hAnsi="Cambria Math" w:cs="Times New Roman"/>
+              <w:sz w:val="28"/>
+              <w:szCs w:val="28"/>
+            </w:rPr>
+            <m:t xml:space="preserve"> </m:t>
+          </m:r>
+          <m:r>
+            <w:rPr>
+              <w:rFonts w:ascii="Cambria Math" w:hAnsi="Cambria Math" w:cs="Times New Roman"/>
+              <w:sz w:val="28"/>
+              <w:szCs w:val="28"/>
+            </w:rPr>
+            <m:t xml:space="preserve"> // реализация и интерфейс модуля math</m:t>
+          </m:r>
+          <m:r>
+            <w:rPr>
+              <w:rFonts w:ascii="Times New Roman" w:eastAsiaTheme="minorEastAsia" w:hAnsi="Times New Roman" w:cs="Times New Roman"/>
+              <w:sz w:val="28"/>
+              <w:szCs w:val="28"/>
+            </w:rPr>
+            <w:br/>
+          </m:r>
+        </m:oMath>
+        <m:oMath>
+          <m:r>
+            <w:rPr>
+              <w:rFonts w:ascii="Cambria Math" w:hAnsi="Cambria Math" w:cs="Times New Roman"/>
+              <w:sz w:val="28"/>
+              <w:szCs w:val="28"/>
+            </w:rPr>
+            <m:t xml:space="preserve">io.cpp, io.h      </m:t>
+          </m:r>
+          <m:r>
+            <w:rPr>
+              <w:rFonts w:ascii="Cambria Math" w:hAnsi="Cambria Math" w:cs="Times New Roman"/>
+              <w:sz w:val="28"/>
+              <w:szCs w:val="28"/>
+            </w:rPr>
+            <m:t xml:space="preserve">          </m:t>
+          </m:r>
+          <m:r>
+            <w:rPr>
+              <w:rFonts w:ascii="Cambria Math" w:hAnsi="Cambria Math" w:cs="Times New Roman"/>
+              <w:sz w:val="28"/>
+              <w:szCs w:val="28"/>
+            </w:rPr>
+            <m:t>// ввод-вывод</m:t>
+          </m:r>
+          <m:r>
+            <w:rPr>
+              <w:rFonts w:ascii="Times New Roman" w:eastAsiaTheme="minorEastAsia" w:hAnsi="Times New Roman" w:cs="Times New Roman"/>
+              <w:sz w:val="28"/>
+              <w:szCs w:val="28"/>
+            </w:rPr>
+            <w:br/>
+          </m:r>
+        </m:oMath>
+      </m:oMathPara>
+      <w:r>
+        <w:rPr>
+          <w:rFonts w:ascii="Times New Roman" w:hAnsi="Times New Roman" w:cs="Times New Roman"/>
+          <w:sz w:val="28"/>
+          <w:szCs w:val="28"/>
+        </w:rPr>
+        <w:t>Преимущества:</w:t>
+      </w:r>
+      <w:r>
+        <w:rPr>
+          <w:rFonts w:ascii="Times New Roman" w:hAnsi="Times New Roman" w:cs="Times New Roman"/>
+          <w:sz w:val="28"/>
+          <w:szCs w:val="28"/>
+        </w:rPr>
+        <w:br/>
+        <w:t xml:space="preserve">- </w:t>
+      </w:r>
+      <w:r>
+        <w:rPr>
+          <w:rFonts w:ascii="Times New Roman" w:hAnsi="Times New Roman" w:cs="Times New Roman"/>
+          <w:sz w:val="28"/>
+          <w:szCs w:val="28"/>
+        </w:rPr>
+        <w:t>Упрощение отладки и тестирования.</w:t>
+      </w:r>
+      <w:r>
+        <w:rPr>
+          <w:rFonts w:ascii="Times New Roman" w:hAnsi="Times New Roman" w:cs="Times New Roman"/>
+          <w:sz w:val="28"/>
+          <w:szCs w:val="28"/>
+        </w:rPr>
+        <w:br/>
+        <w:t xml:space="preserve">- </w:t>
+      </w:r>
+      <w:r>
+        <w:rPr>
+          <w:rFonts w:ascii="Times New Roman" w:hAnsi="Times New Roman" w:cs="Times New Roman"/>
+          <w:sz w:val="28"/>
+          <w:szCs w:val="28"/>
+        </w:rPr>
+        <w:t>Повторное использование модулей.</w:t>
+      </w:r>
+      <w:r>
+        <w:rPr>
+          <w:rFonts w:ascii="Times New Roman" w:hAnsi="Times New Roman" w:cs="Times New Roman"/>
+          <w:sz w:val="28"/>
+          <w:szCs w:val="28"/>
+        </w:rPr>
+        <w:br/>
+        <w:t xml:space="preserve">- </w:t>
+      </w:r>
+      <w:r>
+        <w:rPr>
+          <w:rFonts w:ascii="Times New Roman" w:hAnsi="Times New Roman" w:cs="Times New Roman"/>
+          <w:sz w:val="28"/>
+          <w:szCs w:val="28"/>
+        </w:rPr>
+        <w:t>Разделение труда между разработчиками.</w:t>
+      </w:r>
+      <w:r>
+        <w:rPr>
+          <w:rFonts w:ascii="Times New Roman" w:hAnsi="Times New Roman" w:cs="Times New Roman"/>
+          <w:sz w:val="28"/>
+          <w:szCs w:val="28"/>
+        </w:rPr>
+        <w:br/>
+      </w:r>
+      <w:r>
+        <w:rPr>
+          <w:rFonts w:ascii="Times New Roman" w:hAnsi="Times New Roman" w:cs="Times New Roman"/>
+          <w:sz w:val="28"/>
+          <w:szCs w:val="28"/>
+        </w:rPr>
+        <w:t>Компиляция: каждый .cpp компилируется отдельно, затем связывается (линковка).</w:t>
+      </w:r>
+      <w:r>
+        <w:rPr>
+          <w:rFonts w:ascii="Times New Roman" w:hAnsi="Times New Roman" w:cs="Times New Roman"/>
+          <w:sz w:val="28"/>
+          <w:szCs w:val="28"/>
+        </w:rPr>
+        <w:br w:type="page"/>
+      </w:r>
+    </w:p>
+    <w:p>
+      <w:pPr>
+        <w:pStyle w:val="a7"/>
+        <w:numPr>
+          <w:ilvl w:val="0"/>
+          <w:numId w:val="2"/>
+        </w:numPr>
+        <w:spacing w:after="0"/>
+        <w:ind w:left="567" w:hanging="567"/>
+        <w:rPr>
+          <w:rFonts w:ascii="Times New Roman" w:hAnsi="Times New Roman" w:cs="Times New Roman"/>
+          <w:sz w:val="28"/>
+          <w:szCs w:val="28"/>
+        </w:rPr>
+      </w:pPr>
+      <w:r>
+        <w:rPr>
+          <w:rFonts w:ascii="Times New Roman" w:hAnsi="Times New Roman" w:cs="Times New Roman"/>
+          <w:b/>
+          <w:bCs/>
+          <w:sz w:val="28"/>
+          <w:szCs w:val="28"/>
+        </w:rPr>
+        <w:lastRenderedPageBreak/>
+        <w:t>ГОСТ 19.701. Виды схем, символов. Обозначения для схем алгоритмов и схем работы системы</w:t>
+      </w:r>
+      <w:r>
+        <w:rPr>
+          <w:rFonts w:ascii="Times New Roman" w:hAnsi="Times New Roman" w:cs="Times New Roman"/>
+          <w:b/>
+          <w:bCs/>
+          <w:sz w:val="28"/>
+          <w:szCs w:val="28"/>
+        </w:rPr>
+        <w:t>.</w:t>
+      </w:r>
+      <w:r>
+        <w:rPr>
+          <w:rFonts w:ascii="Times New Roman" w:hAnsi="Times New Roman" w:cs="Times New Roman"/>
+          <w:sz w:val="28"/>
+          <w:szCs w:val="28"/>
+        </w:rPr>
+        <w:br/>
+      </w:r>
+      <w:r>
+        <w:rPr>
+          <w:rFonts w:ascii="Times New Roman" w:hAnsi="Times New Roman" w:cs="Times New Roman"/>
+          <w:sz w:val="28"/>
+          <w:szCs w:val="28"/>
+        </w:rPr>
+        <w:t xml:space="preserve">ГОСТ 19.701–90 </w:t>
+      </w:r>
+      <w:r>
+        <w:rPr>
+          <w:rFonts w:ascii="Times New Roman" w:hAnsi="Times New Roman" w:cs="Times New Roman"/>
+          <w:sz w:val="28"/>
+          <w:szCs w:val="28"/>
+        </w:rPr>
+        <w:t>–</w:t>
+      </w:r>
+      <w:r>
+        <w:rPr>
+          <w:rFonts w:ascii="Times New Roman" w:hAnsi="Times New Roman" w:cs="Times New Roman"/>
+          <w:sz w:val="28"/>
+          <w:szCs w:val="28"/>
+        </w:rPr>
+        <w:t xml:space="preserve"> стандарт на схемы алгоритмов, используется при проектировании ПО (особенно в государственных организациях).</w:t>
+      </w:r>
+      <w:r>
+        <w:rPr>
+          <w:rFonts w:ascii="Times New Roman" w:hAnsi="Times New Roman" w:cs="Times New Roman"/>
+          <w:sz w:val="28"/>
+          <w:szCs w:val="28"/>
+        </w:rPr>
+        <w:br/>
+        <w:t>Виды схем:</w:t>
+      </w:r>
+      <w:r>
+        <w:rPr>
+          <w:rFonts w:ascii="Times New Roman" w:hAnsi="Times New Roman" w:cs="Times New Roman"/>
+          <w:sz w:val="28"/>
+          <w:szCs w:val="28"/>
+        </w:rPr>
+        <w:br/>
+        <w:t xml:space="preserve">- </w:t>
+      </w:r>
+      <w:r>
+        <w:rPr>
+          <w:rFonts w:ascii="Times New Roman" w:hAnsi="Times New Roman" w:cs="Times New Roman"/>
+          <w:sz w:val="28"/>
+          <w:szCs w:val="28"/>
+        </w:rPr>
+        <w:t xml:space="preserve">Функциональная схема </w:t>
+      </w:r>
+      <w:r>
+        <w:rPr>
+          <w:rFonts w:ascii="Times New Roman" w:hAnsi="Times New Roman" w:cs="Times New Roman"/>
+          <w:sz w:val="28"/>
+          <w:szCs w:val="28"/>
+        </w:rPr>
+        <w:t>–</w:t>
+      </w:r>
+      <w:r>
+        <w:rPr>
+          <w:rFonts w:ascii="Times New Roman" w:hAnsi="Times New Roman" w:cs="Times New Roman"/>
+          <w:sz w:val="28"/>
+          <w:szCs w:val="28"/>
+        </w:rPr>
+        <w:t xml:space="preserve"> отражает работу системы.</w:t>
+      </w:r>
+      <w:r>
+        <w:rPr>
+          <w:rFonts w:ascii="Times New Roman" w:hAnsi="Times New Roman" w:cs="Times New Roman"/>
+          <w:sz w:val="28"/>
+          <w:szCs w:val="28"/>
+        </w:rPr>
+        <w:br/>
+        <w:t xml:space="preserve">- </w:t>
+      </w:r>
+      <w:r>
+        <w:rPr>
+          <w:rFonts w:ascii="Times New Roman" w:hAnsi="Times New Roman" w:cs="Times New Roman"/>
+          <w:sz w:val="28"/>
+          <w:szCs w:val="28"/>
+        </w:rPr>
+        <w:t xml:space="preserve">Алгоритмическая схема </w:t>
+      </w:r>
+      <w:r>
+        <w:rPr>
+          <w:rFonts w:ascii="Times New Roman" w:hAnsi="Times New Roman" w:cs="Times New Roman"/>
+          <w:sz w:val="28"/>
+          <w:szCs w:val="28"/>
+        </w:rPr>
+        <w:t>–</w:t>
+      </w:r>
+      <w:r>
+        <w:rPr>
+          <w:rFonts w:ascii="Times New Roman" w:hAnsi="Times New Roman" w:cs="Times New Roman"/>
+          <w:sz w:val="28"/>
+          <w:szCs w:val="28"/>
+        </w:rPr>
+        <w:t xml:space="preserve"> последовательность действий (алгоритм).</w:t>
+      </w:r>
+      <w:r>
+        <w:rPr>
+          <w:rFonts w:ascii="Times New Roman" w:hAnsi="Times New Roman" w:cs="Times New Roman"/>
+          <w:sz w:val="28"/>
+          <w:szCs w:val="28"/>
+        </w:rPr>
+        <w:br/>
+        <w:t xml:space="preserve">- </w:t>
+      </w:r>
+      <w:r>
+        <w:rPr>
+          <w:rFonts w:ascii="Times New Roman" w:hAnsi="Times New Roman" w:cs="Times New Roman"/>
+          <w:sz w:val="28"/>
+          <w:szCs w:val="28"/>
+        </w:rPr>
+        <w:t xml:space="preserve">Структурная схема </w:t>
+      </w:r>
+      <w:r>
+        <w:rPr>
+          <w:rFonts w:ascii="Times New Roman" w:hAnsi="Times New Roman" w:cs="Times New Roman"/>
+          <w:sz w:val="28"/>
+          <w:szCs w:val="28"/>
+        </w:rPr>
+        <w:t>–</w:t>
+      </w:r>
+      <w:r>
+        <w:rPr>
+          <w:rFonts w:ascii="Times New Roman" w:hAnsi="Times New Roman" w:cs="Times New Roman"/>
+          <w:sz w:val="28"/>
+          <w:szCs w:val="28"/>
+        </w:rPr>
+        <w:t xml:space="preserve"> архитектура системы.</w:t>
+      </w:r>
+      <w:r>
+        <w:rPr>
+          <w:rFonts w:ascii="Times New Roman" w:hAnsi="Times New Roman" w:cs="Times New Roman"/>
+          <w:sz w:val="28"/>
+          <w:szCs w:val="28"/>
+        </w:rPr>
+        <w:br/>
+      </w:r>
+      <w:r>
+        <w:rPr>
+          <w:rFonts w:ascii="Times New Roman" w:hAnsi="Times New Roman" w:cs="Times New Roman"/>
+          <w:sz w:val="28"/>
+          <w:szCs w:val="28"/>
+        </w:rPr>
+        <w:br/>
+        <w:t>Основные символы:</w:t>
+      </w:r>
+      <w:r>
+        <w:rPr>
+          <w:rFonts w:ascii="Times New Roman" w:hAnsi="Times New Roman" w:cs="Times New Roman"/>
+          <w:sz w:val="28"/>
+          <w:szCs w:val="28"/>
+        </w:rPr>
+        <w:br/>
+        <w:t xml:space="preserve">- </w:t>
+      </w:r>
+      <w:r>
+        <w:rPr>
+          <w:rFonts w:ascii="Times New Roman" w:hAnsi="Times New Roman" w:cs="Times New Roman"/>
+          <w:sz w:val="28"/>
+          <w:szCs w:val="28"/>
+        </w:rPr>
+        <w:t xml:space="preserve">Овал </w:t>
+      </w:r>
+      <w:r>
+        <w:rPr>
+          <w:rFonts w:ascii="Times New Roman" w:hAnsi="Times New Roman" w:cs="Times New Roman"/>
+          <w:sz w:val="28"/>
+          <w:szCs w:val="28"/>
+        </w:rPr>
+        <w:t>–</w:t>
+      </w:r>
+      <w:r>
+        <w:rPr>
+          <w:rFonts w:ascii="Times New Roman" w:hAnsi="Times New Roman" w:cs="Times New Roman"/>
+          <w:sz w:val="28"/>
+          <w:szCs w:val="28"/>
+        </w:rPr>
+        <w:t xml:space="preserve"> начало/конец.</w:t>
+      </w:r>
+      <w:r>
+        <w:rPr>
+          <w:rFonts w:ascii="Times New Roman" w:hAnsi="Times New Roman" w:cs="Times New Roman"/>
+          <w:sz w:val="28"/>
+          <w:szCs w:val="28"/>
+        </w:rPr>
+        <w:br/>
+        <w:t xml:space="preserve">- </w:t>
+      </w:r>
+      <w:r>
+        <w:rPr>
+          <w:rFonts w:ascii="Times New Roman" w:hAnsi="Times New Roman" w:cs="Times New Roman"/>
+          <w:sz w:val="28"/>
+          <w:szCs w:val="28"/>
+        </w:rPr>
+        <w:t xml:space="preserve">Прямоугольник </w:t>
+      </w:r>
+      <w:r>
+        <w:rPr>
+          <w:rFonts w:ascii="Times New Roman" w:hAnsi="Times New Roman" w:cs="Times New Roman"/>
+          <w:sz w:val="28"/>
+          <w:szCs w:val="28"/>
+        </w:rPr>
+        <w:t>–</w:t>
+      </w:r>
+      <w:r>
+        <w:rPr>
+          <w:rFonts w:ascii="Times New Roman" w:hAnsi="Times New Roman" w:cs="Times New Roman"/>
+          <w:sz w:val="28"/>
+          <w:szCs w:val="28"/>
+        </w:rPr>
+        <w:t xml:space="preserve"> операция.</w:t>
+      </w:r>
+      <w:r>
+        <w:rPr>
+          <w:rFonts w:ascii="Times New Roman" w:hAnsi="Times New Roman" w:cs="Times New Roman"/>
+          <w:sz w:val="28"/>
+          <w:szCs w:val="28"/>
+        </w:rPr>
+        <w:br/>
+        <w:t xml:space="preserve">- </w:t>
+      </w:r>
+      <w:r>
+        <w:rPr>
+          <w:rFonts w:ascii="Times New Roman" w:hAnsi="Times New Roman" w:cs="Times New Roman"/>
+          <w:sz w:val="28"/>
+          <w:szCs w:val="28"/>
+        </w:rPr>
+        <w:t xml:space="preserve">Ромб </w:t>
+      </w:r>
+      <w:r>
+        <w:rPr>
+          <w:rFonts w:ascii="Times New Roman" w:hAnsi="Times New Roman" w:cs="Times New Roman"/>
+          <w:sz w:val="28"/>
+          <w:szCs w:val="28"/>
+        </w:rPr>
+        <w:t>–</w:t>
+      </w:r>
+      <w:r>
+        <w:rPr>
+          <w:rFonts w:ascii="Times New Roman" w:hAnsi="Times New Roman" w:cs="Times New Roman"/>
+          <w:sz w:val="28"/>
+          <w:szCs w:val="28"/>
+        </w:rPr>
+        <w:t xml:space="preserve"> условие.</w:t>
+      </w:r>
+      <w:r>
+        <w:rPr>
+          <w:rFonts w:ascii="Times New Roman" w:hAnsi="Times New Roman" w:cs="Times New Roman"/>
+          <w:sz w:val="28"/>
+          <w:szCs w:val="28"/>
+        </w:rPr>
+        <w:br/>
+        <w:t xml:space="preserve">- </w:t>
+      </w:r>
+      <w:r>
+        <w:rPr>
+          <w:rFonts w:ascii="Times New Roman" w:hAnsi="Times New Roman" w:cs="Times New Roman"/>
+          <w:sz w:val="28"/>
+          <w:szCs w:val="28"/>
+        </w:rPr>
+        <w:t xml:space="preserve">Параллелограмм </w:t>
+      </w:r>
+      <w:r>
+        <w:rPr>
+          <w:rFonts w:ascii="Times New Roman" w:hAnsi="Times New Roman" w:cs="Times New Roman"/>
+          <w:sz w:val="28"/>
+          <w:szCs w:val="28"/>
+        </w:rPr>
+        <w:t>–</w:t>
+      </w:r>
+      <w:r>
+        <w:rPr>
+          <w:rFonts w:ascii="Times New Roman" w:hAnsi="Times New Roman" w:cs="Times New Roman"/>
+          <w:sz w:val="28"/>
+          <w:szCs w:val="28"/>
+        </w:rPr>
+        <w:t xml:space="preserve"> ввод/вывод.</w:t>
+      </w:r>
+      <w:r>
+        <w:rPr>
+          <w:rFonts w:ascii="Times New Roman" w:hAnsi="Times New Roman" w:cs="Times New Roman"/>
+          <w:sz w:val="28"/>
+          <w:szCs w:val="28"/>
+        </w:rPr>
+        <w:br/>
+        <w:t>- Прямоугольник с отделёнными краями – вызов подпрограммы.</w:t>
+      </w:r>
+      <w:r>
+        <w:rPr>
+          <w:rFonts w:ascii="Times New Roman" w:hAnsi="Times New Roman" w:cs="Times New Roman"/>
+          <w:sz w:val="28"/>
+          <w:szCs w:val="28"/>
+        </w:rPr>
+        <w:br/>
+        <w:t>- Шестиугольник – цик</w:t>
+      </w:r>
+      <w:r>
+        <w:rPr>
+          <w:rFonts w:ascii="Times New Roman" w:hAnsi="Times New Roman" w:cs="Times New Roman"/>
+          <w:sz w:val="28"/>
+          <w:szCs w:val="28"/>
+        </w:rPr>
+        <w:t>л</w:t>
+      </w:r>
+      <w:r>
+        <w:rPr>
+          <w:rFonts w:ascii="Times New Roman" w:hAnsi="Times New Roman" w:cs="Times New Roman"/>
+          <w:sz w:val="28"/>
+          <w:szCs w:val="28"/>
+        </w:rPr>
+        <w:t>.</w:t>
+      </w:r>
+      <w:r>
+        <w:rPr>
+          <w:rFonts w:ascii="Times New Roman" w:hAnsi="Times New Roman" w:cs="Times New Roman"/>
+          <w:sz w:val="28"/>
+          <w:szCs w:val="28"/>
+        </w:rPr>
+        <w:br/>
+        <w:t>- Круг – ссылка.</w:t>
+      </w:r>
     </w:p>
     <w:sectPr>
       <w:pgSz w:w="11906" w:h="16838"/>
@@ -13210,7 +13812,7 @@
 </file>
 
 <file path=word/numbering.xml><?xml version="1.0" encoding="utf-8"?>
-<w:numbering xmlns:wpc="http://schemas.microsoft.com/office/word/2010/wordprocessingCanvas" xmlns:cx="http://schemas.microsoft.com/office/drawing/2014/chartex" xmlns:cx1="http://schemas.microsoft.com/office/drawing/2015/9/8/chartex" xmlns:cx2="http://schemas.microsoft.com/office/drawing/2015/10/21/chartex" xmlns:cx3="http://schemas.microsoft.com/office/drawing/2016/5/9/chartex" xmlns:cx4="http://schemas.microsoft.com/office/drawing/2016/5/10/chartex" xmlns:cx5="http://schemas.microsoft.com/office/drawing/2016/5/11/chartex" xmlns:cx6="http://schemas.microsoft.com/office/drawing/2016/5/12/chartex" xmlns:cx7="http://schemas.microsoft.com/office/drawing/2016/5/13/chartex" xmlns:cx8="http://schemas.microsoft.com/office/drawing/2016/5/14/chartex" xmlns:mc="http://schemas.openxmlformats.org/markup-compatibility/2006" xmlns:aink="http://schemas.microsoft.com/office/drawing/2016/ink" xmlns:am3d="http://schemas.microsoft.com/office/drawing/2017/model3d" xmlns:o="urn:schemas-microsoft-com:office:office" xmlns:oel="http://schemas.microsoft.com/office/2019/extlst" xmlns:r="http://schemas.openxmlformats.org/officeDocument/2006/relationships" xmlns:m="http://schemas.openxmlformats.org/officeDocument/2006/math" xmlns:v="urn:schemas-microsoft-com:vml" xmlns:wp14="http://schemas.microsoft.com/office/word/2010/wordprocessingDrawing" xmlns:wp="http://schemas.openxmlformats.org/drawingml/2006/wordprocessingDrawing" xmlns:w10="urn:schemas-microsoft-com:office:word" xmlns:w="http://schemas.openxmlformats.org/wordprocessingml/2006/main" xmlns:w14="http://schemas.microsoft.com/office/word/2010/wordml" xmlns:w15="http://schemas.microsoft.com/office/word/2012/wordml" xmlns:w16cex="http://schemas.microsoft.com/office/word/2018/wordml/cex" xmlns:w16cid="http://schemas.microsoft.com/office/word/2016/wordml/cid" xmlns:w16="http://schemas.microsoft.com/office/word/2018/wordml" xmlns:w16sdtdh="http://schemas.microsoft.com/office/word/2020/wordml/sdtdatahash" xmlns:w16se="http://schemas.microsoft.com/office/word/2015/wordml/symex" xmlns:wpg="http://schemas.microsoft.com/office/word/2010/wordprocessingGroup" xmlns:wpi="http://schemas.microsoft.com/office/word/2010/wordprocessingInk" xmlns:wne="http://schemas.microsoft.com/office/word/2006/wordml" xmlns:wps="http://schemas.microsoft.com/office/word/2010/wordprocessingShape" mc:Ignorable="w14 w15 w16se w16cid w16 w16cex w16sdtdh wp14">
+<w:numbering xmlns:wpc="http://schemas.microsoft.com/office/word/2010/wordprocessingCanvas" xmlns:cx="http://schemas.microsoft.com/office/drawing/2014/chartex" xmlns:cx1="http://schemas.microsoft.com/office/drawing/2015/9/8/chartex" xmlns:cx2="http://schemas.microsoft.com/office/drawing/2015/10/21/chartex" xmlns:cx3="http://schemas.microsoft.com/office/drawing/2016/5/9/chartex" xmlns:cx4="http://schemas.microsoft.com/office/drawing/2016/5/10/chartex" xmlns:cx5="http://schemas.microsoft.com/office/drawing/2016/5/11/chartex" xmlns:cx6="http://schemas.microsoft.com/office/drawing/2016/5/12/chartex" xmlns:cx7="http://schemas.microsoft.com/office/drawing/2016/5/13/chartex" xmlns:cx8="http://schemas.microsoft.com/office/drawing/2016/5/14/chartex" xmlns:mc="http://schemas.openxmlformats.org/markup-compatibility/2006" xmlns:aink="http://schemas.microsoft.com/office/drawing/2016/ink" xmlns:am3d="http://schemas.microsoft.com/office/drawing/2017/model3d" xmlns:o="urn:schemas-microsoft-com:office:office" xmlns:r="http://schemas.openxmlformats.org/officeDocument/2006/relationships" xmlns:m="http://schemas.openxmlformats.org/officeDocument/2006/math" xmlns:v="urn:schemas-microsoft-com:vml" xmlns:wp14="http://schemas.microsoft.com/office/word/2010/wordprocessingDrawing" xmlns:wp="http://schemas.openxmlformats.org/drawingml/2006/wordprocessingDrawing" xmlns:w10="urn:schemas-microsoft-com:office:word" xmlns:w="http://schemas.openxmlformats.org/wordprocessingml/2006/main" xmlns:w14="http://schemas.microsoft.com/office/word/2010/wordml" xmlns:w15="http://schemas.microsoft.com/office/word/2012/wordml" xmlns:w16cex="http://schemas.microsoft.com/office/word/2018/wordml/cex" xmlns:w16cid="http://schemas.microsoft.com/office/word/2016/wordml/cid" xmlns:w16="http://schemas.microsoft.com/office/word/2018/wordml" xmlns:w16sdtdh="http://schemas.microsoft.com/office/word/2020/wordml/sdtdatahash" xmlns:w16se="http://schemas.microsoft.com/office/word/2015/wordml/symex" xmlns:wpg="http://schemas.microsoft.com/office/word/2010/wordprocessingGroup" xmlns:wpi="http://schemas.microsoft.com/office/word/2010/wordprocessingInk" xmlns:wne="http://schemas.microsoft.com/office/word/2006/wordml" xmlns:wps="http://schemas.microsoft.com/office/word/2010/wordprocessingShape" mc:Ignorable="w14 w15 w16se w16cid w16 w16cex w16sdtdh wp14">
   <w:abstractNum w:abstractNumId="0" w15:restartNumberingAfterBreak="0">
     <w:nsid w:val="2BDF4DD1"/>
     <w:multiLevelType w:val="hybridMultilevel"/>
@@ -13386,10 +13988,10 @@
       </w:pPr>
     </w:lvl>
   </w:abstractNum>
-  <w:num w:numId="1" w16cid:durableId="1653824563">
+  <w:num w:numId="1">
     <w:abstractNumId w:val="1"/>
   </w:num>
-  <w:num w:numId="2" w16cid:durableId="245043525">
+  <w:num w:numId="2">
     <w:abstractNumId w:val="0"/>
   </w:num>
 </w:numbering>
@@ -13998,6 +14600,7 @@
   <w:style w:type="character" w:default="1" w:styleId="a0">
     <w:name w:val="Default Paragraph Font"/>
     <w:uiPriority w:val="1"/>
+    <w:semiHidden/>
     <w:unhideWhenUsed/>
   </w:style>
   <w:style w:type="table" w:default="1" w:styleId="a1">
@@ -14325,7 +14928,7 @@
 </file>
 
 <file path=word/glossary/document.xml><?xml version="1.0" encoding="utf-8"?>
-<w:glossaryDocument xmlns:wpc="http://schemas.microsoft.com/office/word/2010/wordprocessingCanvas" xmlns:cx="http://schemas.microsoft.com/office/drawing/2014/chartex" xmlns:cx1="http://schemas.microsoft.com/office/drawing/2015/9/8/chartex" xmlns:cx2="http://schemas.microsoft.com/office/drawing/2015/10/21/chartex" xmlns:cx3="http://schemas.microsoft.com/office/drawing/2016/5/9/chartex" xmlns:cx4="http://schemas.microsoft.com/office/drawing/2016/5/10/chartex" xmlns:cx5="http://schemas.microsoft.com/office/drawing/2016/5/11/chartex" xmlns:cx6="http://schemas.microsoft.com/office/drawing/2016/5/12/chartex" xmlns:cx7="http://schemas.microsoft.com/office/drawing/2016/5/13/chartex" xmlns:cx8="http://schemas.microsoft.com/office/drawing/2016/5/14/chartex" xmlns:mc="http://schemas.openxmlformats.org/markup-compatibility/2006" xmlns:aink="http://schemas.microsoft.com/office/drawing/2016/ink" xmlns:am3d="http://schemas.microsoft.com/office/drawing/2017/model3d" xmlns:o="urn:schemas-microsoft-com:office:office" xmlns:oel="http://schemas.microsoft.com/office/2019/extlst" xmlns:r="http://schemas.openxmlformats.org/officeDocument/2006/relationships" xmlns:m="http://schemas.openxmlformats.org/officeDocument/2006/math" xmlns:v="urn:schemas-microsoft-com:vml" xmlns:wp14="http://schemas.microsoft.com/office/word/2010/wordprocessingDrawing" xmlns:wp="http://schemas.openxmlformats.org/drawingml/2006/wordprocessingDrawing" xmlns:w10="urn:schemas-microsoft-com:office:word" xmlns:w="http://schemas.openxmlformats.org/wordprocessingml/2006/main" xmlns:w14="http://schemas.microsoft.com/office/word/2010/wordml" xmlns:w15="http://schemas.microsoft.com/office/word/2012/wordml" xmlns:w16cex="http://schemas.microsoft.com/office/word/2018/wordml/cex" xmlns:w16cid="http://schemas.microsoft.com/office/word/2016/wordml/cid" xmlns:w16="http://schemas.microsoft.com/office/word/2018/wordml" xmlns:w16sdtdh="http://schemas.microsoft.com/office/word/2020/wordml/sdtdatahash" xmlns:w16se="http://schemas.microsoft.com/office/word/2015/wordml/symex" xmlns:wpg="http://schemas.microsoft.com/office/word/2010/wordprocessingGroup" xmlns:wpi="http://schemas.microsoft.com/office/word/2010/wordprocessingInk" xmlns:wne="http://schemas.microsoft.com/office/word/2006/wordml" xmlns:wps="http://schemas.microsoft.com/office/word/2010/wordprocessingShape" mc:Ignorable="w14 w15 w16se w16cid w16 w16cex w16sdtdh wp14">
+<w:glossaryDocument xmlns:wpc="http://schemas.microsoft.com/office/word/2010/wordprocessingCanvas" xmlns:cx="http://schemas.microsoft.com/office/drawing/2014/chartex" xmlns:cx1="http://schemas.microsoft.com/office/drawing/2015/9/8/chartex" xmlns:cx2="http://schemas.microsoft.com/office/drawing/2015/10/21/chartex" xmlns:cx3="http://schemas.microsoft.com/office/drawing/2016/5/9/chartex" xmlns:cx4="http://schemas.microsoft.com/office/drawing/2016/5/10/chartex" xmlns:cx5="http://schemas.microsoft.com/office/drawing/2016/5/11/chartex" xmlns:cx6="http://schemas.microsoft.com/office/drawing/2016/5/12/chartex" xmlns:cx7="http://schemas.microsoft.com/office/drawing/2016/5/13/chartex" xmlns:cx8="http://schemas.microsoft.com/office/drawing/2016/5/14/chartex" xmlns:mc="http://schemas.openxmlformats.org/markup-compatibility/2006" xmlns:aink="http://schemas.microsoft.com/office/drawing/2016/ink" xmlns:am3d="http://schemas.microsoft.com/office/drawing/2017/model3d" xmlns:o="urn:schemas-microsoft-com:office:office" xmlns:r="http://schemas.openxmlformats.org/officeDocument/2006/relationships" xmlns:m="http://schemas.openxmlformats.org/officeDocument/2006/math" xmlns:v="urn:schemas-microsoft-com:vml" xmlns:wp14="http://schemas.microsoft.com/office/word/2010/wordprocessingDrawing" xmlns:wp="http://schemas.openxmlformats.org/drawingml/2006/wordprocessingDrawing" xmlns:w10="urn:schemas-microsoft-com:office:word" xmlns:w="http://schemas.openxmlformats.org/wordprocessingml/2006/main" xmlns:w14="http://schemas.microsoft.com/office/word/2010/wordml" xmlns:w15="http://schemas.microsoft.com/office/word/2012/wordml" xmlns:w16cex="http://schemas.microsoft.com/office/word/2018/wordml/cex" xmlns:w16cid="http://schemas.microsoft.com/office/word/2016/wordml/cid" xmlns:w16="http://schemas.microsoft.com/office/word/2018/wordml" xmlns:w16sdtdh="http://schemas.microsoft.com/office/word/2020/wordml/sdtdatahash" xmlns:w16se="http://schemas.microsoft.com/office/word/2015/wordml/symex" xmlns:wpg="http://schemas.microsoft.com/office/word/2010/wordprocessingGroup" xmlns:wpi="http://schemas.microsoft.com/office/word/2010/wordprocessingInk" xmlns:wne="http://schemas.microsoft.com/office/word/2006/wordml" xmlns:wps="http://schemas.microsoft.com/office/word/2010/wordprocessingShape" mc:Ignorable="w14 w15 w16se w16cid w16 w16cex w16sdtdh wp14">
   <w:docParts>
     <w:docPart>
       <w:docPartPr>
@@ -14367,12 +14970,14 @@
     <w:sig w:usb0="E0002EFF" w:usb1="C000785B" w:usb2="00000009" w:usb3="00000000" w:csb0="000001FF" w:csb1="00000000"/>
   </w:font>
   <w:font w:name="Aptos">
+    <w:altName w:val="Calibri"/>
     <w:charset w:val="00"/>
     <w:family w:val="swiss"/>
     <w:pitch w:val="variable"/>
     <w:sig w:usb0="20000287" w:usb1="00000003" w:usb2="00000000" w:usb3="00000000" w:csb0="0000019F" w:csb1="00000000"/>
   </w:font>
   <w:font w:name="Aptos Display">
+    <w:altName w:val="Calibri"/>
     <w:charset w:val="00"/>
     <w:family w:val="swiss"/>
     <w:pitch w:val="variable"/>
@@ -14384,6 +14989,20 @@
     <w:family w:val="roman"/>
     <w:pitch w:val="variable"/>
     <w:sig w:usb0="E00006FF" w:usb1="420024FF" w:usb2="02000000" w:usb3="00000000" w:csb0="0000019F" w:csb1="00000000"/>
+  </w:font>
+  <w:font w:name="Calibri">
+    <w:panose1 w:val="020F0502020204030204"/>
+    <w:charset w:val="CC"/>
+    <w:family w:val="swiss"/>
+    <w:pitch w:val="variable"/>
+    <w:sig w:usb0="E4002EFF" w:usb1="C200247B" w:usb2="00000009" w:usb3="00000000" w:csb0="000001FF" w:csb1="00000000"/>
+  </w:font>
+  <w:font w:name="Calibri Light">
+    <w:panose1 w:val="020F0302020204030204"/>
+    <w:charset w:val="CC"/>
+    <w:family w:val="swiss"/>
+    <w:pitch w:val="variable"/>
+    <w:sig w:usb0="E4002EFF" w:usb1="C200247B" w:usb2="00000009" w:usb3="00000000" w:csb0="000001FF" w:csb1="00000000"/>
   </w:font>
 </w:fonts>
 </file>
@@ -14407,6 +15026,8 @@
     <w:rsid w:val="00260692"/>
     <w:rsid w:val="006F46C1"/>
     <w:rsid w:val="008B5389"/>
+    <w:rsid w:val="00BE41C3"/>
+    <w:rsid w:val="00E30DE2"/>
   </w:rsids>
   <m:mathPr>
     <m:mathFont m:val="Cambria Math"/>
